--- a/Evidence/TestReport.docx
+++ b/Evidence/TestReport.docx
@@ -13149,11 +13149,443 @@
     <w:p>
       <w:pPr>
         <w:rPr>
-          <w:rFonts w:ascii="Calibri" w:hAnsi="Calibri" w:cs="Calibri"/>
+          <w:rFonts w:cs="Calibri"/>
+          <w:b/>
+          <w:bCs/>
         </w:rPr>
       </w:pPr>
+      <w:r>
+        <w:rPr>
+          <w:rFonts w:cs="Calibri"/>
+          <w:b/>
+          <w:bCs/>
+        </w:rPr>
+        <w:t>Build Output:</w:t>
+      </w:r>
     </w:p>
-    <w:p/>
+    <w:p>
+      <w:pPr>
+        <w:pStyle w:val="ListParagraph"/>
+        <w:numPr>
+          <w:ilvl w:val="0"/>
+          <w:numId w:val="18"/>
+        </w:numPr>
+        <w:rPr>
+          <w:b/>
+          <w:bCs/>
+        </w:rPr>
+      </w:pPr>
+      <w:r>
+        <w:rPr>
+          <w:b/>
+          <w:bCs/>
+        </w:rPr>
+        <w:t xml:space="preserve">Interactive </w:t>
+      </w:r>
+      <w:proofErr w:type="spellStart"/>
+      <w:r>
+        <w:rPr>
+          <w:b/>
+          <w:bCs/>
+        </w:rPr>
+        <w:t>WebAssembly</w:t>
+      </w:r>
+      <w:proofErr w:type="spellEnd"/>
+      <w:r>
+        <w:rPr>
+          <w:b/>
+          <w:bCs/>
+        </w:rPr>
+        <w:t>:</w:t>
+      </w:r>
+    </w:p>
+    <w:p>
+      <w:pPr>
+        <w:pStyle w:val="ListParagraph"/>
+        <w:rPr>
+          <w:b/>
+          <w:bCs/>
+        </w:rPr>
+      </w:pPr>
+      <w:r>
+        <w:rPr>
+          <w:b/>
+          <w:bCs/>
+        </w:rPr>
+        <w:drawing>
+          <wp:inline distT="0" distB="0" distL="0" distR="0" wp14:anchorId="2CA3340E" wp14:editId="294E62B1">
+            <wp:extent cx="4945380" cy="3142641"/>
+            <wp:effectExtent l="0" t="0" r="7620" b="635"/>
+            <wp:docPr id="1111416169" name="Picture 1"/>
+            <wp:cNvGraphicFramePr>
+              <a:graphicFrameLocks xmlns:a="http://schemas.openxmlformats.org/drawingml/2006/main" noChangeAspect="1"/>
+            </wp:cNvGraphicFramePr>
+            <a:graphic xmlns:a="http://schemas.openxmlformats.org/drawingml/2006/main">
+              <a:graphicData uri="http://schemas.openxmlformats.org/drawingml/2006/picture">
+                <pic:pic xmlns:pic="http://schemas.openxmlformats.org/drawingml/2006/picture">
+                  <pic:nvPicPr>
+                    <pic:cNvPr id="1111416169" name=""/>
+                    <pic:cNvPicPr/>
+                  </pic:nvPicPr>
+                  <pic:blipFill>
+                    <a:blip r:embed="rId7"/>
+                    <a:stretch>
+                      <a:fillRect/>
+                    </a:stretch>
+                  </pic:blipFill>
+                  <pic:spPr>
+                    <a:xfrm>
+                      <a:off x="0" y="0"/>
+                      <a:ext cx="4951435" cy="3146489"/>
+                    </a:xfrm>
+                    <a:prstGeom prst="rect">
+                      <a:avLst/>
+                    </a:prstGeom>
+                  </pic:spPr>
+                </pic:pic>
+              </a:graphicData>
+            </a:graphic>
+          </wp:inline>
+        </w:drawing>
+      </w:r>
+    </w:p>
+    <w:p>
+      <w:pPr>
+        <w:pStyle w:val="ListParagraph"/>
+        <w:numPr>
+          <w:ilvl w:val="0"/>
+          <w:numId w:val="18"/>
+        </w:numPr>
+        <w:rPr>
+          <w:b/>
+          <w:bCs/>
+        </w:rPr>
+      </w:pPr>
+      <w:r>
+        <w:rPr>
+          <w:b/>
+          <w:bCs/>
+        </w:rPr>
+        <w:lastRenderedPageBreak/>
+        <w:t xml:space="preserve">Standalone </w:t>
+      </w:r>
+      <w:proofErr w:type="spellStart"/>
+      <w:r>
+        <w:rPr>
+          <w:b/>
+          <w:bCs/>
+        </w:rPr>
+        <w:t>WebAssembly</w:t>
+      </w:r>
+      <w:proofErr w:type="spellEnd"/>
+      <w:r>
+        <w:rPr>
+          <w:b/>
+          <w:bCs/>
+        </w:rPr>
+        <w:t>:</w:t>
+      </w:r>
+    </w:p>
+    <w:p>
+      <w:pPr>
+        <w:pStyle w:val="ListParagraph"/>
+        <w:rPr>
+          <w:b/>
+          <w:bCs/>
+        </w:rPr>
+      </w:pPr>
+      <w:r>
+        <w:rPr>
+          <w:b/>
+          <w:bCs/>
+        </w:rPr>
+        <w:drawing>
+          <wp:inline distT="0" distB="0" distL="0" distR="0" wp14:anchorId="6C3F396C" wp14:editId="62FAE8DB">
+            <wp:extent cx="5943600" cy="2822575"/>
+            <wp:effectExtent l="0" t="0" r="0" b="0"/>
+            <wp:docPr id="1024652903" name="Picture 1"/>
+            <wp:cNvGraphicFramePr>
+              <a:graphicFrameLocks xmlns:a="http://schemas.openxmlformats.org/drawingml/2006/main" noChangeAspect="1"/>
+            </wp:cNvGraphicFramePr>
+            <a:graphic xmlns:a="http://schemas.openxmlformats.org/drawingml/2006/main">
+              <a:graphicData uri="http://schemas.openxmlformats.org/drawingml/2006/picture">
+                <pic:pic xmlns:pic="http://schemas.openxmlformats.org/drawingml/2006/picture">
+                  <pic:nvPicPr>
+                    <pic:cNvPr id="1024652903" name=""/>
+                    <pic:cNvPicPr/>
+                  </pic:nvPicPr>
+                  <pic:blipFill>
+                    <a:blip r:embed="rId8"/>
+                    <a:stretch>
+                      <a:fillRect/>
+                    </a:stretch>
+                  </pic:blipFill>
+                  <pic:spPr>
+                    <a:xfrm>
+                      <a:off x="0" y="0"/>
+                      <a:ext cx="5943600" cy="2822575"/>
+                    </a:xfrm>
+                    <a:prstGeom prst="rect">
+                      <a:avLst/>
+                    </a:prstGeom>
+                  </pic:spPr>
+                </pic:pic>
+              </a:graphicData>
+            </a:graphic>
+          </wp:inline>
+        </w:drawing>
+      </w:r>
+    </w:p>
+    <w:p>
+      <w:pPr>
+        <w:pStyle w:val="ListParagraph"/>
+        <w:numPr>
+          <w:ilvl w:val="0"/>
+          <w:numId w:val="18"/>
+        </w:numPr>
+        <w:rPr>
+          <w:b/>
+          <w:bCs/>
+        </w:rPr>
+      </w:pPr>
+      <w:r>
+        <w:rPr>
+          <w:b/>
+          <w:bCs/>
+        </w:rPr>
+        <w:t xml:space="preserve">Interactive </w:t>
+      </w:r>
+      <w:proofErr w:type="spellStart"/>
+      <w:proofErr w:type="gramStart"/>
+      <w:r>
+        <w:rPr>
+          <w:b/>
+          <w:bCs/>
+        </w:rPr>
+        <w:t>WebAssembly</w:t>
+      </w:r>
+      <w:proofErr w:type="spellEnd"/>
+      <w:r>
+        <w:rPr>
+          <w:b/>
+          <w:bCs/>
+        </w:rPr>
+        <w:t>(</w:t>
+      </w:r>
+      <w:proofErr w:type="gramEnd"/>
+      <w:r>
+        <w:rPr>
+          <w:b/>
+          <w:bCs/>
+        </w:rPr>
+        <w:t>Published):</w:t>
+      </w:r>
+    </w:p>
+    <w:p>
+      <w:pPr>
+        <w:pStyle w:val="ListParagraph"/>
+        <w:rPr>
+          <w:b/>
+          <w:bCs/>
+        </w:rPr>
+      </w:pPr>
+      <w:r>
+        <w:rPr>
+          <w:b/>
+          <w:bCs/>
+        </w:rPr>
+        <w:drawing>
+          <wp:inline distT="0" distB="0" distL="0" distR="0" wp14:anchorId="27ECA594" wp14:editId="4452CA61">
+            <wp:extent cx="5943600" cy="4570730"/>
+            <wp:effectExtent l="0" t="0" r="0" b="1270"/>
+            <wp:docPr id="202329941" name="Picture 1"/>
+            <wp:cNvGraphicFramePr>
+              <a:graphicFrameLocks xmlns:a="http://schemas.openxmlformats.org/drawingml/2006/main" noChangeAspect="1"/>
+            </wp:cNvGraphicFramePr>
+            <a:graphic xmlns:a="http://schemas.openxmlformats.org/drawingml/2006/main">
+              <a:graphicData uri="http://schemas.openxmlformats.org/drawingml/2006/picture">
+                <pic:pic xmlns:pic="http://schemas.openxmlformats.org/drawingml/2006/picture">
+                  <pic:nvPicPr>
+                    <pic:cNvPr id="202329941" name=""/>
+                    <pic:cNvPicPr/>
+                  </pic:nvPicPr>
+                  <pic:blipFill>
+                    <a:blip r:embed="rId9"/>
+                    <a:stretch>
+                      <a:fillRect/>
+                    </a:stretch>
+                  </pic:blipFill>
+                  <pic:spPr>
+                    <a:xfrm>
+                      <a:off x="0" y="0"/>
+                      <a:ext cx="5943600" cy="4570730"/>
+                    </a:xfrm>
+                    <a:prstGeom prst="rect">
+                      <a:avLst/>
+                    </a:prstGeom>
+                  </pic:spPr>
+                </pic:pic>
+              </a:graphicData>
+            </a:graphic>
+          </wp:inline>
+        </w:drawing>
+      </w:r>
+    </w:p>
+    <w:p>
+      <w:pPr>
+        <w:pStyle w:val="ListParagraph"/>
+        <w:rPr>
+          <w:b/>
+          <w:bCs/>
+        </w:rPr>
+      </w:pPr>
+    </w:p>
+    <w:p>
+      <w:pPr>
+        <w:pStyle w:val="ListParagraph"/>
+        <w:numPr>
+          <w:ilvl w:val="0"/>
+          <w:numId w:val="18"/>
+        </w:numPr>
+        <w:rPr>
+          <w:b/>
+          <w:bCs/>
+        </w:rPr>
+      </w:pPr>
+      <w:r>
+        <w:rPr>
+          <w:b/>
+          <w:bCs/>
+        </w:rPr>
+        <w:lastRenderedPageBreak/>
+        <w:t xml:space="preserve">Standalone </w:t>
+      </w:r>
+      <w:proofErr w:type="spellStart"/>
+      <w:proofErr w:type="gramStart"/>
+      <w:r>
+        <w:rPr>
+          <w:b/>
+          <w:bCs/>
+        </w:rPr>
+        <w:t>WebAssembly</w:t>
+      </w:r>
+      <w:proofErr w:type="spellEnd"/>
+      <w:r>
+        <w:rPr>
+          <w:b/>
+          <w:bCs/>
+        </w:rPr>
+        <w:t>(</w:t>
+      </w:r>
+      <w:proofErr w:type="gramEnd"/>
+      <w:r>
+        <w:rPr>
+          <w:b/>
+          <w:bCs/>
+        </w:rPr>
+        <w:t>Published)</w:t>
+      </w:r>
+    </w:p>
+    <w:p>
+      <w:pPr>
+        <w:rPr>
+          <w:b/>
+          <w:bCs/>
+        </w:rPr>
+      </w:pPr>
+      <w:r>
+        <w:rPr>
+          <w:b/>
+          <w:bCs/>
+        </w:rPr>
+        <w:drawing>
+          <wp:inline distT="0" distB="0" distL="0" distR="0" wp14:anchorId="745A3EDA" wp14:editId="45540EFD">
+            <wp:extent cx="5943600" cy="4425950"/>
+            <wp:effectExtent l="0" t="0" r="0" b="0"/>
+            <wp:docPr id="848786750" name="Picture 1"/>
+            <wp:cNvGraphicFramePr>
+              <a:graphicFrameLocks xmlns:a="http://schemas.openxmlformats.org/drawingml/2006/main" noChangeAspect="1"/>
+            </wp:cNvGraphicFramePr>
+            <a:graphic xmlns:a="http://schemas.openxmlformats.org/drawingml/2006/main">
+              <a:graphicData uri="http://schemas.openxmlformats.org/drawingml/2006/picture">
+                <pic:pic xmlns:pic="http://schemas.openxmlformats.org/drawingml/2006/picture">
+                  <pic:nvPicPr>
+                    <pic:cNvPr id="848786750" name=""/>
+                    <pic:cNvPicPr/>
+                  </pic:nvPicPr>
+                  <pic:blipFill>
+                    <a:blip r:embed="rId10"/>
+                    <a:stretch>
+                      <a:fillRect/>
+                    </a:stretch>
+                  </pic:blipFill>
+                  <pic:spPr>
+                    <a:xfrm>
+                      <a:off x="0" y="0"/>
+                      <a:ext cx="5943600" cy="4425950"/>
+                    </a:xfrm>
+                    <a:prstGeom prst="rect">
+                      <a:avLst/>
+                    </a:prstGeom>
+                  </pic:spPr>
+                </pic:pic>
+              </a:graphicData>
+            </a:graphic>
+          </wp:inline>
+        </w:drawing>
+      </w:r>
+    </w:p>
+    <w:p>
+      <w:pPr>
+        <w:rPr>
+          <w:b/>
+          <w:bCs/>
+        </w:rPr>
+      </w:pPr>
+    </w:p>
+    <w:p>
+      <w:pPr>
+        <w:rPr>
+          <w:b/>
+          <w:bCs/>
+        </w:rPr>
+      </w:pPr>
+      <w:r>
+        <w:rPr>
+          <w:b/>
+          <w:bCs/>
+        </w:rPr>
+        <w:t>Console Errors:</w:t>
+      </w:r>
+    </w:p>
+    <w:p>
+      <w:r>
+        <w:rPr>
+          <w:b/>
+          <w:bCs/>
+        </w:rPr>
+        <w:tab/>
+      </w:r>
+      <w:r>
+        <w:t xml:space="preserve">No Console errors were observed during the validation testing of all the </w:t>
+      </w:r>
+      <w:proofErr w:type="gramStart"/>
+      <w:r>
+        <w:t>testcases</w:t>
+      </w:r>
+      <w:proofErr w:type="gramEnd"/>
+      <w:r>
+        <w:t xml:space="preserve"> </w:t>
+      </w:r>
+      <w:proofErr w:type="gramStart"/>
+      <w:r>
+        <w:t>and also</w:t>
+      </w:r>
+      <w:proofErr w:type="gramEnd"/>
+      <w:r>
+        <w:t xml:space="preserve"> captured the console while testing for all the configurations.</w:t>
+      </w:r>
+    </w:p>
     <w:sectPr>
       <w:pgSz w:w="12240" w:h="15840"/>
       <w:pgMar w:top="1440" w:right="1440" w:bottom="1440" w:left="1440" w:header="720" w:footer="720" w:gutter="0"/>
@@ -14715,6 +15147,95 @@
     </w:lvl>
   </w:abstractNum>
   <w:abstractNum w:abstractNumId="12" w15:restartNumberingAfterBreak="0">
+    <w:nsid w:val="52FF4BD1"/>
+    <w:multiLevelType w:val="hybridMultilevel"/>
+    <w:tmpl w:val="8676EB22"/>
+    <w:lvl w:ilvl="0" w:tplc="17CC3982">
+      <w:start w:val="1"/>
+      <w:numFmt w:val="decimal"/>
+      <w:lvlText w:val="%1."/>
+      <w:lvlJc w:val="left"/>
+      <w:pPr>
+        <w:ind w:left="720" w:hanging="360"/>
+      </w:pPr>
+      <w:rPr>
+        <w:rFonts w:cs="Calibri" w:hint="default"/>
+      </w:rPr>
+    </w:lvl>
+    <w:lvl w:ilvl="1" w:tplc="04090019" w:tentative="1">
+      <w:start w:val="1"/>
+      <w:numFmt w:val="lowerLetter"/>
+      <w:lvlText w:val="%2."/>
+      <w:lvlJc w:val="left"/>
+      <w:pPr>
+        <w:ind w:left="1440" w:hanging="360"/>
+      </w:pPr>
+    </w:lvl>
+    <w:lvl w:ilvl="2" w:tplc="0409001B" w:tentative="1">
+      <w:start w:val="1"/>
+      <w:numFmt w:val="lowerRoman"/>
+      <w:lvlText w:val="%3."/>
+      <w:lvlJc w:val="right"/>
+      <w:pPr>
+        <w:ind w:left="2160" w:hanging="180"/>
+      </w:pPr>
+    </w:lvl>
+    <w:lvl w:ilvl="3" w:tplc="0409000F" w:tentative="1">
+      <w:start w:val="1"/>
+      <w:numFmt w:val="decimal"/>
+      <w:lvlText w:val="%4."/>
+      <w:lvlJc w:val="left"/>
+      <w:pPr>
+        <w:ind w:left="2880" w:hanging="360"/>
+      </w:pPr>
+    </w:lvl>
+    <w:lvl w:ilvl="4" w:tplc="04090019" w:tentative="1">
+      <w:start w:val="1"/>
+      <w:numFmt w:val="lowerLetter"/>
+      <w:lvlText w:val="%5."/>
+      <w:lvlJc w:val="left"/>
+      <w:pPr>
+        <w:ind w:left="3600" w:hanging="360"/>
+      </w:pPr>
+    </w:lvl>
+    <w:lvl w:ilvl="5" w:tplc="0409001B" w:tentative="1">
+      <w:start w:val="1"/>
+      <w:numFmt w:val="lowerRoman"/>
+      <w:lvlText w:val="%6."/>
+      <w:lvlJc w:val="right"/>
+      <w:pPr>
+        <w:ind w:left="4320" w:hanging="180"/>
+      </w:pPr>
+    </w:lvl>
+    <w:lvl w:ilvl="6" w:tplc="0409000F" w:tentative="1">
+      <w:start w:val="1"/>
+      <w:numFmt w:val="decimal"/>
+      <w:lvlText w:val="%7."/>
+      <w:lvlJc w:val="left"/>
+      <w:pPr>
+        <w:ind w:left="5040" w:hanging="360"/>
+      </w:pPr>
+    </w:lvl>
+    <w:lvl w:ilvl="7" w:tplc="04090019" w:tentative="1">
+      <w:start w:val="1"/>
+      <w:numFmt w:val="lowerLetter"/>
+      <w:lvlText w:val="%8."/>
+      <w:lvlJc w:val="left"/>
+      <w:pPr>
+        <w:ind w:left="5760" w:hanging="360"/>
+      </w:pPr>
+    </w:lvl>
+    <w:lvl w:ilvl="8" w:tplc="0409001B" w:tentative="1">
+      <w:start w:val="1"/>
+      <w:numFmt w:val="lowerRoman"/>
+      <w:lvlText w:val="%9."/>
+      <w:lvlJc w:val="right"/>
+      <w:pPr>
+        <w:ind w:left="6480" w:hanging="180"/>
+      </w:pPr>
+    </w:lvl>
+  </w:abstractNum>
+  <w:abstractNum w:abstractNumId="13" w15:restartNumberingAfterBreak="0">
     <w:nsid w:val="574B0D81"/>
     <w:multiLevelType w:val="multilevel"/>
     <w:tmpl w:val="68D66780"/>
@@ -14863,7 +15384,7 @@
       </w:rPr>
     </w:lvl>
   </w:abstractNum>
-  <w:abstractNum w:abstractNumId="13" w15:restartNumberingAfterBreak="0">
+  <w:abstractNum w:abstractNumId="14" w15:restartNumberingAfterBreak="0">
     <w:nsid w:val="612D4598"/>
     <w:multiLevelType w:val="multilevel"/>
     <w:tmpl w:val="3968B29C"/>
@@ -15012,7 +15533,7 @@
       </w:rPr>
     </w:lvl>
   </w:abstractNum>
-  <w:abstractNum w:abstractNumId="14" w15:restartNumberingAfterBreak="0">
+  <w:abstractNum w:abstractNumId="15" w15:restartNumberingAfterBreak="0">
     <w:nsid w:val="7A404A54"/>
     <w:multiLevelType w:val="multilevel"/>
     <w:tmpl w:val="72521088"/>
@@ -15161,7 +15682,7 @@
       </w:rPr>
     </w:lvl>
   </w:abstractNum>
-  <w:abstractNum w:abstractNumId="15" w15:restartNumberingAfterBreak="0">
+  <w:abstractNum w:abstractNumId="16" w15:restartNumberingAfterBreak="0">
     <w:nsid w:val="7BFF2904"/>
     <w:multiLevelType w:val="multilevel"/>
     <w:tmpl w:val="5A0CF28A"/>
@@ -15310,7 +15831,7 @@
       </w:rPr>
     </w:lvl>
   </w:abstractNum>
-  <w:abstractNum w:abstractNumId="16" w15:restartNumberingAfterBreak="0">
+  <w:abstractNum w:abstractNumId="17" w15:restartNumberingAfterBreak="0">
     <w:nsid w:val="7DDF1F26"/>
     <w:multiLevelType w:val="multilevel"/>
     <w:tmpl w:val="546636FA"/>
@@ -15436,10 +15957,10 @@
     <w:abstractNumId w:val="2"/>
   </w:num>
   <w:num w:numId="5" w16cid:durableId="334066916">
-    <w:abstractNumId w:val="15"/>
+    <w:abstractNumId w:val="16"/>
   </w:num>
   <w:num w:numId="6" w16cid:durableId="1419717010">
-    <w:abstractNumId w:val="13"/>
+    <w:abstractNumId w:val="14"/>
   </w:num>
   <w:num w:numId="7" w16cid:durableId="1273324034">
     <w:abstractNumId w:val="1"/>
@@ -15448,10 +15969,10 @@
     <w:abstractNumId w:val="4"/>
   </w:num>
   <w:num w:numId="9" w16cid:durableId="1326477521">
-    <w:abstractNumId w:val="16"/>
+    <w:abstractNumId w:val="17"/>
   </w:num>
   <w:num w:numId="10" w16cid:durableId="211623003">
-    <w:abstractNumId w:val="12"/>
+    <w:abstractNumId w:val="13"/>
   </w:num>
   <w:num w:numId="11" w16cid:durableId="1487359741">
     <w:abstractNumId w:val="0"/>
@@ -15469,10 +15990,13 @@
     <w:abstractNumId w:val="3"/>
   </w:num>
   <w:num w:numId="16" w16cid:durableId="1360353693">
-    <w:abstractNumId w:val="14"/>
+    <w:abstractNumId w:val="15"/>
   </w:num>
   <w:num w:numId="17" w16cid:durableId="634027359">
     <w:abstractNumId w:val="7"/>
+  </w:num>
+  <w:num w:numId="18" w16cid:durableId="2124642415">
+    <w:abstractNumId w:val="12"/>
   </w:num>
 </w:numbering>
 </file>

--- a/Evidence/TestReport.docx
+++ b/Evidence/TestReport.docx
@@ -5440,7 +5440,7 @@
               <w:t xml:space="preserve"> </w:t>
             </w:r>
             <w:r>
-              <w:t>Works Properly</w:t>
+              <w:t>Failed</w:t>
             </w:r>
           </w:p>
         </w:tc>
@@ -5463,7 +5463,7 @@
           </w:tcPr>
           <w:p>
             <w:r>
-              <w:t>Creation reports Cancelled promptly, status remains No client, and no abandoned worker remains. A later normal creation and Fast invocation succeed.</w:t>
+              <w:t>Creation returns Cancelled and UI shows No client, but worker count remains 1 after cancellation.</w:t>
             </w:r>
           </w:p>
         </w:tc>
@@ -5554,7 +5554,7 @@
               <w:t xml:space="preserve">: </w:t>
             </w:r>
             <w:r>
-              <w:t>Works Properly</w:t>
+              <w:t>Failed</w:t>
             </w:r>
           </w:p>
         </w:tc>
@@ -5678,7 +5678,7 @@
               <w:t xml:space="preserve"> </w:t>
             </w:r>
             <w:r>
-              <w:t>Works Properly</w:t>
+              <w:t>Failed</w:t>
             </w:r>
           </w:p>
         </w:tc>
@@ -5805,7 +5805,7 @@
               <w:t xml:space="preserve"> </w:t>
             </w:r>
             <w:r>
-              <w:t>Works Properly</w:t>
+              <w:t>Failed</w:t>
             </w:r>
           </w:p>
         </w:tc>
@@ -10712,7 +10712,7 @@
               <w:t xml:space="preserve"> </w:t>
             </w:r>
             <w:r>
-              <w:t>Works Properly</w:t>
+              <w:t>Failed</w:t>
             </w:r>
           </w:p>
         </w:tc>
@@ -10744,7 +10744,7 @@
               <w:rPr>
                 <w:rFonts w:cs="Calibri"/>
               </w:rPr>
-              <w:t>Concurrent timeout B reports </w:t>
+              <w:t xml:space="preserve">A: Returned, B: </w:t>
             </w:r>
             <w:proofErr w:type="spellStart"/>
             <w:r>
@@ -10758,7 +10758,21 @@
               <w:rPr>
                 <w:rFonts w:cs="Calibri"/>
               </w:rPr>
-              <w:t>; A and C report Returned. Fast also returns. Any peer timeout, missing peer result, or hang is a product failure.</w:t>
+              <w:t xml:space="preserve">, C: </w:t>
+            </w:r>
+            <w:proofErr w:type="spellStart"/>
+            <w:r>
+              <w:rPr>
+                <w:rFonts w:cs="Calibri"/>
+              </w:rPr>
+              <w:t>TimedOut</w:t>
+            </w:r>
+            <w:proofErr w:type="spellEnd"/>
+            <w:r>
+              <w:rPr>
+                <w:rFonts w:cs="Calibri"/>
+              </w:rPr>
+              <w:t>. The assertion reports Failed.</w:t>
             </w:r>
           </w:p>
         </w:tc>
@@ -10872,7 +10886,7 @@
               <w:t xml:space="preserve">: </w:t>
             </w:r>
             <w:r>
-              <w:t>Works Properly</w:t>
+              <w:t>Failed</w:t>
             </w:r>
           </w:p>
         </w:tc>
@@ -11025,7 +11039,7 @@
               <w:t xml:space="preserve"> </w:t>
             </w:r>
             <w:r>
-              <w:t>Works Properly</w:t>
+              <w:t>Failed</w:t>
             </w:r>
           </w:p>
         </w:tc>
@@ -11175,21 +11189,13 @@
                 <w:b/>
                 <w:bCs/>
               </w:rPr>
-              <w:t>P</w:t>
-            </w:r>
-            <w:r>
-              <w:rPr>
-                <w:b/>
-                <w:bCs/>
-              </w:rPr>
-              <w:lastRenderedPageBreak/>
-              <w:t>ublished):</w:t>
+              <w:t>Published):</w:t>
             </w:r>
             <w:r>
               <w:t xml:space="preserve"> </w:t>
             </w:r>
             <w:r>
-              <w:t>Works Properly</w:t>
+              <w:t>Failed</w:t>
             </w:r>
           </w:p>
         </w:tc>
@@ -11243,6 +11249,7 @@
               <w:rPr>
                 <w:rFonts w:cs="Calibri"/>
               </w:rPr>
+              <w:lastRenderedPageBreak/>
               <w:t>TC-19</w:t>
             </w:r>
           </w:p>
@@ -12012,14 +12019,7 @@
               <w:rPr>
                 <w:rFonts w:cs="Calibri"/>
               </w:rPr>
-              <w:t>Verify component teardown cleans up a worker when the user navigat</w:t>
-            </w:r>
-            <w:r>
-              <w:rPr>
-                <w:rFonts w:cs="Calibri"/>
-              </w:rPr>
-              <w:lastRenderedPageBreak/>
-              <w:t>es away.</w:t>
+              <w:t>Verify component teardown cleans up a worker when the user navigates away.</w:t>
             </w:r>
           </w:p>
         </w:tc>
@@ -12051,7 +12051,6 @@
               <w:rPr>
                 <w:rFonts w:asciiTheme="minorHAnsi" w:hAnsiTheme="minorHAnsi" w:cs="Calibri"/>
               </w:rPr>
-              <w:lastRenderedPageBreak/>
               <w:t>1. Create a client.</w:t>
             </w:r>
           </w:p>
@@ -12657,6 +12656,7 @@
               <w:rPr>
                 <w:rFonts w:cs="Calibri"/>
               </w:rPr>
+              <w:lastRenderedPageBreak/>
               <w:t>TC-21</w:t>
             </w:r>
           </w:p>
@@ -13526,67 +13526,33 @@
               <w:rPr>
                 <w:rFonts w:cs="Calibri"/>
               </w:rPr>
-              <w:t xml:space="preserve">TC-22 is an aggregate comparison of the configuration-specific recordings and is not a separately executed scenario. Its evidence consists of TC-01 through TC-21 </w:t>
+              <w:t>TC-22 is an aggregate comparison of the configuration-specific recordings and is not a separately executed scenario. Its evidence consists of TC-01 through TC-21 under InteractiveWebAssembly, StandaloneWebAssembly, PublishedInteractiveWASM, and </w:t>
+            </w:r>
+            <w:proofErr w:type="spellStart"/>
+            <w:r>
+              <w:rPr>
+                <w:rFonts w:cs="Calibri"/>
+              </w:rPr>
+              <w:t>PublishedOutputStandalone</w:t>
+            </w:r>
+            <w:proofErr w:type="spellEnd"/>
+            <w:r>
+              <w:rPr>
+                <w:rFonts w:cs="Calibri"/>
+              </w:rPr>
+              <w:t>.</w:t>
+            </w:r>
+            <w:r>
+              <w:rPr>
+                <w:rFonts w:cs="Calibri"/>
+              </w:rPr>
+              <w:br/>
             </w:r>
             <w:r>
               <w:rPr>
                 <w:rFonts w:cs="Calibri"/>
               </w:rPr>
               <w:lastRenderedPageBreak/>
-              <w:t>under InteractiveWebAssembly, </w:t>
-            </w:r>
-            <w:proofErr w:type="spellStart"/>
-            <w:r>
-              <w:rPr>
-                <w:rFonts w:cs="Calibri"/>
-              </w:rPr>
-              <w:t>StandaloneWebAssembly</w:t>
-            </w:r>
-            <w:proofErr w:type="spellEnd"/>
-            <w:r>
-              <w:rPr>
-                <w:rFonts w:cs="Calibri"/>
-              </w:rPr>
-              <w:t>, </w:t>
-            </w:r>
-            <w:proofErr w:type="spellStart"/>
-            <w:r>
-              <w:rPr>
-                <w:rFonts w:cs="Calibri"/>
-              </w:rPr>
-              <w:t>PublishedInteractiveWASM</w:t>
-            </w:r>
-            <w:proofErr w:type="spellEnd"/>
-            <w:r>
-              <w:rPr>
-                <w:rFonts w:cs="Calibri"/>
-              </w:rPr>
-              <w:t>, and </w:t>
-            </w:r>
-            <w:proofErr w:type="spellStart"/>
-            <w:r>
-              <w:rPr>
-                <w:rFonts w:cs="Calibri"/>
-              </w:rPr>
-              <w:t>PublishedOutputStandalone</w:t>
-            </w:r>
-            <w:proofErr w:type="spellEnd"/>
-            <w:r>
-              <w:rPr>
-                <w:rFonts w:cs="Calibri"/>
-              </w:rPr>
-              <w:t>.</w:t>
-            </w:r>
-            <w:r>
-              <w:rPr>
-                <w:rFonts w:cs="Calibri"/>
-              </w:rPr>
-              <w:br/>
-            </w:r>
-            <w:r>
-              <w:rPr>
-                <w:rFonts w:cs="Calibri"/>
-              </w:rPr>
               <w:br/>
             </w:r>
           </w:p>
@@ -14827,7 +14793,6 @@
               <w:rPr>
                 <w:rFonts w:cs="Calibri"/>
               </w:rPr>
-              <w:lastRenderedPageBreak/>
               <w:t>Disposal settles pending invocation</w:t>
             </w:r>
           </w:p>
@@ -15914,7 +15879,6 @@
           <w:b/>
           <w:bCs/>
         </w:rPr>
-        <w:lastRenderedPageBreak/>
         <w:t xml:space="preserve">Standalone </w:t>
       </w:r>
       <w:proofErr w:type="spellStart"/>
@@ -15948,6 +15912,7 @@
           <w:bCs/>
           <w:noProof/>
         </w:rPr>
+        <w:lastRenderedPageBreak/>
         <w:drawing>
           <wp:inline distT="0" distB="0" distL="0" distR="0" wp14:anchorId="6C3F396C" wp14:editId="62FAE8DB">
             <wp:extent cx="5943600" cy="2822575"/>
@@ -16107,7 +16072,6 @@
           <w:b/>
           <w:bCs/>
         </w:rPr>
-        <w:lastRenderedPageBreak/>
         <w:t xml:space="preserve">Standalone </w:t>
       </w:r>
       <w:proofErr w:type="spellStart"/>
@@ -16149,6 +16113,7 @@
           <w:bCs/>
           <w:noProof/>
         </w:rPr>
+        <w:lastRenderedPageBreak/>
         <w:drawing>
           <wp:inline distT="0" distB="0" distL="0" distR="0" wp14:anchorId="745A3EDA" wp14:editId="45540EFD">
             <wp:extent cx="5943600" cy="4425950"/>
@@ -16237,6 +16202,305 @@
         <w:t xml:space="preserve"> captured the console while testing for all the configurations.</w:t>
       </w:r>
     </w:p>
+    <w:p/>
+    <w:p>
+      <w:pPr>
+        <w:rPr>
+          <w:b/>
+          <w:bCs/>
+        </w:rPr>
+      </w:pPr>
+      <w:r>
+        <w:rPr>
+          <w:b/>
+          <w:bCs/>
+        </w:rPr>
+        <w:t>Problems:</w:t>
+      </w:r>
+    </w:p>
+    <w:tbl>
+      <w:tblPr>
+        <w:tblW w:w="0" w:type="auto"/>
+        <w:tblCellSpacing w:w="15" w:type="dxa"/>
+        <w:tblBorders>
+          <w:top w:val="single" w:sz="4" w:space="0" w:color="auto"/>
+          <w:left w:val="single" w:sz="4" w:space="0" w:color="auto"/>
+          <w:bottom w:val="single" w:sz="4" w:space="0" w:color="auto"/>
+          <w:right w:val="single" w:sz="4" w:space="0" w:color="auto"/>
+          <w:insideH w:val="single" w:sz="4" w:space="0" w:color="auto"/>
+          <w:insideV w:val="single" w:sz="4" w:space="0" w:color="auto"/>
+        </w:tblBorders>
+        <w:tblCellMar>
+          <w:top w:w="15" w:type="dxa"/>
+          <w:left w:w="15" w:type="dxa"/>
+          <w:bottom w:w="15" w:type="dxa"/>
+          <w:right w:w="15" w:type="dxa"/>
+        </w:tblCellMar>
+        <w:tblLook w:val="04A0" w:firstRow="1" w:lastRow="0" w:firstColumn="1" w:lastColumn="0" w:noHBand="0" w:noVBand="1"/>
+      </w:tblPr>
+      <w:tblGrid>
+        <w:gridCol w:w="1595"/>
+        <w:gridCol w:w="2022"/>
+        <w:gridCol w:w="2261"/>
+        <w:gridCol w:w="3472"/>
+      </w:tblGrid>
+      <w:tr>
+        <w:trPr>
+          <w:tblHeader/>
+          <w:tblCellSpacing w:w="15" w:type="dxa"/>
+        </w:trPr>
+        <w:tc>
+          <w:tcPr>
+            <w:tcW w:w="0" w:type="auto"/>
+            <w:vAlign w:val="center"/>
+            <w:hideMark/>
+          </w:tcPr>
+          <w:p>
+            <w:pPr>
+              <w:rPr>
+                <w:b/>
+                <w:bCs/>
+              </w:rPr>
+            </w:pPr>
+            <w:r>
+              <w:rPr>
+                <w:b/>
+                <w:bCs/>
+              </w:rPr>
+              <w:t>Test case</w:t>
+            </w:r>
+          </w:p>
+        </w:tc>
+        <w:tc>
+          <w:tcPr>
+            <w:tcW w:w="0" w:type="auto"/>
+            <w:vAlign w:val="center"/>
+            <w:hideMark/>
+          </w:tcPr>
+          <w:p>
+            <w:pPr>
+              <w:rPr>
+                <w:b/>
+                <w:bCs/>
+              </w:rPr>
+            </w:pPr>
+            <w:r>
+              <w:rPr>
+                <w:b/>
+                <w:bCs/>
+              </w:rPr>
+              <w:t>Expected output</w:t>
+            </w:r>
+          </w:p>
+        </w:tc>
+        <w:tc>
+          <w:tcPr>
+            <w:tcW w:w="0" w:type="auto"/>
+            <w:vAlign w:val="center"/>
+            <w:hideMark/>
+          </w:tcPr>
+          <w:p>
+            <w:pPr>
+              <w:rPr>
+                <w:b/>
+                <w:bCs/>
+              </w:rPr>
+            </w:pPr>
+            <w:r>
+              <w:rPr>
+                <w:b/>
+                <w:bCs/>
+              </w:rPr>
+              <w:t>Actual output with original Preview 7 client</w:t>
+            </w:r>
+          </w:p>
+        </w:tc>
+        <w:tc>
+          <w:tcPr>
+            <w:tcW w:w="0" w:type="auto"/>
+            <w:vAlign w:val="center"/>
+            <w:hideMark/>
+          </w:tcPr>
+          <w:p>
+            <w:pPr>
+              <w:rPr>
+                <w:b/>
+                <w:bCs/>
+              </w:rPr>
+            </w:pPr>
+            <w:r>
+              <w:rPr>
+                <w:b/>
+                <w:bCs/>
+              </w:rPr>
+              <w:t>Failure</w:t>
+            </w:r>
+          </w:p>
+        </w:tc>
+      </w:tr>
+      <w:tr>
+        <w:trPr>
+          <w:tblCellSpacing w:w="15" w:type="dxa"/>
+        </w:trPr>
+        <w:tc>
+          <w:tcPr>
+            <w:tcW w:w="0" w:type="auto"/>
+            <w:vAlign w:val="center"/>
+            <w:hideMark/>
+          </w:tcPr>
+          <w:p>
+            <w:r>
+              <w:rPr>
+                <w:b/>
+                <w:bCs/>
+              </w:rPr>
+              <w:t>TC-09: Cancel worker creation</w:t>
+            </w:r>
+          </w:p>
+        </w:tc>
+        <w:tc>
+          <w:tcPr>
+            <w:tcW w:w="0" w:type="auto"/>
+            <w:vAlign w:val="center"/>
+            <w:hideMark/>
+          </w:tcPr>
+          <w:p>
+            <w:r>
+              <w:t xml:space="preserve">Creation returns Cancelled, UI shows No client, and worker count </w:t>
+            </w:r>
+            <w:r>
+              <w:lastRenderedPageBreak/>
+              <w:t>returns from 1 to baseline 0.</w:t>
+            </w:r>
+          </w:p>
+        </w:tc>
+        <w:tc>
+          <w:tcPr>
+            <w:tcW w:w="0" w:type="auto"/>
+            <w:vAlign w:val="center"/>
+            <w:hideMark/>
+          </w:tcPr>
+          <w:p>
+            <w:r>
+              <w:lastRenderedPageBreak/>
+              <w:t xml:space="preserve">Creation returns Cancelled and UI shows No client, but worker count </w:t>
+            </w:r>
+            <w:r>
+              <w:lastRenderedPageBreak/>
+              <w:t>remains 1 after cancellation.</w:t>
+            </w:r>
+          </w:p>
+        </w:tc>
+        <w:tc>
+          <w:tcPr>
+            <w:tcW w:w="0" w:type="auto"/>
+            <w:vAlign w:val="center"/>
+            <w:hideMark/>
+          </w:tcPr>
+          <w:p>
+            <w:r>
+              <w:lastRenderedPageBreak/>
+              <w:t xml:space="preserve">The managed wait is cancelled, but the JavaScript worker continues initializing. Because no </w:t>
+            </w:r>
+            <w:proofErr w:type="spellStart"/>
+            <w:r>
+              <w:t>WebWorkerClient</w:t>
+            </w:r>
+            <w:proofErr w:type="spellEnd"/>
+            <w:r>
+              <w:t xml:space="preserve"> is returned, </w:t>
+            </w:r>
+            <w:r>
+              <w:lastRenderedPageBreak/>
+              <w:t>the application cannot terminate the orphaned worker.</w:t>
+            </w:r>
+          </w:p>
+        </w:tc>
+      </w:tr>
+      <w:tr>
+        <w:trPr>
+          <w:tblCellSpacing w:w="15" w:type="dxa"/>
+        </w:trPr>
+        <w:tc>
+          <w:tcPr>
+            <w:tcW w:w="0" w:type="auto"/>
+            <w:vAlign w:val="center"/>
+            <w:hideMark/>
+          </w:tcPr>
+          <w:p>
+            <w:r>
+              <w:rPr>
+                <w:b/>
+                <w:bCs/>
+              </w:rPr>
+              <w:lastRenderedPageBreak/>
+              <w:t>TC-18: Concurrent timeout isolation</w:t>
+            </w:r>
+          </w:p>
+        </w:tc>
+        <w:tc>
+          <w:tcPr>
+            <w:tcW w:w="0" w:type="auto"/>
+            <w:vAlign w:val="center"/>
+            <w:hideMark/>
+          </w:tcPr>
+          <w:p>
+            <w:r>
+              <w:t xml:space="preserve">A: Returned, B: </w:t>
+            </w:r>
+            <w:proofErr w:type="spellStart"/>
+            <w:r>
+              <w:t>TimedOut</w:t>
+            </w:r>
+            <w:proofErr w:type="spellEnd"/>
+            <w:r>
+              <w:t>, C: Returned. The assertion should pass.</w:t>
+            </w:r>
+          </w:p>
+        </w:tc>
+        <w:tc>
+          <w:tcPr>
+            <w:tcW w:w="0" w:type="auto"/>
+            <w:vAlign w:val="center"/>
+            <w:hideMark/>
+          </w:tcPr>
+          <w:p>
+            <w:r>
+              <w:t xml:space="preserve">A: Returned, B: </w:t>
+            </w:r>
+            <w:proofErr w:type="spellStart"/>
+            <w:r>
+              <w:t>TimedOut</w:t>
+            </w:r>
+            <w:proofErr w:type="spellEnd"/>
+            <w:r>
+              <w:t xml:space="preserve">, C: </w:t>
+            </w:r>
+            <w:proofErr w:type="spellStart"/>
+            <w:r>
+              <w:t>TimedOut</w:t>
+            </w:r>
+            <w:proofErr w:type="spellEnd"/>
+            <w:r>
+              <w:t>. The assertion reports Failed.</w:t>
+            </w:r>
+          </w:p>
+        </w:tc>
+        <w:tc>
+          <w:tcPr>
+            <w:tcW w:w="0" w:type="auto"/>
+            <w:vAlign w:val="center"/>
+            <w:hideMark/>
+          </w:tcPr>
+          <w:p>
+            <w:r>
+              <w:t>When B times out, the timeout handler deletes the callback for the latest request, C, instead of B. C’s response is then ignored, and C eventually reaches its own timeout.</w:t>
+            </w:r>
+          </w:p>
+        </w:tc>
+      </w:tr>
+    </w:tbl>
+    <w:p/>
     <w:sectPr>
       <w:pgSz w:w="12240" w:h="15840"/>
       <w:pgMar w:top="1440" w:right="1440" w:bottom="1440" w:left="1440" w:header="720" w:footer="720" w:gutter="0"/>
@@ -19255,7 +19519,6 @@
   <w:style w:type="character" w:default="1" w:styleId="DefaultParagraphFont">
     <w:name w:val="Default Paragraph Font"/>
     <w:uiPriority w:val="1"/>
-    <w:semiHidden/>
     <w:unhideWhenUsed/>
   </w:style>
   <w:style w:type="table" w:default="1" w:styleId="TableNormal">

--- a/Evidence/TestReport.docx
+++ b/Evidence/TestReport.docx
@@ -21,29 +21,7 @@
           <w:sz w:val="40"/>
           <w:szCs w:val="40"/>
         </w:rPr>
-        <w:t xml:space="preserve">[Validation] Cancellation and timeouts on </w:t>
-      </w:r>
-      <w:proofErr w:type="spellStart"/>
-      <w:r>
-        <w:rPr>
-          <w:rFonts w:cs="Calibri"/>
-          <w:b/>
-          <w:bCs/>
-          <w:sz w:val="40"/>
-          <w:szCs w:val="40"/>
-        </w:rPr>
-        <w:t>WebWorkerClient</w:t>
-      </w:r>
-      <w:proofErr w:type="spellEnd"/>
-      <w:r>
-        <w:rPr>
-          <w:rFonts w:cs="Calibri"/>
-          <w:b/>
-          <w:bCs/>
-          <w:sz w:val="40"/>
-          <w:szCs w:val="40"/>
-        </w:rPr>
-        <w:t xml:space="preserve"> calls</w:t>
+        <w:t>[Validation] Cancellation and timeouts on WebWorkerClient calls</w:t>
       </w:r>
     </w:p>
     <w:p>
@@ -71,29 +49,7 @@
             <w:bCs/>
             <w:color w:val="auto"/>
           </w:rPr>
-          <w:t xml:space="preserve">[Validation] Cancellation and timeouts on </w:t>
-        </w:r>
-        <w:proofErr w:type="spellStart"/>
-        <w:r>
-          <w:rPr>
-            <w:rStyle w:val="Hyperlink"/>
-            <w:rFonts w:cs="Calibri"/>
-            <w:b/>
-            <w:bCs/>
-            <w:color w:val="auto"/>
-          </w:rPr>
-          <w:t>WebWorkerClient</w:t>
-        </w:r>
-        <w:proofErr w:type="spellEnd"/>
-        <w:r>
-          <w:rPr>
-            <w:rStyle w:val="Hyperlink"/>
-            <w:rFonts w:cs="Calibri"/>
-            <w:b/>
-            <w:bCs/>
-            <w:color w:val="auto"/>
-          </w:rPr>
-          <w:t xml:space="preserve"> calls</w:t>
+          <w:t>[Validation] Cancellation and timeouts on WebWorkerClient calls</w:t>
         </w:r>
       </w:hyperlink>
     </w:p>
@@ -129,16 +85,8 @@
         <w:rPr>
           <w:rFonts w:cs="Calibri"/>
         </w:rPr>
-        <w:t xml:space="preserve">Interactive </w:t>
+        <w:t>Interactive WebAssembly</w:t>
       </w:r>
-      <w:proofErr w:type="spellStart"/>
-      <w:r>
-        <w:rPr>
-          <w:rFonts w:cs="Calibri"/>
-        </w:rPr>
-        <w:t>WebAssembly</w:t>
-      </w:r>
-      <w:proofErr w:type="spellEnd"/>
     </w:p>
     <w:p>
       <w:pPr>
@@ -155,16 +103,8 @@
         <w:rPr>
           <w:rFonts w:cs="Calibri"/>
         </w:rPr>
-        <w:t xml:space="preserve">Standalone </w:t>
+        <w:t>Standalone WebAssembly</w:t>
       </w:r>
-      <w:proofErr w:type="spellStart"/>
-      <w:r>
-        <w:rPr>
-          <w:rFonts w:cs="Calibri"/>
-        </w:rPr>
-        <w:t>WebAssembly</w:t>
-      </w:r>
-      <w:proofErr w:type="spellEnd"/>
     </w:p>
     <w:p>
       <w:pPr>
@@ -181,29 +121,7 @@
         <w:rPr>
           <w:rFonts w:cs="Calibri"/>
         </w:rPr>
-        <w:t xml:space="preserve">Interactive </w:t>
-      </w:r>
-      <w:proofErr w:type="spellStart"/>
-      <w:proofErr w:type="gramStart"/>
-      <w:r>
-        <w:rPr>
-          <w:rFonts w:cs="Calibri"/>
-        </w:rPr>
-        <w:t>WebAssembly</w:t>
-      </w:r>
-      <w:proofErr w:type="spellEnd"/>
-      <w:r>
-        <w:rPr>
-          <w:rFonts w:cs="Calibri"/>
-        </w:rPr>
-        <w:t>(</w:t>
-      </w:r>
-      <w:proofErr w:type="gramEnd"/>
-      <w:r>
-        <w:rPr>
-          <w:rFonts w:cs="Calibri"/>
-        </w:rPr>
-        <w:t>Published Output)</w:t>
+        <w:t>Interactive WebAssembly(Published Output)</w:t>
       </w:r>
     </w:p>
     <w:p>
@@ -221,29 +139,7 @@
         <w:rPr>
           <w:rFonts w:cs="Calibri"/>
         </w:rPr>
-        <w:t xml:space="preserve">Standalone </w:t>
-      </w:r>
-      <w:proofErr w:type="spellStart"/>
-      <w:proofErr w:type="gramStart"/>
-      <w:r>
-        <w:rPr>
-          <w:rFonts w:cs="Calibri"/>
-        </w:rPr>
-        <w:t>WebAssembly</w:t>
-      </w:r>
-      <w:proofErr w:type="spellEnd"/>
-      <w:r>
-        <w:rPr>
-          <w:rFonts w:cs="Calibri"/>
-        </w:rPr>
-        <w:t>(</w:t>
-      </w:r>
-      <w:proofErr w:type="gramEnd"/>
-      <w:r>
-        <w:rPr>
-          <w:rFonts w:cs="Calibri"/>
-        </w:rPr>
-        <w:t>Published Output)</w:t>
+        <w:t>Standalone WebAssembly(Published Output)</w:t>
       </w:r>
     </w:p>
     <w:p>
@@ -296,18 +192,10 @@
         </w:numPr>
       </w:pPr>
       <w:r>
-        <w:t xml:space="preserve">Browser: </w:t>
-      </w:r>
-      <w:proofErr w:type="gramStart"/>
-      <w:r>
-        <w:t>Chrome</w:t>
+        <w:t>Browser: Chrome</w:t>
       </w:r>
       <w:r>
-        <w:t>(</w:t>
-      </w:r>
-      <w:proofErr w:type="gramEnd"/>
-      <w:r>
-        <w:t xml:space="preserve">Version: </w:t>
+        <w:t xml:space="preserve">(Version: </w:t>
       </w:r>
       <w:r>
         <w:t>151.0.7922.174 (Official Build) (64-bit)</w:t>
@@ -316,18 +204,10 @@
         <w:t>)</w:t>
       </w:r>
       <w:r>
-        <w:t xml:space="preserve">, </w:t>
-      </w:r>
-      <w:proofErr w:type="gramStart"/>
-      <w:r>
-        <w:t>Edge</w:t>
+        <w:t>, Edge</w:t>
       </w:r>
       <w:r>
-        <w:t>(</w:t>
-      </w:r>
-      <w:proofErr w:type="gramEnd"/>
-      <w:r>
-        <w:t xml:space="preserve">Version: </w:t>
+        <w:t xml:space="preserve">(Version: </w:t>
       </w:r>
       <w:r>
         <w:t>152.0.4191.53 (Official build) (64-bit)</w:t>
@@ -349,37 +229,31 @@
           <w:rPr>
             <w:rStyle w:val="Hyperlink"/>
           </w:rPr>
-          <w:t>GitHub - MohamedHasan3644/</w:t>
-        </w:r>
-        <w:proofErr w:type="spellStart"/>
-        <w:r>
-          <w:rPr>
-            <w:rStyle w:val="Hyperlink"/>
-          </w:rPr>
-          <w:t>blazor</w:t>
-        </w:r>
-        <w:proofErr w:type="spellEnd"/>
-        <w:r>
-          <w:rPr>
-            <w:rStyle w:val="Hyperlink"/>
-          </w:rPr>
-          <w:t>-</w:t>
-        </w:r>
-        <w:proofErr w:type="spellStart"/>
-        <w:r>
-          <w:rPr>
-            <w:rStyle w:val="Hyperlink"/>
-          </w:rPr>
-          <w:t>webworker</w:t>
-        </w:r>
-        <w:proofErr w:type="spellEnd"/>
-        <w:r>
-          <w:rPr>
-            <w:rStyle w:val="Hyperlink"/>
-          </w:rPr>
-          <w:t>-validation</w:t>
+          <w:t>GitHub - MohamedHasan3644/blazor-webworker-validation</w:t>
         </w:r>
       </w:hyperlink>
+    </w:p>
+    <w:p>
+      <w:pPr>
+        <w:rPr>
+          <w:b/>
+          <w:bCs/>
+        </w:rPr>
+      </w:pPr>
+      <w:r>
+        <w:rPr>
+          <w:b/>
+          <w:bCs/>
+        </w:rPr>
+        <w:t xml:space="preserve">Tested Commit Hash: </w:t>
+      </w:r>
+      <w:r>
+        <w:rPr>
+          <w:b/>
+          <w:bCs/>
+        </w:rPr>
+        <w:t>0e6716b55672f3a2cd2e6b4f125d46b3ca390064</w:t>
+      </w:r>
     </w:p>
     <w:p>
       <w:pPr>
@@ -559,11 +433,9 @@
             <w:hideMark/>
           </w:tcPr>
           <w:p>
-            <w:proofErr w:type="spellStart"/>
             <w:r>
               <w:t>InteractiveWebAssembly</w:t>
             </w:r>
-            <w:proofErr w:type="spellEnd"/>
           </w:p>
         </w:tc>
         <w:tc>
@@ -638,11 +510,9 @@
             <w:hideMark/>
           </w:tcPr>
           <w:p>
-            <w:proofErr w:type="spellStart"/>
             <w:r>
               <w:t>StandaloneWebAssembly</w:t>
             </w:r>
-            <w:proofErr w:type="spellEnd"/>
           </w:p>
         </w:tc>
         <w:tc>
@@ -717,11 +587,9 @@
             <w:hideMark/>
           </w:tcPr>
           <w:p>
-            <w:proofErr w:type="spellStart"/>
             <w:r>
               <w:t>PublishedInteractiveWASM</w:t>
             </w:r>
-            <w:proofErr w:type="spellEnd"/>
           </w:p>
         </w:tc>
         <w:tc>
@@ -796,11 +664,10 @@
             <w:hideMark/>
           </w:tcPr>
           <w:p>
-            <w:proofErr w:type="spellStart"/>
-            <w:r>
+            <w:r>
+              <w:lastRenderedPageBreak/>
               <w:t>PublishedOutputStandalone</w:t>
             </w:r>
-            <w:proofErr w:type="spellEnd"/>
           </w:p>
         </w:tc>
         <w:tc>
@@ -871,7 +738,6 @@
           <w:b/>
           <w:bCs/>
         </w:rPr>
-        <w:lastRenderedPageBreak/>
         <w:t>Testcases:</w:t>
       </w:r>
     </w:p>
@@ -1169,23 +1035,7 @@
                 <w:b/>
                 <w:bCs/>
               </w:rPr>
-              <w:t xml:space="preserve">Interactive </w:t>
-            </w:r>
-            <w:proofErr w:type="spellStart"/>
-            <w:r>
-              <w:rPr>
-                <w:b/>
-                <w:bCs/>
-              </w:rPr>
-              <w:t>WebAssembly</w:t>
-            </w:r>
-            <w:proofErr w:type="spellEnd"/>
-            <w:r>
-              <w:rPr>
-                <w:b/>
-                <w:bCs/>
-              </w:rPr>
-              <w:t>:</w:t>
+              <w:t>Interactive WebAssembly:</w:t>
             </w:r>
             <w:r>
               <w:t xml:space="preserve"> Works Properly</w:t>
@@ -1287,17 +1137,8 @@
                 <w:b/>
                 <w:bCs/>
               </w:rPr>
-              <w:t xml:space="preserve">Standalone </w:t>
-            </w:r>
-            <w:proofErr w:type="spellStart"/>
-            <w:r>
-              <w:rPr>
-                <w:b/>
-                <w:bCs/>
-              </w:rPr>
-              <w:t>WebAssembly</w:t>
-            </w:r>
-            <w:proofErr w:type="spellEnd"/>
+              <w:t>Standalone WebAssembly</w:t>
+            </w:r>
             <w:r>
               <w:t>: Works Properly</w:t>
             </w:r>
@@ -1392,32 +1233,7 @@
                 <w:b/>
                 <w:bCs/>
               </w:rPr>
-              <w:t xml:space="preserve">Interactive </w:t>
-            </w:r>
-            <w:proofErr w:type="spellStart"/>
-            <w:proofErr w:type="gramStart"/>
-            <w:r>
-              <w:rPr>
-                <w:b/>
-                <w:bCs/>
-              </w:rPr>
-              <w:t>WebAssembly</w:t>
-            </w:r>
-            <w:proofErr w:type="spellEnd"/>
-            <w:r>
-              <w:rPr>
-                <w:b/>
-                <w:bCs/>
-              </w:rPr>
-              <w:t>(</w:t>
-            </w:r>
-            <w:proofErr w:type="gramEnd"/>
-            <w:r>
-              <w:rPr>
-                <w:b/>
-                <w:bCs/>
-              </w:rPr>
-              <w:t>Published):</w:t>
+              <w:t>Interactive WebAssembly(Published):</w:t>
             </w:r>
             <w:r>
               <w:t xml:space="preserve"> Works Properly</w:t>
@@ -1516,32 +1332,7 @@
                 <w:b/>
                 <w:bCs/>
               </w:rPr>
-              <w:t xml:space="preserve">Standalone </w:t>
-            </w:r>
-            <w:proofErr w:type="spellStart"/>
-            <w:proofErr w:type="gramStart"/>
-            <w:r>
-              <w:rPr>
-                <w:b/>
-                <w:bCs/>
-              </w:rPr>
-              <w:t>WebAssembly</w:t>
-            </w:r>
-            <w:proofErr w:type="spellEnd"/>
-            <w:r>
-              <w:rPr>
-                <w:b/>
-                <w:bCs/>
-              </w:rPr>
-              <w:t>(</w:t>
-            </w:r>
-            <w:proofErr w:type="gramEnd"/>
-            <w:r>
-              <w:rPr>
-                <w:b/>
-                <w:bCs/>
-              </w:rPr>
-              <w:t>Published):</w:t>
+              <w:t>Standalone WebAssembly(Published):</w:t>
             </w:r>
             <w:r>
               <w:t xml:space="preserve"> Works Properly</w:t>
@@ -1616,11 +1407,11 @@
           </w:tcPr>
           <w:p>
             <w:r>
-              <w:t xml:space="preserve">Cover cancellation part way through a slow invocation and recovery using </w:t>
+              <w:t xml:space="preserve">Cover cancellation </w:t>
             </w:r>
             <w:r>
               <w:lastRenderedPageBreak/>
-              <w:t>a new client.</w:t>
+              <w:t>part way through a slow invocation and recovery using a new client.</w:t>
             </w:r>
           </w:p>
         </w:tc>
@@ -1654,6 +1445,7 @@
           </w:p>
           <w:p>
             <w:r>
+              <w:lastRenderedPageBreak/>
               <w:t>3. Set slow duration 4000 and timeout 10000.</w:t>
             </w:r>
           </w:p>
@@ -1664,20 +1456,11 @@
           </w:p>
           <w:p>
             <w:r>
-              <w:t xml:space="preserve">5. After 300–500 </w:t>
-            </w:r>
-            <w:proofErr w:type="spellStart"/>
-            <w:r>
-              <w:t>ms</w:t>
-            </w:r>
-            <w:proofErr w:type="spellEnd"/>
-            <w:r>
-              <w:t>, click Cancel active.</w:t>
-            </w:r>
-          </w:p>
-          <w:p>
-            <w:r>
-              <w:lastRenderedPageBreak/>
+              <w:t>5. After 300–500 ms, click Cancel active.</w:t>
+            </w:r>
+          </w:p>
+          <w:p>
+            <w:r>
               <w:t>6. Click New client + fast call.</w:t>
             </w:r>
           </w:p>
@@ -1699,23 +1482,7 @@
                 <w:bCs/>
               </w:rPr>
               <w:lastRenderedPageBreak/>
-              <w:t xml:space="preserve">Interactive </w:t>
-            </w:r>
-            <w:proofErr w:type="spellStart"/>
-            <w:r>
-              <w:rPr>
-                <w:b/>
-                <w:bCs/>
-              </w:rPr>
-              <w:t>WebAssembly</w:t>
-            </w:r>
-            <w:proofErr w:type="spellEnd"/>
-            <w:r>
-              <w:rPr>
-                <w:b/>
-                <w:bCs/>
-              </w:rPr>
-              <w:t>:</w:t>
+              <w:t>Interactive WebAssembly:</w:t>
             </w:r>
             <w:r>
               <w:t xml:space="preserve"> Works Properly</w:t>
@@ -1741,15 +1508,11 @@
           </w:tcPr>
           <w:p>
             <w:r>
-              <w:t xml:space="preserve">Slow invocation reports Cancelled within one second of cancellation and before 4000 </w:t>
-            </w:r>
-            <w:proofErr w:type="spellStart"/>
-            <w:r>
-              <w:t>ms.</w:t>
-            </w:r>
-            <w:proofErr w:type="spellEnd"/>
-            <w:r>
-              <w:t xml:space="preserve"> The old client is disposed, a new client is created, and Fast reports Returned.</w:t>
+              <w:t xml:space="preserve">Slow invocation reports Cancelled within one second of cancellation and </w:t>
+            </w:r>
+            <w:r>
+              <w:lastRenderedPageBreak/>
+              <w:t>before 4000 ms. The old client is disposed, a new client is created, and Fast reports Returned.</w:t>
             </w:r>
           </w:p>
         </w:tc>
@@ -1825,17 +1588,8 @@
                 <w:b/>
                 <w:bCs/>
               </w:rPr>
-              <w:t xml:space="preserve">Standalone </w:t>
-            </w:r>
-            <w:proofErr w:type="spellStart"/>
-            <w:r>
-              <w:rPr>
-                <w:b/>
-                <w:bCs/>
-              </w:rPr>
-              <w:t>WebAssembly</w:t>
-            </w:r>
-            <w:proofErr w:type="spellEnd"/>
+              <w:t>Standalone WebAssembly</w:t>
+            </w:r>
             <w:r>
               <w:t>: Works Properly</w:t>
             </w:r>
@@ -1930,40 +1684,7 @@
                 <w:b/>
                 <w:bCs/>
               </w:rPr>
-              <w:t xml:space="preserve">Interactive </w:t>
-            </w:r>
-            <w:proofErr w:type="spellStart"/>
-            <w:proofErr w:type="gramStart"/>
-            <w:r>
-              <w:rPr>
-                <w:b/>
-                <w:bCs/>
-              </w:rPr>
-              <w:t>WebAssembly</w:t>
-            </w:r>
-            <w:proofErr w:type="spellEnd"/>
-            <w:r>
-              <w:rPr>
-                <w:b/>
-                <w:bCs/>
-              </w:rPr>
-              <w:t>(</w:t>
-            </w:r>
-            <w:proofErr w:type="gramEnd"/>
-            <w:r>
-              <w:rPr>
-                <w:b/>
-                <w:bCs/>
-              </w:rPr>
-              <w:t>P</w:t>
-            </w:r>
-            <w:r>
-              <w:rPr>
-                <w:b/>
-                <w:bCs/>
-              </w:rPr>
-              <w:lastRenderedPageBreak/>
-              <w:t>ublished):</w:t>
+              <w:t>Interactive WebAssembly(Published):</w:t>
             </w:r>
             <w:r>
               <w:t xml:space="preserve"> Works Properly</w:t>
@@ -2062,32 +1783,7 @@
                 <w:b/>
                 <w:bCs/>
               </w:rPr>
-              <w:t xml:space="preserve">Standalone </w:t>
-            </w:r>
-            <w:proofErr w:type="spellStart"/>
-            <w:proofErr w:type="gramStart"/>
-            <w:r>
-              <w:rPr>
-                <w:b/>
-                <w:bCs/>
-              </w:rPr>
-              <w:t>WebAssembly</w:t>
-            </w:r>
-            <w:proofErr w:type="spellEnd"/>
-            <w:r>
-              <w:rPr>
-                <w:b/>
-                <w:bCs/>
-              </w:rPr>
-              <w:t>(</w:t>
-            </w:r>
-            <w:proofErr w:type="gramEnd"/>
-            <w:r>
-              <w:rPr>
-                <w:b/>
-                <w:bCs/>
-              </w:rPr>
-              <w:t>Published):</w:t>
+              <w:t>Standalone WebAssembly(Published):</w:t>
             </w:r>
             <w:r>
               <w:t xml:space="preserve"> Works Properly</w:t>
@@ -2230,23 +1926,7 @@
                 <w:b/>
                 <w:bCs/>
               </w:rPr>
-              <w:t xml:space="preserve">Interactive </w:t>
-            </w:r>
-            <w:proofErr w:type="spellStart"/>
-            <w:r>
-              <w:rPr>
-                <w:b/>
-                <w:bCs/>
-              </w:rPr>
-              <w:t>WebAssembly</w:t>
-            </w:r>
-            <w:proofErr w:type="spellEnd"/>
-            <w:r>
-              <w:rPr>
-                <w:b/>
-                <w:bCs/>
-              </w:rPr>
-              <w:t>:</w:t>
+              <w:t>Interactive WebAssembly:</w:t>
             </w:r>
             <w:r>
               <w:t xml:space="preserve"> Works Properly</w:t>
@@ -2272,31 +1952,7 @@
           </w:tcPr>
           <w:p>
             <w:r>
-              <w:t>Slow reports </w:t>
-            </w:r>
-            <w:proofErr w:type="spellStart"/>
-            <w:r>
-              <w:t>TimedOut</w:t>
-            </w:r>
-            <w:proofErr w:type="spellEnd"/>
-            <w:r>
-              <w:t xml:space="preserve"> near 500 </w:t>
-            </w:r>
-            <w:proofErr w:type="spellStart"/>
-            <w:r>
-              <w:t>ms</w:t>
-            </w:r>
-            <w:proofErr w:type="spellEnd"/>
-            <w:r>
-              <w:t xml:space="preserve"> and well before 4000 </w:t>
-            </w:r>
-            <w:proofErr w:type="spellStart"/>
-            <w:r>
-              <w:t>ms.</w:t>
-            </w:r>
-            <w:proofErr w:type="spellEnd"/>
-            <w:r>
-              <w:t xml:space="preserve"> The replacement client’s Fast call reports Returned. The UI never hangs.</w:t>
+              <w:t>Slow reports TimedOut near 500 ms and well before 4000 ms. The replacement client’s Fast call reports Returned. The UI never hangs.</w:t>
             </w:r>
           </w:p>
         </w:tc>
@@ -2372,17 +2028,8 @@
                 <w:b/>
                 <w:bCs/>
               </w:rPr>
-              <w:t xml:space="preserve">Standalone </w:t>
-            </w:r>
-            <w:proofErr w:type="spellStart"/>
-            <w:r>
-              <w:rPr>
-                <w:b/>
-                <w:bCs/>
-              </w:rPr>
-              <w:t>WebAssembly</w:t>
-            </w:r>
-            <w:proofErr w:type="spellEnd"/>
+              <w:t>Standalone WebAssembly</w:t>
+            </w:r>
             <w:r>
               <w:t>: Works Properly</w:t>
             </w:r>
@@ -2477,32 +2124,7 @@
                 <w:b/>
                 <w:bCs/>
               </w:rPr>
-              <w:t xml:space="preserve">Interactive </w:t>
-            </w:r>
-            <w:proofErr w:type="spellStart"/>
-            <w:proofErr w:type="gramStart"/>
-            <w:r>
-              <w:rPr>
-                <w:b/>
-                <w:bCs/>
-              </w:rPr>
-              <w:t>WebAssembly</w:t>
-            </w:r>
-            <w:proofErr w:type="spellEnd"/>
-            <w:r>
-              <w:rPr>
-                <w:b/>
-                <w:bCs/>
-              </w:rPr>
-              <w:t>(</w:t>
-            </w:r>
-            <w:proofErr w:type="gramEnd"/>
-            <w:r>
-              <w:rPr>
-                <w:b/>
-                <w:bCs/>
-              </w:rPr>
-              <w:t>Published):</w:t>
+              <w:t>Interactive WebAssembly(Published):</w:t>
             </w:r>
             <w:r>
               <w:t xml:space="preserve"> Works Properly</w:t>
@@ -2601,32 +2223,7 @@
                 <w:b/>
                 <w:bCs/>
               </w:rPr>
-              <w:t xml:space="preserve">Standalone </w:t>
-            </w:r>
-            <w:proofErr w:type="spellStart"/>
-            <w:proofErr w:type="gramStart"/>
-            <w:r>
-              <w:rPr>
-                <w:b/>
-                <w:bCs/>
-              </w:rPr>
-              <w:t>WebAssembly</w:t>
-            </w:r>
-            <w:proofErr w:type="spellEnd"/>
-            <w:r>
-              <w:rPr>
-                <w:b/>
-                <w:bCs/>
-              </w:rPr>
-              <w:t>(</w:t>
-            </w:r>
-            <w:proofErr w:type="gramEnd"/>
-            <w:r>
-              <w:rPr>
-                <w:b/>
-                <w:bCs/>
-              </w:rPr>
-              <w:t>Published):</w:t>
+              <w:t>Standalone WebAssembly(Published):</w:t>
             </w:r>
             <w:r>
               <w:t xml:space="preserve"> Works Properly</w:t>
@@ -2701,11 +2298,11 @@
           </w:tcPr>
           <w:p>
             <w:r>
-              <w:t xml:space="preserve">Verify a slow method completes when given </w:t>
+              <w:t xml:space="preserve">Verify a slow method </w:t>
             </w:r>
             <w:r>
               <w:lastRenderedPageBreak/>
-              <w:t>enough time.</w:t>
+              <w:t>completes when given enough time.</w:t>
             </w:r>
           </w:p>
         </w:tc>
@@ -2739,12 +2336,12 @@
           </w:p>
           <w:p>
             <w:r>
+              <w:lastRenderedPageBreak/>
               <w:t>3. Set slow duration 1000 and timeout 5000.</w:t>
             </w:r>
           </w:p>
           <w:p>
             <w:r>
-              <w:lastRenderedPageBreak/>
               <w:t>4. Click Invoke.</w:t>
             </w:r>
           </w:p>
@@ -2766,23 +2363,7 @@
                 <w:bCs/>
               </w:rPr>
               <w:lastRenderedPageBreak/>
-              <w:t xml:space="preserve">Interactive </w:t>
-            </w:r>
-            <w:proofErr w:type="spellStart"/>
-            <w:r>
-              <w:rPr>
-                <w:b/>
-                <w:bCs/>
-              </w:rPr>
-              <w:t>WebAssembly</w:t>
-            </w:r>
-            <w:proofErr w:type="spellEnd"/>
-            <w:r>
-              <w:rPr>
-                <w:b/>
-                <w:bCs/>
-              </w:rPr>
-              <w:t>:</w:t>
+              <w:t>Interactive WebAssembly:</w:t>
             </w:r>
             <w:r>
               <w:t xml:space="preserve"> Works Properly</w:t>
@@ -2808,15 +2389,11 @@
           </w:tcPr>
           <w:p>
             <w:r>
-              <w:t>Result is Returned, not </w:t>
-            </w:r>
-            <w:proofErr w:type="spellStart"/>
-            <w:r>
-              <w:t>TimedOut</w:t>
-            </w:r>
-            <w:proofErr w:type="spellEnd"/>
-            <w:r>
-              <w:t>. Elapsed time is approximately at least the slow duration and below the timeout.</w:t>
+              <w:t xml:space="preserve">Result is Returned, not TimedOut. Elapsed time is </w:t>
+            </w:r>
+            <w:r>
+              <w:lastRenderedPageBreak/>
+              <w:t>approximately at least the slow duration and below the timeout.</w:t>
             </w:r>
           </w:p>
         </w:tc>
@@ -2892,17 +2469,8 @@
                 <w:b/>
                 <w:bCs/>
               </w:rPr>
-              <w:t xml:space="preserve">Standalone </w:t>
-            </w:r>
-            <w:proofErr w:type="spellStart"/>
-            <w:r>
-              <w:rPr>
-                <w:b/>
-                <w:bCs/>
-              </w:rPr>
-              <w:t>WebAssembly</w:t>
-            </w:r>
-            <w:proofErr w:type="spellEnd"/>
+              <w:t>Standalone WebAssembly</w:t>
+            </w:r>
             <w:r>
               <w:t>: Works Properly</w:t>
             </w:r>
@@ -2997,32 +2565,7 @@
                 <w:b/>
                 <w:bCs/>
               </w:rPr>
-              <w:t xml:space="preserve">Interactive </w:t>
-            </w:r>
-            <w:proofErr w:type="spellStart"/>
-            <w:proofErr w:type="gramStart"/>
-            <w:r>
-              <w:rPr>
-                <w:b/>
-                <w:bCs/>
-              </w:rPr>
-              <w:t>WebAssembly</w:t>
-            </w:r>
-            <w:proofErr w:type="spellEnd"/>
-            <w:r>
-              <w:rPr>
-                <w:b/>
-                <w:bCs/>
-              </w:rPr>
-              <w:t>(</w:t>
-            </w:r>
-            <w:proofErr w:type="gramEnd"/>
-            <w:r>
-              <w:rPr>
-                <w:b/>
-                <w:bCs/>
-              </w:rPr>
-              <w:t>Published):</w:t>
+              <w:t>Interactive WebAssembly(Published):</w:t>
             </w:r>
             <w:r>
               <w:t xml:space="preserve"> Works Properly</w:t>
@@ -3121,32 +2664,7 @@
                 <w:b/>
                 <w:bCs/>
               </w:rPr>
-              <w:t xml:space="preserve">Standalone </w:t>
-            </w:r>
-            <w:proofErr w:type="spellStart"/>
-            <w:proofErr w:type="gramStart"/>
-            <w:r>
-              <w:rPr>
-                <w:b/>
-                <w:bCs/>
-              </w:rPr>
-              <w:t>WebAssembly</w:t>
-            </w:r>
-            <w:proofErr w:type="spellEnd"/>
-            <w:r>
-              <w:rPr>
-                <w:b/>
-                <w:bCs/>
-              </w:rPr>
-              <w:t>(</w:t>
-            </w:r>
-            <w:proofErr w:type="gramEnd"/>
-            <w:r>
-              <w:rPr>
-                <w:b/>
-                <w:bCs/>
-              </w:rPr>
-              <w:t>Published):</w:t>
+              <w:t>Standalone WebAssembly(Published):</w:t>
             </w:r>
             <w:r>
               <w:t xml:space="preserve"> Works Properly</w:t>
@@ -3220,13 +2738,8 @@
             <w:hideMark/>
           </w:tcPr>
           <w:p>
-            <w:proofErr w:type="gramStart"/>
-            <w:r>
-              <w:t>Verify</w:t>
-            </w:r>
-            <w:proofErr w:type="gramEnd"/>
-            <w:r>
-              <w:t xml:space="preserve"> a method that never completes cannot hang the caller when a timeout is supplied.</w:t>
+            <w:r>
+              <w:t>Verify a method that never completes cannot hang the caller when a timeout is supplied.</w:t>
             </w:r>
           </w:p>
         </w:tc>
@@ -3269,15 +2782,7 @@
           </w:p>
           <w:p>
             <w:r>
-              <w:t>5. After timeout, click </w:t>
-            </w:r>
-            <w:proofErr w:type="gramStart"/>
-            <w:r>
-              <w:t>New</w:t>
-            </w:r>
-            <w:proofErr w:type="gramEnd"/>
-            <w:r>
-              <w:t xml:space="preserve"> client + fast call.</w:t>
+              <w:t>5. After timeout, click New client + fast call.</w:t>
             </w:r>
           </w:p>
         </w:tc>
@@ -3297,23 +2802,7 @@
                 <w:b/>
                 <w:bCs/>
               </w:rPr>
-              <w:t xml:space="preserve">Interactive </w:t>
-            </w:r>
-            <w:proofErr w:type="spellStart"/>
-            <w:r>
-              <w:rPr>
-                <w:b/>
-                <w:bCs/>
-              </w:rPr>
-              <w:t>WebAssembly</w:t>
-            </w:r>
-            <w:proofErr w:type="spellEnd"/>
-            <w:r>
-              <w:rPr>
-                <w:b/>
-                <w:bCs/>
-              </w:rPr>
-              <w:t>:</w:t>
+              <w:t>Interactive WebAssembly:</w:t>
             </w:r>
             <w:r>
               <w:t xml:space="preserve"> Works Properly</w:t>
@@ -3339,31 +2828,7 @@
           </w:tcPr>
           <w:p>
             <w:r>
-              <w:t>Never-returning invocation reports </w:t>
-            </w:r>
-            <w:proofErr w:type="spellStart"/>
-            <w:r>
-              <w:t>TimedOut</w:t>
-            </w:r>
-            <w:proofErr w:type="spellEnd"/>
-            <w:r>
-              <w:t xml:space="preserve"> near 500 </w:t>
-            </w:r>
-            <w:proofErr w:type="spellStart"/>
-            <w:r>
-              <w:t>ms.</w:t>
-            </w:r>
-            <w:proofErr w:type="spellEnd"/>
-            <w:r>
-              <w:t xml:space="preserve"> The UI remains responsive and </w:t>
-            </w:r>
-            <w:proofErr w:type="gramStart"/>
-            <w:r>
-              <w:t>Fast</w:t>
-            </w:r>
-            <w:proofErr w:type="gramEnd"/>
-            <w:r>
-              <w:t xml:space="preserve"> succeeds on the new client.</w:t>
+              <w:t>Never-returning invocation reports TimedOut near 500 ms. The UI remains responsive and Fast succeeds on the new client.</w:t>
             </w:r>
           </w:p>
         </w:tc>
@@ -3439,17 +2904,8 @@
                 <w:b/>
                 <w:bCs/>
               </w:rPr>
-              <w:t xml:space="preserve">Standalone </w:t>
-            </w:r>
-            <w:proofErr w:type="spellStart"/>
-            <w:r>
-              <w:rPr>
-                <w:b/>
-                <w:bCs/>
-              </w:rPr>
-              <w:t>WebAssembly</w:t>
-            </w:r>
-            <w:proofErr w:type="spellEnd"/>
+              <w:t>Standalone WebAssembly</w:t>
+            </w:r>
             <w:r>
               <w:t>: Works Properly</w:t>
             </w:r>
@@ -3544,32 +3000,7 @@
                 <w:b/>
                 <w:bCs/>
               </w:rPr>
-              <w:t xml:space="preserve">Interactive </w:t>
-            </w:r>
-            <w:proofErr w:type="spellStart"/>
-            <w:proofErr w:type="gramStart"/>
-            <w:r>
-              <w:rPr>
-                <w:b/>
-                <w:bCs/>
-              </w:rPr>
-              <w:t>WebAssembly</w:t>
-            </w:r>
-            <w:proofErr w:type="spellEnd"/>
-            <w:r>
-              <w:rPr>
-                <w:b/>
-                <w:bCs/>
-              </w:rPr>
-              <w:t>(</w:t>
-            </w:r>
-            <w:proofErr w:type="gramEnd"/>
-            <w:r>
-              <w:rPr>
-                <w:b/>
-                <w:bCs/>
-              </w:rPr>
-              <w:t>Published):</w:t>
+              <w:t>Interactive WebAssembly(Published):</w:t>
             </w:r>
             <w:r>
               <w:t xml:space="preserve"> Works Properly</w:t>
@@ -3668,32 +3099,7 @@
                 <w:b/>
                 <w:bCs/>
               </w:rPr>
-              <w:t xml:space="preserve">Standalone </w:t>
-            </w:r>
-            <w:proofErr w:type="spellStart"/>
-            <w:proofErr w:type="gramStart"/>
-            <w:r>
-              <w:rPr>
-                <w:b/>
-                <w:bCs/>
-              </w:rPr>
-              <w:t>WebAssembly</w:t>
-            </w:r>
-            <w:proofErr w:type="spellEnd"/>
-            <w:r>
-              <w:rPr>
-                <w:b/>
-                <w:bCs/>
-              </w:rPr>
-              <w:t>(</w:t>
-            </w:r>
-            <w:proofErr w:type="gramEnd"/>
-            <w:r>
-              <w:rPr>
-                <w:b/>
-                <w:bCs/>
-              </w:rPr>
-              <w:t>Published):</w:t>
+              <w:t>Standalone WebAssembly(Published):</w:t>
             </w:r>
             <w:r>
               <w:t xml:space="preserve"> Works Properly</w:t>
@@ -3768,11 +3174,11 @@
           </w:tcPr>
           <w:p>
             <w:r>
-              <w:t xml:space="preserve">Exercise the API overload without explicitly </w:t>
+              <w:t xml:space="preserve">Exercise the API </w:t>
             </w:r>
             <w:r>
               <w:lastRenderedPageBreak/>
-              <w:t>supplying the timeout field.</w:t>
+              <w:t>overload without explicitly supplying the timeout field.</w:t>
             </w:r>
           </w:p>
         </w:tc>
@@ -3806,6 +3212,7 @@
           </w:p>
           <w:p>
             <w:r>
+              <w:lastRenderedPageBreak/>
               <w:t>3. Uncheck Use the timeout field.</w:t>
             </w:r>
           </w:p>
@@ -3816,16 +3223,7 @@
           </w:p>
           <w:p>
             <w:r>
-              <w:lastRenderedPageBreak/>
-              <w:t xml:space="preserve">5. After 300–500 </w:t>
-            </w:r>
-            <w:proofErr w:type="spellStart"/>
-            <w:r>
-              <w:t>ms</w:t>
-            </w:r>
-            <w:proofErr w:type="spellEnd"/>
-            <w:r>
-              <w:t>, click Cancel active.</w:t>
+              <w:t>5. After 300–500 ms, click Cancel active.</w:t>
             </w:r>
           </w:p>
           <w:p>
@@ -3851,23 +3249,7 @@
                 <w:bCs/>
               </w:rPr>
               <w:lastRenderedPageBreak/>
-              <w:t xml:space="preserve">Interactive </w:t>
-            </w:r>
-            <w:proofErr w:type="spellStart"/>
-            <w:r>
-              <w:rPr>
-                <w:b/>
-                <w:bCs/>
-              </w:rPr>
-              <w:t>WebAssembly</w:t>
-            </w:r>
-            <w:proofErr w:type="spellEnd"/>
-            <w:r>
-              <w:rPr>
-                <w:b/>
-                <w:bCs/>
-              </w:rPr>
-              <w:t>:</w:t>
+              <w:t>Interactive WebAssembly:</w:t>
             </w:r>
             <w:r>
               <w:t xml:space="preserve"> Works Properly</w:t>
@@ -3893,7 +3275,11 @@
           </w:tcPr>
           <w:p>
             <w:r>
-              <w:t>The call reports Cancelled promptly and does not wait for the API’s default timeout. Disposal removes the worker.</w:t>
+              <w:t xml:space="preserve">The call reports Cancelled promptly and does not wait for the API’s </w:t>
+            </w:r>
+            <w:r>
+              <w:lastRenderedPageBreak/>
+              <w:t>default timeout. Disposal removes the worker.</w:t>
             </w:r>
           </w:p>
         </w:tc>
@@ -3969,17 +3355,8 @@
                 <w:b/>
                 <w:bCs/>
               </w:rPr>
-              <w:t xml:space="preserve">Standalone </w:t>
-            </w:r>
-            <w:proofErr w:type="spellStart"/>
-            <w:r>
-              <w:rPr>
-                <w:b/>
-                <w:bCs/>
-              </w:rPr>
-              <w:t>WebAssembly</w:t>
-            </w:r>
-            <w:proofErr w:type="spellEnd"/>
+              <w:t>Standalone WebAssembly</w:t>
+            </w:r>
             <w:r>
               <w:t>: Works Properly</w:t>
             </w:r>
@@ -4074,32 +3451,7 @@
                 <w:b/>
                 <w:bCs/>
               </w:rPr>
-              <w:t xml:space="preserve">Interactive </w:t>
-            </w:r>
-            <w:proofErr w:type="spellStart"/>
-            <w:proofErr w:type="gramStart"/>
-            <w:r>
-              <w:rPr>
-                <w:b/>
-                <w:bCs/>
-              </w:rPr>
-              <w:t>WebAssembly</w:t>
-            </w:r>
-            <w:proofErr w:type="spellEnd"/>
-            <w:r>
-              <w:rPr>
-                <w:b/>
-                <w:bCs/>
-              </w:rPr>
-              <w:t>(</w:t>
-            </w:r>
-            <w:proofErr w:type="gramEnd"/>
-            <w:r>
-              <w:rPr>
-                <w:b/>
-                <w:bCs/>
-              </w:rPr>
-              <w:t>Published):</w:t>
+              <w:t>Interactive WebAssembly(Published):</w:t>
             </w:r>
             <w:r>
               <w:t xml:space="preserve"> Works Properly</w:t>
@@ -4198,32 +3550,7 @@
                 <w:b/>
                 <w:bCs/>
               </w:rPr>
-              <w:t xml:space="preserve">Standalone </w:t>
-            </w:r>
-            <w:proofErr w:type="spellStart"/>
-            <w:proofErr w:type="gramStart"/>
-            <w:r>
-              <w:rPr>
-                <w:b/>
-                <w:bCs/>
-              </w:rPr>
-              <w:t>WebAssembly</w:t>
-            </w:r>
-            <w:proofErr w:type="spellEnd"/>
-            <w:r>
-              <w:rPr>
-                <w:b/>
-                <w:bCs/>
-              </w:rPr>
-              <w:t>(</w:t>
-            </w:r>
-            <w:proofErr w:type="gramEnd"/>
-            <w:r>
-              <w:rPr>
-                <w:b/>
-                <w:bCs/>
-              </w:rPr>
-              <w:t>Published):</w:t>
+              <w:t>Standalone WebAssembly(Published):</w:t>
             </w:r>
             <w:r>
               <w:t xml:space="preserve"> Works Properly</w:t>
@@ -4346,23 +3673,7 @@
                 <w:b/>
                 <w:bCs/>
               </w:rPr>
-              <w:t xml:space="preserve">Interactive </w:t>
-            </w:r>
-            <w:proofErr w:type="spellStart"/>
-            <w:r>
-              <w:rPr>
-                <w:b/>
-                <w:bCs/>
-              </w:rPr>
-              <w:t>WebAssembly</w:t>
-            </w:r>
-            <w:proofErr w:type="spellEnd"/>
-            <w:r>
-              <w:rPr>
-                <w:b/>
-                <w:bCs/>
-              </w:rPr>
-              <w:t>:</w:t>
+              <w:t>Interactive WebAssembly:</w:t>
             </w:r>
             <w:r>
               <w:t xml:space="preserve"> Works Properly</w:t>
@@ -4388,23 +3699,7 @@
           </w:tcPr>
           <w:p>
             <w:r>
-              <w:t xml:space="preserve">Fast reports Returned. The </w:t>
-            </w:r>
-            <w:proofErr w:type="gramStart"/>
-            <w:r>
-              <w:t>subsequent token</w:t>
-            </w:r>
-            <w:proofErr w:type="gramEnd"/>
-            <w:r>
-              <w:t xml:space="preserve"> cancellation also reports a successful </w:t>
-            </w:r>
-            <w:proofErr w:type="gramStart"/>
-            <w:r>
-              <w:t>completed-state</w:t>
-            </w:r>
-            <w:proofErr w:type="gramEnd"/>
-            <w:r>
-              <w:t xml:space="preserve"> check. The original result remains unchanged and no exception appears.</w:t>
+              <w:t>Fast reports Returned. The subsequent token cancellation also reports a successful completed-state check. The original result remains unchanged and no exception appears.</w:t>
             </w:r>
           </w:p>
         </w:tc>
@@ -4480,17 +3775,8 @@
                 <w:b/>
                 <w:bCs/>
               </w:rPr>
-              <w:t xml:space="preserve">Standalone </w:t>
-            </w:r>
-            <w:proofErr w:type="spellStart"/>
-            <w:r>
-              <w:rPr>
-                <w:b/>
-                <w:bCs/>
-              </w:rPr>
-              <w:t>WebAssembly</w:t>
-            </w:r>
-            <w:proofErr w:type="spellEnd"/>
+              <w:t>Standalone WebAssembly</w:t>
+            </w:r>
             <w:r>
               <w:t>: Works Properly</w:t>
             </w:r>
@@ -4585,32 +3871,7 @@
                 <w:b/>
                 <w:bCs/>
               </w:rPr>
-              <w:t xml:space="preserve">Interactive </w:t>
-            </w:r>
-            <w:proofErr w:type="spellStart"/>
-            <w:proofErr w:type="gramStart"/>
-            <w:r>
-              <w:rPr>
-                <w:b/>
-                <w:bCs/>
-              </w:rPr>
-              <w:t>WebAssembly</w:t>
-            </w:r>
-            <w:proofErr w:type="spellEnd"/>
-            <w:r>
-              <w:rPr>
-                <w:b/>
-                <w:bCs/>
-              </w:rPr>
-              <w:t>(</w:t>
-            </w:r>
-            <w:proofErr w:type="gramEnd"/>
-            <w:r>
-              <w:rPr>
-                <w:b/>
-                <w:bCs/>
-              </w:rPr>
-              <w:t>Published):</w:t>
+              <w:t>Interactive WebAssembly(Published):</w:t>
             </w:r>
             <w:r>
               <w:t xml:space="preserve"> Works Properly</w:t>
@@ -4709,32 +3970,7 @@
                 <w:b/>
                 <w:bCs/>
               </w:rPr>
-              <w:t xml:space="preserve">Standalone </w:t>
-            </w:r>
-            <w:proofErr w:type="spellStart"/>
-            <w:proofErr w:type="gramStart"/>
-            <w:r>
-              <w:rPr>
-                <w:b/>
-                <w:bCs/>
-              </w:rPr>
-              <w:t>WebAssembly</w:t>
-            </w:r>
-            <w:proofErr w:type="spellEnd"/>
-            <w:r>
-              <w:rPr>
-                <w:b/>
-                <w:bCs/>
-              </w:rPr>
-              <w:t>(</w:t>
-            </w:r>
-            <w:proofErr w:type="gramEnd"/>
-            <w:r>
-              <w:rPr>
-                <w:b/>
-                <w:bCs/>
-              </w:rPr>
-              <w:t>Published):</w:t>
+              <w:t>Standalone WebAssembly(Published):</w:t>
             </w:r>
             <w:r>
               <w:t xml:space="preserve"> Works Properly</w:t>
@@ -4808,17 +4044,12 @@
             <w:hideMark/>
           </w:tcPr>
           <w:p>
-            <w:proofErr w:type="gramStart"/>
-            <w:r>
-              <w:t>Verify</w:t>
-            </w:r>
-            <w:proofErr w:type="gramEnd"/>
-            <w:r>
-              <w:t xml:space="preserve"> a pre-cancelled token prevents an </w:t>
+            <w:r>
+              <w:t>Verify a pre-cancell</w:t>
             </w:r>
             <w:r>
               <w:lastRenderedPageBreak/>
-              <w:t>invocation from waiting or running normally.</w:t>
+              <w:t>ed token prevents an invocation from waiting or running normally.</w:t>
             </w:r>
           </w:p>
         </w:tc>
@@ -4847,25 +4078,17 @@
           </w:p>
           <w:p>
             <w:r>
+              <w:lastRenderedPageBreak/>
               <w:t>2. Set invocation timeout to 10000.</w:t>
             </w:r>
           </w:p>
           <w:p>
             <w:r>
-              <w:t>3. Click </w:t>
-            </w:r>
-            <w:proofErr w:type="gramStart"/>
-            <w:r>
-              <w:t>Pre-cancel</w:t>
-            </w:r>
-            <w:proofErr w:type="gramEnd"/>
-            <w:r>
-              <w:t xml:space="preserve"> call.</w:t>
-            </w:r>
-          </w:p>
-          <w:p>
-            <w:r>
-              <w:lastRenderedPageBreak/>
+              <w:t>3. Click Pre-cancel call.</w:t>
+            </w:r>
+          </w:p>
+          <w:p>
+            <w:r>
               <w:t>4. Select Fast and click Invoke afterward.</w:t>
             </w:r>
           </w:p>
@@ -4887,23 +4110,7 @@
                 <w:bCs/>
               </w:rPr>
               <w:lastRenderedPageBreak/>
-              <w:t xml:space="preserve">Interactive </w:t>
-            </w:r>
-            <w:proofErr w:type="spellStart"/>
-            <w:r>
-              <w:rPr>
-                <w:b/>
-                <w:bCs/>
-              </w:rPr>
-              <w:t>WebAssembly</w:t>
-            </w:r>
-            <w:proofErr w:type="spellEnd"/>
-            <w:r>
-              <w:rPr>
-                <w:b/>
-                <w:bCs/>
-              </w:rPr>
-              <w:t>:</w:t>
+              <w:t>Interactive WebAssembly:</w:t>
             </w:r>
             <w:r>
               <w:t xml:space="preserve"> Works Properly</w:t>
@@ -4929,15 +4136,11 @@
           </w:tcPr>
           <w:p>
             <w:r>
-              <w:t xml:space="preserve">Pre-cancelled Slow invocation reports Cancelled almost immediately. Fast </w:t>
-            </w:r>
-            <w:proofErr w:type="gramStart"/>
-            <w:r>
-              <w:t>subsequently</w:t>
-            </w:r>
-            <w:proofErr w:type="gramEnd"/>
-            <w:r>
-              <w:t xml:space="preserve"> reports Returned, showing that the client remains usable.</w:t>
+              <w:t xml:space="preserve">Pre-cancelled Slow invocation reports Cancelled almost immediately. Fast subsequently </w:t>
+            </w:r>
+            <w:r>
+              <w:lastRenderedPageBreak/>
+              <w:t>reports Returned, showing that the client remains usable.</w:t>
             </w:r>
           </w:p>
         </w:tc>
@@ -5013,17 +4216,8 @@
                 <w:b/>
                 <w:bCs/>
               </w:rPr>
-              <w:t xml:space="preserve">Standalone </w:t>
-            </w:r>
-            <w:proofErr w:type="spellStart"/>
-            <w:r>
-              <w:rPr>
-                <w:b/>
-                <w:bCs/>
-              </w:rPr>
-              <w:t>WebAssembly</w:t>
-            </w:r>
-            <w:proofErr w:type="spellEnd"/>
+              <w:t>Standalone WebAssembly</w:t>
+            </w:r>
             <w:r>
               <w:t>: Works Properly</w:t>
             </w:r>
@@ -5118,32 +4312,7 @@
                 <w:b/>
                 <w:bCs/>
               </w:rPr>
-              <w:t xml:space="preserve">Interactive </w:t>
-            </w:r>
-            <w:proofErr w:type="spellStart"/>
-            <w:proofErr w:type="gramStart"/>
-            <w:r>
-              <w:rPr>
-                <w:b/>
-                <w:bCs/>
-              </w:rPr>
-              <w:t>WebAssembly</w:t>
-            </w:r>
-            <w:proofErr w:type="spellEnd"/>
-            <w:r>
-              <w:rPr>
-                <w:b/>
-                <w:bCs/>
-              </w:rPr>
-              <w:t>(</w:t>
-            </w:r>
-            <w:proofErr w:type="gramEnd"/>
-            <w:r>
-              <w:rPr>
-                <w:b/>
-                <w:bCs/>
-              </w:rPr>
-              <w:t>Published):</w:t>
+              <w:t>Interactive WebAssembly(Published):</w:t>
             </w:r>
             <w:r>
               <w:t xml:space="preserve"> Works Properly</w:t>
@@ -5242,32 +4411,7 @@
                 <w:b/>
                 <w:bCs/>
               </w:rPr>
-              <w:t xml:space="preserve">Standalone </w:t>
-            </w:r>
-            <w:proofErr w:type="spellStart"/>
-            <w:proofErr w:type="gramStart"/>
-            <w:r>
-              <w:rPr>
-                <w:b/>
-                <w:bCs/>
-              </w:rPr>
-              <w:t>WebAssembly</w:t>
-            </w:r>
-            <w:proofErr w:type="spellEnd"/>
-            <w:r>
-              <w:rPr>
-                <w:b/>
-                <w:bCs/>
-              </w:rPr>
-              <w:t>(</w:t>
-            </w:r>
-            <w:proofErr w:type="gramEnd"/>
-            <w:r>
-              <w:rPr>
-                <w:b/>
-                <w:bCs/>
-              </w:rPr>
-              <w:t>Published):</w:t>
+              <w:t>Standalone WebAssembly(Published):</w:t>
             </w:r>
             <w:r>
               <w:t xml:space="preserve"> Works Properly</w:t>
@@ -5365,15 +4509,7 @@
           </w:tcPr>
           <w:p>
             <w:r>
-              <w:t xml:space="preserve">1. Create and </w:t>
-            </w:r>
-            <w:proofErr w:type="gramStart"/>
-            <w:r>
-              <w:t>dispose</w:t>
-            </w:r>
-            <w:proofErr w:type="gramEnd"/>
-            <w:r>
-              <w:t xml:space="preserve"> a client once to load the module.</w:t>
+              <w:t>1. Create and dispose a client once to load the module.</w:t>
             </w:r>
           </w:p>
           <w:p>
@@ -5398,6 +4534,7 @@
           </w:p>
           <w:p>
             <w:r>
+              <w:lastRenderedPageBreak/>
               <w:t>6. Create a client normally, invoke Fast, and dispose it.</w:t>
             </w:r>
           </w:p>
@@ -5418,23 +4555,8 @@
                 <w:b/>
                 <w:bCs/>
               </w:rPr>
-              <w:t xml:space="preserve">Interactive </w:t>
-            </w:r>
-            <w:proofErr w:type="spellStart"/>
-            <w:r>
-              <w:rPr>
-                <w:b/>
-                <w:bCs/>
-              </w:rPr>
-              <w:t>WebAssembly</w:t>
-            </w:r>
-            <w:proofErr w:type="spellEnd"/>
-            <w:r>
-              <w:rPr>
-                <w:b/>
-                <w:bCs/>
-              </w:rPr>
-              <w:t>:</w:t>
+              <w:lastRenderedPageBreak/>
+              <w:t>Interactive WebAssembly:</w:t>
             </w:r>
             <w:r>
               <w:t xml:space="preserve"> </w:t>
@@ -5539,17 +4661,8 @@
                 <w:b/>
                 <w:bCs/>
               </w:rPr>
-              <w:t xml:space="preserve">Standalone </w:t>
-            </w:r>
-            <w:proofErr w:type="spellStart"/>
-            <w:r>
-              <w:rPr>
-                <w:b/>
-                <w:bCs/>
-              </w:rPr>
-              <w:t>WebAssembly</w:t>
-            </w:r>
-            <w:proofErr w:type="spellEnd"/>
+              <w:t>Standalone WebAssembly</w:t>
+            </w:r>
             <w:r>
               <w:t xml:space="preserve">: </w:t>
             </w:r>
@@ -5647,32 +4760,7 @@
                 <w:b/>
                 <w:bCs/>
               </w:rPr>
-              <w:t xml:space="preserve">Interactive </w:t>
-            </w:r>
-            <w:proofErr w:type="spellStart"/>
-            <w:proofErr w:type="gramStart"/>
-            <w:r>
-              <w:rPr>
-                <w:b/>
-                <w:bCs/>
-              </w:rPr>
-              <w:t>WebAssembly</w:t>
-            </w:r>
-            <w:proofErr w:type="spellEnd"/>
-            <w:r>
-              <w:rPr>
-                <w:b/>
-                <w:bCs/>
-              </w:rPr>
-              <w:t>(</w:t>
-            </w:r>
-            <w:proofErr w:type="gramEnd"/>
-            <w:r>
-              <w:rPr>
-                <w:b/>
-                <w:bCs/>
-              </w:rPr>
-              <w:t>Published):</w:t>
+              <w:t>Interactive WebAssembly(Published):</w:t>
             </w:r>
             <w:r>
               <w:t xml:space="preserve"> </w:t>
@@ -5774,32 +4862,7 @@
                 <w:b/>
                 <w:bCs/>
               </w:rPr>
-              <w:t xml:space="preserve">Standalone </w:t>
-            </w:r>
-            <w:proofErr w:type="spellStart"/>
-            <w:proofErr w:type="gramStart"/>
-            <w:r>
-              <w:rPr>
-                <w:b/>
-                <w:bCs/>
-              </w:rPr>
-              <w:t>WebAssembly</w:t>
-            </w:r>
-            <w:proofErr w:type="spellEnd"/>
-            <w:r>
-              <w:rPr>
-                <w:b/>
-                <w:bCs/>
-              </w:rPr>
-              <w:t>(</w:t>
-            </w:r>
-            <w:proofErr w:type="gramEnd"/>
-            <w:r>
-              <w:rPr>
-                <w:b/>
-                <w:bCs/>
-              </w:rPr>
-              <w:t>Published):</w:t>
+              <w:t>Standalone WebAssembly(Published):</w:t>
             </w:r>
             <w:r>
               <w:t xml:space="preserve"> </w:t>
@@ -5851,7 +4914,6 @@
           </w:tcPr>
           <w:p>
             <w:r>
-              <w:lastRenderedPageBreak/>
               <w:t>TC-</w:t>
             </w:r>
             <w:r>
@@ -5941,23 +5003,7 @@
                 <w:b/>
                 <w:bCs/>
               </w:rPr>
-              <w:t xml:space="preserve">Interactive </w:t>
-            </w:r>
-            <w:proofErr w:type="spellStart"/>
-            <w:r>
-              <w:rPr>
-                <w:b/>
-                <w:bCs/>
-              </w:rPr>
-              <w:t>WebAssembly</w:t>
-            </w:r>
-            <w:proofErr w:type="spellEnd"/>
-            <w:r>
-              <w:rPr>
-                <w:b/>
-                <w:bCs/>
-              </w:rPr>
-              <w:t>:</w:t>
+              <w:t>Interactive WebAssembly:</w:t>
             </w:r>
             <w:r>
               <w:t xml:space="preserve"> Works Properly</w:t>
@@ -6059,17 +5105,8 @@
                 <w:b/>
                 <w:bCs/>
               </w:rPr>
-              <w:t xml:space="preserve">Standalone </w:t>
-            </w:r>
-            <w:proofErr w:type="spellStart"/>
-            <w:r>
-              <w:rPr>
-                <w:b/>
-                <w:bCs/>
-              </w:rPr>
-              <w:t>WebAssembly</w:t>
-            </w:r>
-            <w:proofErr w:type="spellEnd"/>
+              <w:t>Standalone WebAssembly</w:t>
+            </w:r>
             <w:r>
               <w:t>: Works Properly</w:t>
             </w:r>
@@ -6164,32 +5201,7 @@
                 <w:b/>
                 <w:bCs/>
               </w:rPr>
-              <w:t xml:space="preserve">Interactive </w:t>
-            </w:r>
-            <w:proofErr w:type="spellStart"/>
-            <w:proofErr w:type="gramStart"/>
-            <w:r>
-              <w:rPr>
-                <w:b/>
-                <w:bCs/>
-              </w:rPr>
-              <w:t>WebAssembly</w:t>
-            </w:r>
-            <w:proofErr w:type="spellEnd"/>
-            <w:r>
-              <w:rPr>
-                <w:b/>
-                <w:bCs/>
-              </w:rPr>
-              <w:t>(</w:t>
-            </w:r>
-            <w:proofErr w:type="gramEnd"/>
-            <w:r>
-              <w:rPr>
-                <w:b/>
-                <w:bCs/>
-              </w:rPr>
-              <w:t>Published):</w:t>
+              <w:t>Interactive WebAssembly(Published):</w:t>
             </w:r>
             <w:r>
               <w:t xml:space="preserve"> Works Properly</w:t>
@@ -6288,32 +5300,7 @@
                 <w:b/>
                 <w:bCs/>
               </w:rPr>
-              <w:t xml:space="preserve">Standalone </w:t>
-            </w:r>
-            <w:proofErr w:type="spellStart"/>
-            <w:proofErr w:type="gramStart"/>
-            <w:r>
-              <w:rPr>
-                <w:b/>
-                <w:bCs/>
-              </w:rPr>
-              <w:t>WebAssembly</w:t>
-            </w:r>
-            <w:proofErr w:type="spellEnd"/>
-            <w:r>
-              <w:rPr>
-                <w:b/>
-                <w:bCs/>
-              </w:rPr>
-              <w:t>(</w:t>
-            </w:r>
-            <w:proofErr w:type="gramEnd"/>
-            <w:r>
-              <w:rPr>
-                <w:b/>
-                <w:bCs/>
-              </w:rPr>
-              <w:t>Published):</w:t>
+              <w:t>Standalone WebAssembly(Published):</w:t>
             </w:r>
             <w:r>
               <w:t xml:space="preserve"> Works Properly</w:t>
@@ -6388,7 +5375,11 @@
           </w:tcPr>
           <w:p>
             <w:r>
-              <w:t>Verify disposal settles an active invocation instead of leaving it hanging.</w:t>
+              <w:t xml:space="preserve">Verify disposal settles an active invocation instead of leaving it </w:t>
+            </w:r>
+            <w:r>
+              <w:lastRenderedPageBreak/>
+              <w:t>hanging.</w:t>
             </w:r>
           </w:p>
         </w:tc>
@@ -6411,6 +5402,7 @@
           </w:tcPr>
           <w:p>
             <w:r>
+              <w:lastRenderedPageBreak/>
               <w:t>1. Create a client</w:t>
             </w:r>
           </w:p>
@@ -6451,23 +5443,7 @@
                 <w:b/>
                 <w:bCs/>
               </w:rPr>
-              <w:t xml:space="preserve">Interactive </w:t>
-            </w:r>
-            <w:proofErr w:type="spellStart"/>
-            <w:r>
-              <w:rPr>
-                <w:b/>
-                <w:bCs/>
-              </w:rPr>
-              <w:t>WebAssembly</w:t>
-            </w:r>
-            <w:proofErr w:type="spellEnd"/>
-            <w:r>
-              <w:rPr>
-                <w:b/>
-                <w:bCs/>
-              </w:rPr>
-              <w:t>:</w:t>
+              <w:t>Interactive WebAssembly:</w:t>
             </w:r>
             <w:r>
               <w:t xml:space="preserve"> Works Properly</w:t>
@@ -6569,17 +5545,8 @@
                 <w:b/>
                 <w:bCs/>
               </w:rPr>
-              <w:t xml:space="preserve">Standalone </w:t>
-            </w:r>
-            <w:proofErr w:type="spellStart"/>
-            <w:r>
-              <w:rPr>
-                <w:b/>
-                <w:bCs/>
-              </w:rPr>
-              <w:t>WebAssembly</w:t>
-            </w:r>
-            <w:proofErr w:type="spellEnd"/>
+              <w:t>Standalone WebAssembly</w:t>
+            </w:r>
             <w:r>
               <w:t>: Works Properly</w:t>
             </w:r>
@@ -6674,32 +5641,15 @@
                 <w:b/>
                 <w:bCs/>
               </w:rPr>
-              <w:t xml:space="preserve">Interactive </w:t>
-            </w:r>
-            <w:proofErr w:type="spellStart"/>
-            <w:proofErr w:type="gramStart"/>
+              <w:t>Interactive WebAssembly(P</w:t>
+            </w:r>
             <w:r>
               <w:rPr>
                 <w:b/>
                 <w:bCs/>
               </w:rPr>
-              <w:t>WebAssembly</w:t>
-            </w:r>
-            <w:proofErr w:type="spellEnd"/>
-            <w:r>
-              <w:rPr>
-                <w:b/>
-                <w:bCs/>
-              </w:rPr>
-              <w:t>(</w:t>
-            </w:r>
-            <w:proofErr w:type="gramEnd"/>
-            <w:r>
-              <w:rPr>
-                <w:b/>
-                <w:bCs/>
-              </w:rPr>
-              <w:t>Published):</w:t>
+              <w:lastRenderedPageBreak/>
+              <w:t>ublished):</w:t>
             </w:r>
             <w:r>
               <w:t xml:space="preserve"> Works Properly</w:t>
@@ -6798,32 +5748,7 @@
                 <w:b/>
                 <w:bCs/>
               </w:rPr>
-              <w:t xml:space="preserve">Standalone </w:t>
-            </w:r>
-            <w:proofErr w:type="spellStart"/>
-            <w:proofErr w:type="gramStart"/>
-            <w:r>
-              <w:rPr>
-                <w:b/>
-                <w:bCs/>
-              </w:rPr>
-              <w:t>WebAssembly</w:t>
-            </w:r>
-            <w:proofErr w:type="spellEnd"/>
-            <w:r>
-              <w:rPr>
-                <w:b/>
-                <w:bCs/>
-              </w:rPr>
-              <w:t>(</w:t>
-            </w:r>
-            <w:proofErr w:type="gramEnd"/>
-            <w:r>
-              <w:rPr>
-                <w:b/>
-                <w:bCs/>
-              </w:rPr>
-              <w:t>Published):</w:t>
+              <w:t>Standalone WebAssembly(Published):</w:t>
             </w:r>
             <w:r>
               <w:t xml:space="preserve"> Works Properly</w:t>
@@ -6872,7 +5797,6 @@
           </w:tcPr>
           <w:p>
             <w:r>
-              <w:lastRenderedPageBreak/>
               <w:t>TC-</w:t>
             </w:r>
             <w:r>
@@ -6947,15 +5871,7 @@
           </w:p>
           <w:p>
             <w:r>
-              <w:t xml:space="preserve">6. Because the action leaves the </w:t>
-            </w:r>
-            <w:proofErr w:type="gramStart"/>
-            <w:r>
-              <w:t>recovery client</w:t>
-            </w:r>
-            <w:proofErr w:type="gramEnd"/>
-            <w:r>
-              <w:t xml:space="preserve"> active, click Dispose.</w:t>
+              <w:t>6. Because the action leaves the recovery client active, click Dispose.</w:t>
             </w:r>
           </w:p>
           <w:p>
@@ -6980,23 +5896,7 @@
                 <w:b/>
                 <w:bCs/>
               </w:rPr>
-              <w:t xml:space="preserve">Interactive </w:t>
-            </w:r>
-            <w:proofErr w:type="spellStart"/>
-            <w:r>
-              <w:rPr>
-                <w:b/>
-                <w:bCs/>
-              </w:rPr>
-              <w:t>WebAssembly</w:t>
-            </w:r>
-            <w:proofErr w:type="spellEnd"/>
-            <w:r>
-              <w:rPr>
-                <w:b/>
-                <w:bCs/>
-              </w:rPr>
-              <w:t>:</w:t>
+              <w:t>Interactive WebAssembly:</w:t>
             </w:r>
             <w:r>
               <w:t xml:space="preserve"> Works Properly</w:t>
@@ -7022,15 +5922,7 @@
           </w:tcPr>
           <w:p>
             <w:r>
-              <w:t>Exactly five cycle calls report Cancelled and five report </w:t>
-            </w:r>
-            <w:proofErr w:type="spellStart"/>
-            <w:r>
-              <w:t>TimedOut</w:t>
-            </w:r>
-            <w:proofErr w:type="spellEnd"/>
-            <w:r>
-              <w:t>. Recovery Fast reports Returned. One worker is valid while the recovery client is ready; after Dispose, worker count equals the original baseline.</w:t>
+              <w:t>Exactly five cycle calls report Cancelled and five report TimedOut. Recovery Fast reports Returned. One worker is valid while the recovery client is ready; after Dispose, worker count equals the original baseline.</w:t>
             </w:r>
           </w:p>
         </w:tc>
@@ -7106,17 +5998,8 @@
                 <w:b/>
                 <w:bCs/>
               </w:rPr>
-              <w:t xml:space="preserve">Standalone </w:t>
-            </w:r>
-            <w:proofErr w:type="spellStart"/>
-            <w:r>
-              <w:rPr>
-                <w:b/>
-                <w:bCs/>
-              </w:rPr>
-              <w:t>WebAssembly</w:t>
-            </w:r>
-            <w:proofErr w:type="spellEnd"/>
+              <w:t>Standalone WebAssembly</w:t>
+            </w:r>
             <w:r>
               <w:t>: Works Properly</w:t>
             </w:r>
@@ -7211,32 +6094,7 @@
                 <w:b/>
                 <w:bCs/>
               </w:rPr>
-              <w:t xml:space="preserve">Interactive </w:t>
-            </w:r>
-            <w:proofErr w:type="spellStart"/>
-            <w:proofErr w:type="gramStart"/>
-            <w:r>
-              <w:rPr>
-                <w:b/>
-                <w:bCs/>
-              </w:rPr>
-              <w:t>WebAssembly</w:t>
-            </w:r>
-            <w:proofErr w:type="spellEnd"/>
-            <w:r>
-              <w:rPr>
-                <w:b/>
-                <w:bCs/>
-              </w:rPr>
-              <w:t>(</w:t>
-            </w:r>
-            <w:proofErr w:type="gramEnd"/>
-            <w:r>
-              <w:rPr>
-                <w:b/>
-                <w:bCs/>
-              </w:rPr>
-              <w:t>Published):</w:t>
+              <w:t>Interactive WebAssembly(Published):</w:t>
             </w:r>
             <w:r>
               <w:t xml:space="preserve"> Works Properly</w:t>
@@ -7335,32 +6193,7 @@
                 <w:b/>
                 <w:bCs/>
               </w:rPr>
-              <w:t xml:space="preserve">Standalone </w:t>
-            </w:r>
-            <w:proofErr w:type="spellStart"/>
-            <w:proofErr w:type="gramStart"/>
-            <w:r>
-              <w:rPr>
-                <w:b/>
-                <w:bCs/>
-              </w:rPr>
-              <w:t>WebAssembly</w:t>
-            </w:r>
-            <w:proofErr w:type="spellEnd"/>
-            <w:r>
-              <w:rPr>
-                <w:b/>
-                <w:bCs/>
-              </w:rPr>
-              <w:t>(</w:t>
-            </w:r>
-            <w:proofErr w:type="gramEnd"/>
-            <w:r>
-              <w:rPr>
-                <w:b/>
-                <w:bCs/>
-              </w:rPr>
-              <w:t>Published):</w:t>
+              <w:t>Standalone WebAssembly(Published):</w:t>
             </w:r>
             <w:r>
               <w:t xml:space="preserve"> Works Properly</w:t>
@@ -7409,6 +6242,7 @@
           </w:tcPr>
           <w:p>
             <w:r>
+              <w:lastRenderedPageBreak/>
               <w:t>TC-</w:t>
             </w:r>
             <w:r>
@@ -7435,11 +6269,7 @@
           </w:tcPr>
           <w:p>
             <w:r>
-              <w:t xml:space="preserve">Verify cancellation and </w:t>
-            </w:r>
-            <w:r>
-              <w:lastRenderedPageBreak/>
-              <w:t>timeout are distinguishable from success and ordinary failure.</w:t>
+              <w:t>Verify cancellation and timeout are distinguishable from success and ordinary failure.</w:t>
             </w:r>
           </w:p>
         </w:tc>
@@ -7462,13 +6292,11 @@
           </w:tcPr>
           <w:p>
             <w:r>
-              <w:lastRenderedPageBreak/>
               <w:t>1. Create a client and invoke Fast.</w:t>
             </w:r>
           </w:p>
           <w:p>
             <w:r>
-              <w:lastRenderedPageBreak/>
               <w:t>2. Invoke Slow with 4000/10000 and cancel it</w:t>
             </w:r>
           </w:p>
@@ -7504,24 +6332,7 @@
                 <w:b/>
                 <w:bCs/>
               </w:rPr>
-              <w:lastRenderedPageBreak/>
-              <w:t xml:space="preserve">Interactive </w:t>
-            </w:r>
-            <w:proofErr w:type="spellStart"/>
-            <w:r>
-              <w:rPr>
-                <w:b/>
-                <w:bCs/>
-              </w:rPr>
-              <w:t>WebAssembly</w:t>
-            </w:r>
-            <w:proofErr w:type="spellEnd"/>
-            <w:r>
-              <w:rPr>
-                <w:b/>
-                <w:bCs/>
-              </w:rPr>
-              <w:t>:</w:t>
+              <w:t>Interactive WebAssembly:</w:t>
             </w:r>
             <w:r>
               <w:t xml:space="preserve"> Works Properly</w:t>
@@ -7547,19 +6358,7 @@
           </w:tcPr>
           <w:p>
             <w:r>
-              <w:t>Four distinct classifications appear: Returned, Cancelled, </w:t>
-            </w:r>
-            <w:proofErr w:type="spellStart"/>
-            <w:r>
-              <w:t>TimedOut</w:t>
-            </w:r>
-            <w:proofErr w:type="spellEnd"/>
-            <w:r>
-              <w:t xml:space="preserve">, and Failed. The intentional worker exception </w:t>
-            </w:r>
-            <w:r>
-              <w:lastRenderedPageBreak/>
-              <w:t>is Failed, never misclassified as cancellation or timeout.</w:t>
+              <w:t>Four distinct classifications appear: Returned, Cancelled, TimedOut, and Failed. The intentional worker exception is Failed, never misclassified as cancellation or timeout.</w:t>
             </w:r>
           </w:p>
         </w:tc>
@@ -7635,17 +6434,8 @@
                 <w:b/>
                 <w:bCs/>
               </w:rPr>
-              <w:t xml:space="preserve">Standalone </w:t>
-            </w:r>
-            <w:proofErr w:type="spellStart"/>
-            <w:r>
-              <w:rPr>
-                <w:b/>
-                <w:bCs/>
-              </w:rPr>
-              <w:t>WebAssembly</w:t>
-            </w:r>
-            <w:proofErr w:type="spellEnd"/>
+              <w:t>Standalone WebAssembly</w:t>
+            </w:r>
             <w:r>
               <w:t>: Works Properly</w:t>
             </w:r>
@@ -7740,32 +6530,7 @@
                 <w:b/>
                 <w:bCs/>
               </w:rPr>
-              <w:t xml:space="preserve">Interactive </w:t>
-            </w:r>
-            <w:proofErr w:type="spellStart"/>
-            <w:proofErr w:type="gramStart"/>
-            <w:r>
-              <w:rPr>
-                <w:b/>
-                <w:bCs/>
-              </w:rPr>
-              <w:t>WebAssembly</w:t>
-            </w:r>
-            <w:proofErr w:type="spellEnd"/>
-            <w:r>
-              <w:rPr>
-                <w:b/>
-                <w:bCs/>
-              </w:rPr>
-              <w:t>(</w:t>
-            </w:r>
-            <w:proofErr w:type="gramEnd"/>
-            <w:r>
-              <w:rPr>
-                <w:b/>
-                <w:bCs/>
-              </w:rPr>
-              <w:t>Published):</w:t>
+              <w:t>Interactive WebAssembly(Published):</w:t>
             </w:r>
             <w:r>
               <w:t xml:space="preserve"> Works Properly</w:t>
@@ -7864,32 +6629,7 @@
                 <w:b/>
                 <w:bCs/>
               </w:rPr>
-              <w:t xml:space="preserve">Standalone </w:t>
-            </w:r>
-            <w:proofErr w:type="spellStart"/>
-            <w:proofErr w:type="gramStart"/>
-            <w:r>
-              <w:rPr>
-                <w:b/>
-                <w:bCs/>
-              </w:rPr>
-              <w:t>WebAssembly</w:t>
-            </w:r>
-            <w:proofErr w:type="spellEnd"/>
-            <w:r>
-              <w:rPr>
-                <w:b/>
-                <w:bCs/>
-              </w:rPr>
-              <w:t>(</w:t>
-            </w:r>
-            <w:proofErr w:type="gramEnd"/>
-            <w:r>
-              <w:rPr>
-                <w:b/>
-                <w:bCs/>
-              </w:rPr>
-              <w:t>Published):</w:t>
+              <w:t>Standalone WebAssembly(Published):</w:t>
             </w:r>
             <w:r>
               <w:t xml:space="preserve"> Works Properly</w:t>
@@ -7964,7 +6704,11 @@
           </w:tcPr>
           <w:p>
             <w:r>
-              <w:t>Verify no cancellation, timeout, or disposal produces an unhandled browser error.</w:t>
+              <w:t xml:space="preserve">Verify no cancellation, timeout, or disposal produces an unhandled </w:t>
+            </w:r>
+            <w:r>
+              <w:lastRenderedPageBreak/>
+              <w:t>browser error.</w:t>
             </w:r>
           </w:p>
         </w:tc>
@@ -7987,6 +6731,7 @@
           </w:tcPr>
           <w:p>
             <w:r>
+              <w:lastRenderedPageBreak/>
               <w:t>1. Enable Preserve log and clear the Console.</w:t>
             </w:r>
           </w:p>
@@ -8022,23 +6767,7 @@
                 <w:b/>
                 <w:bCs/>
               </w:rPr>
-              <w:t xml:space="preserve">Interactive </w:t>
-            </w:r>
-            <w:proofErr w:type="spellStart"/>
-            <w:r>
-              <w:rPr>
-                <w:b/>
-                <w:bCs/>
-              </w:rPr>
-              <w:t>WebAssembly</w:t>
-            </w:r>
-            <w:proofErr w:type="spellEnd"/>
-            <w:r>
-              <w:rPr>
-                <w:b/>
-                <w:bCs/>
-              </w:rPr>
-              <w:t>:</w:t>
+              <w:t>Interactive WebAssembly:</w:t>
             </w:r>
             <w:r>
               <w:t xml:space="preserve"> Works Properly</w:t>
@@ -8140,17 +6869,8 @@
                 <w:b/>
                 <w:bCs/>
               </w:rPr>
-              <w:t xml:space="preserve">Standalone </w:t>
-            </w:r>
-            <w:proofErr w:type="spellStart"/>
-            <w:r>
-              <w:rPr>
-                <w:b/>
-                <w:bCs/>
-              </w:rPr>
-              <w:t>WebAssembly</w:t>
-            </w:r>
-            <w:proofErr w:type="spellEnd"/>
+              <w:t>Standalone WebAssembly</w:t>
+            </w:r>
             <w:r>
               <w:t>: Works Properly</w:t>
             </w:r>
@@ -8245,32 +6965,7 @@
                 <w:b/>
                 <w:bCs/>
               </w:rPr>
-              <w:t xml:space="preserve">Interactive </w:t>
-            </w:r>
-            <w:proofErr w:type="spellStart"/>
-            <w:proofErr w:type="gramStart"/>
-            <w:r>
-              <w:rPr>
-                <w:b/>
-                <w:bCs/>
-              </w:rPr>
-              <w:t>WebAssembly</w:t>
-            </w:r>
-            <w:proofErr w:type="spellEnd"/>
-            <w:r>
-              <w:rPr>
-                <w:b/>
-                <w:bCs/>
-              </w:rPr>
-              <w:t>(</w:t>
-            </w:r>
-            <w:proofErr w:type="gramEnd"/>
-            <w:r>
-              <w:rPr>
-                <w:b/>
-                <w:bCs/>
-              </w:rPr>
-              <w:t>Published):</w:t>
+              <w:t>Interactive WebAssembly(Published):</w:t>
             </w:r>
             <w:r>
               <w:t xml:space="preserve"> Works Properly</w:t>
@@ -8369,32 +7064,7 @@
                 <w:b/>
                 <w:bCs/>
               </w:rPr>
-              <w:t xml:space="preserve">Standalone </w:t>
-            </w:r>
-            <w:proofErr w:type="spellStart"/>
-            <w:proofErr w:type="gramStart"/>
-            <w:r>
-              <w:rPr>
-                <w:b/>
-                <w:bCs/>
-              </w:rPr>
-              <w:t>WebAssembly</w:t>
-            </w:r>
-            <w:proofErr w:type="spellEnd"/>
-            <w:r>
-              <w:rPr>
-                <w:b/>
-                <w:bCs/>
-              </w:rPr>
-              <w:t>(</w:t>
-            </w:r>
-            <w:proofErr w:type="gramEnd"/>
-            <w:r>
-              <w:rPr>
-                <w:b/>
-                <w:bCs/>
-              </w:rPr>
-              <w:t>Published):</w:t>
+              <w:t>Standalone WebAssembly(Published):</w:t>
             </w:r>
             <w:r>
               <w:t xml:space="preserve"> Works Properly</w:t>
@@ -8445,7 +7115,6 @@
               <w:rPr>
                 <w:rFonts w:cs="Calibri"/>
               </w:rPr>
-              <w:lastRenderedPageBreak/>
               <w:t>TC-15</w:t>
             </w:r>
           </w:p>
@@ -8530,16 +7199,8 @@
               <w:rPr>
                 <w:rFonts w:asciiTheme="minorHAnsi" w:hAnsiTheme="minorHAnsi" w:cs="Calibri"/>
               </w:rPr>
-              <w:t> </w:t>
-            </w:r>
-            <w:proofErr w:type="spellStart"/>
-            <w:r>
-              <w:rPr>
-                <w:rFonts w:asciiTheme="minorHAnsi" w:hAnsiTheme="minorHAnsi" w:cs="Calibri"/>
-              </w:rPr>
-              <w:t>ms.</w:t>
-            </w:r>
-            <w:proofErr w:type="spellEnd"/>
+              <w:t> ms.</w:t>
+            </w:r>
           </w:p>
           <w:p>
             <w:pPr>
@@ -8610,23 +7271,7 @@
                 <w:b/>
                 <w:bCs/>
               </w:rPr>
-              <w:t xml:space="preserve">Interactive </w:t>
-            </w:r>
-            <w:proofErr w:type="spellStart"/>
-            <w:r>
-              <w:rPr>
-                <w:b/>
-                <w:bCs/>
-              </w:rPr>
-              <w:t>WebAssembly</w:t>
-            </w:r>
-            <w:proofErr w:type="spellEnd"/>
-            <w:r>
-              <w:rPr>
-                <w:b/>
-                <w:bCs/>
-              </w:rPr>
-              <w:t>:</w:t>
+              <w:t>Interactive WebAssembly:</w:t>
             </w:r>
             <w:r>
               <w:t xml:space="preserve"> Works Properly</w:t>
@@ -8656,11 +7301,9 @@
               </w:rPr>
               <w:t>Initial creation reports </w:t>
             </w:r>
-            <w:proofErr w:type="spellStart"/>
             <w:r>
               <w:t>TimedOut</w:t>
             </w:r>
-            <w:proofErr w:type="spellEnd"/>
             <w:r>
               <w:rPr>
                 <w:rFonts w:cs="Calibri"/>
@@ -8784,17 +7427,8 @@
                 <w:b/>
                 <w:bCs/>
               </w:rPr>
-              <w:t xml:space="preserve">Standalone </w:t>
-            </w:r>
-            <w:proofErr w:type="spellStart"/>
-            <w:r>
-              <w:rPr>
-                <w:b/>
-                <w:bCs/>
-              </w:rPr>
-              <w:t>WebAssembly</w:t>
-            </w:r>
-            <w:proofErr w:type="spellEnd"/>
+              <w:t>Standalone WebAssembly</w:t>
+            </w:r>
             <w:r>
               <w:t>: Works Properly</w:t>
             </w:r>
@@ -8920,32 +7554,7 @@
                 <w:b/>
                 <w:bCs/>
               </w:rPr>
-              <w:t xml:space="preserve">Interactive </w:t>
-            </w:r>
-            <w:proofErr w:type="spellStart"/>
-            <w:proofErr w:type="gramStart"/>
-            <w:r>
-              <w:rPr>
-                <w:b/>
-                <w:bCs/>
-              </w:rPr>
-              <w:t>WebAssembly</w:t>
-            </w:r>
-            <w:proofErr w:type="spellEnd"/>
-            <w:r>
-              <w:rPr>
-                <w:b/>
-                <w:bCs/>
-              </w:rPr>
-              <w:t>(</w:t>
-            </w:r>
-            <w:proofErr w:type="gramEnd"/>
-            <w:r>
-              <w:rPr>
-                <w:b/>
-                <w:bCs/>
-              </w:rPr>
-              <w:t>Published):</w:t>
+              <w:t>Interactive WebAssembly(Published):</w:t>
             </w:r>
             <w:r>
               <w:t xml:space="preserve"> Works Properly</w:t>
@@ -9075,32 +7684,7 @@
                 <w:b/>
                 <w:bCs/>
               </w:rPr>
-              <w:t xml:space="preserve">Standalone </w:t>
-            </w:r>
-            <w:proofErr w:type="spellStart"/>
-            <w:proofErr w:type="gramStart"/>
-            <w:r>
-              <w:rPr>
-                <w:b/>
-                <w:bCs/>
-              </w:rPr>
-              <w:t>WebAssembly</w:t>
-            </w:r>
-            <w:proofErr w:type="spellEnd"/>
-            <w:r>
-              <w:rPr>
-                <w:b/>
-                <w:bCs/>
-              </w:rPr>
-              <w:t>(</w:t>
-            </w:r>
-            <w:proofErr w:type="gramEnd"/>
-            <w:r>
-              <w:rPr>
-                <w:b/>
-                <w:bCs/>
-              </w:rPr>
-              <w:t>Published):</w:t>
+              <w:t>Standalone WebAssembly(Published):</w:t>
             </w:r>
             <w:r>
               <w:t xml:space="preserve"> Works Properly</w:t>
@@ -9182,7 +7766,14 @@
               <w:rPr>
                 <w:rFonts w:cs="Calibri"/>
               </w:rPr>
-              <w:t>Verify creation called with an already-cancelled token exits immediately.</w:t>
+              <w:t xml:space="preserve">Verify creation called with an already-cancelled token exits </w:t>
+            </w:r>
+            <w:r>
+              <w:rPr>
+                <w:rFonts w:cs="Calibri"/>
+              </w:rPr>
+              <w:lastRenderedPageBreak/>
+              <w:t>immediately.</w:t>
             </w:r>
           </w:p>
         </w:tc>
@@ -9214,6 +7805,7 @@
               <w:rPr>
                 <w:rFonts w:asciiTheme="minorHAnsi" w:hAnsiTheme="minorHAnsi" w:cs="Calibri"/>
               </w:rPr>
+              <w:lastRenderedPageBreak/>
               <w:t>1. Confirm no active client and zero workers.</w:t>
             </w:r>
           </w:p>
@@ -9229,21 +7821,7 @@
               <w:rPr>
                 <w:rFonts w:asciiTheme="minorHAnsi" w:hAnsiTheme="minorHAnsi" w:cs="Calibri"/>
               </w:rPr>
-              <w:t>2. Click </w:t>
-            </w:r>
-            <w:proofErr w:type="gramStart"/>
-            <w:r>
-              <w:rPr>
-                <w:rFonts w:asciiTheme="minorHAnsi" w:hAnsiTheme="minorHAnsi" w:cs="Calibri"/>
-              </w:rPr>
-              <w:t>Pre-cancel</w:t>
-            </w:r>
-            <w:proofErr w:type="gramEnd"/>
-            <w:r>
-              <w:rPr>
-                <w:rFonts w:asciiTheme="minorHAnsi" w:hAnsiTheme="minorHAnsi" w:cs="Calibri"/>
-              </w:rPr>
-              <w:t xml:space="preserve"> creation.</w:t>
+              <w:t>2. Click Pre-cancel creation.</w:t>
             </w:r>
           </w:p>
           <w:p>
@@ -9276,23 +7854,7 @@
                 <w:b/>
                 <w:bCs/>
               </w:rPr>
-              <w:t xml:space="preserve">Interactive </w:t>
-            </w:r>
-            <w:proofErr w:type="spellStart"/>
-            <w:r>
-              <w:rPr>
-                <w:b/>
-                <w:bCs/>
-              </w:rPr>
-              <w:t>WebAssembly</w:t>
-            </w:r>
-            <w:proofErr w:type="spellEnd"/>
-            <w:r>
-              <w:rPr>
-                <w:b/>
-                <w:bCs/>
-              </w:rPr>
-              <w:t>:</w:t>
+              <w:t>Interactive WebAssembly:</w:t>
             </w:r>
             <w:r>
               <w:t xml:space="preserve"> Works Properly</w:t>
@@ -9430,17 +7992,8 @@
                 <w:b/>
                 <w:bCs/>
               </w:rPr>
-              <w:t xml:space="preserve">Standalone </w:t>
-            </w:r>
-            <w:proofErr w:type="spellStart"/>
-            <w:r>
-              <w:rPr>
-                <w:b/>
-                <w:bCs/>
-              </w:rPr>
-              <w:t>WebAssembly</w:t>
-            </w:r>
-            <w:proofErr w:type="spellEnd"/>
+              <w:t>Standalone WebAssembly</w:t>
+            </w:r>
             <w:r>
               <w:t>: Works Properly</w:t>
             </w:r>
@@ -9566,32 +8119,7 @@
                 <w:b/>
                 <w:bCs/>
               </w:rPr>
-              <w:t xml:space="preserve">Interactive </w:t>
-            </w:r>
-            <w:proofErr w:type="spellStart"/>
-            <w:proofErr w:type="gramStart"/>
-            <w:r>
-              <w:rPr>
-                <w:b/>
-                <w:bCs/>
-              </w:rPr>
-              <w:t>WebAssembly</w:t>
-            </w:r>
-            <w:proofErr w:type="spellEnd"/>
-            <w:r>
-              <w:rPr>
-                <w:b/>
-                <w:bCs/>
-              </w:rPr>
-              <w:t>(</w:t>
-            </w:r>
-            <w:proofErr w:type="gramEnd"/>
-            <w:r>
-              <w:rPr>
-                <w:b/>
-                <w:bCs/>
-              </w:rPr>
-              <w:t>Published):</w:t>
+              <w:t>Interactive WebAssembly(Published):</w:t>
             </w:r>
             <w:r>
               <w:t xml:space="preserve"> Works Properly</w:t>
@@ -9721,32 +8249,7 @@
                 <w:b/>
                 <w:bCs/>
               </w:rPr>
-              <w:t xml:space="preserve">Standalone </w:t>
-            </w:r>
-            <w:proofErr w:type="spellStart"/>
-            <w:proofErr w:type="gramStart"/>
-            <w:r>
-              <w:rPr>
-                <w:b/>
-                <w:bCs/>
-              </w:rPr>
-              <w:t>WebAssembly</w:t>
-            </w:r>
-            <w:proofErr w:type="spellEnd"/>
-            <w:r>
-              <w:rPr>
-                <w:b/>
-                <w:bCs/>
-              </w:rPr>
-              <w:t>(</w:t>
-            </w:r>
-            <w:proofErr w:type="gramEnd"/>
-            <w:r>
-              <w:rPr>
-                <w:b/>
-                <w:bCs/>
-              </w:rPr>
-              <w:t>Published):</w:t>
+              <w:t>Standalone WebAssembly(Published):</w:t>
             </w:r>
             <w:r>
               <w:t xml:space="preserve"> Works Properly</w:t>
@@ -9803,7 +8306,6 @@
               <w:rPr>
                 <w:rFonts w:cs="Calibri"/>
               </w:rPr>
-              <w:lastRenderedPageBreak/>
               <w:t>TC-17</w:t>
             </w:r>
           </w:p>
@@ -9825,19 +8327,11 @@
             </w:tcMar>
           </w:tcPr>
           <w:p>
-            <w:proofErr w:type="gramStart"/>
-            <w:r>
-              <w:rPr>
-                <w:rFonts w:cs="Calibri"/>
-              </w:rPr>
-              <w:t>Verify</w:t>
-            </w:r>
-            <w:proofErr w:type="gramEnd"/>
-            <w:r>
-              <w:rPr>
-                <w:rFonts w:cs="Calibri"/>
-              </w:rPr>
-              <w:t xml:space="preserve"> a timed-out worker response cannot corrupt later calls on the same client.</w:t>
+            <w:r>
+              <w:rPr>
+                <w:rFonts w:cs="Calibri"/>
+              </w:rPr>
+              <w:t>Verify a timed-out worker response cannot corrupt later calls on the same client.</w:t>
             </w:r>
           </w:p>
         </w:tc>
@@ -9925,14 +8419,12 @@
               </w:rPr>
               <w:t>3. Invoke Slow and wait for </w:t>
             </w:r>
-            <w:proofErr w:type="spellStart"/>
             <w:r>
               <w:rPr>
                 <w:rFonts w:asciiTheme="minorHAnsi" w:hAnsiTheme="minorHAnsi"/>
               </w:rPr>
               <w:t>TimedOut</w:t>
             </w:r>
-            <w:proofErr w:type="spellEnd"/>
             <w:r>
               <w:rPr>
                 <w:rFonts w:asciiTheme="minorHAnsi" w:hAnsiTheme="minorHAnsi" w:cs="Calibri"/>
@@ -9952,21 +8444,7 @@
               <w:rPr>
                 <w:rFonts w:asciiTheme="minorHAnsi" w:hAnsiTheme="minorHAnsi" w:cs="Calibri"/>
               </w:rPr>
-              <w:t xml:space="preserve">4. Without replacing the client, select Fast, set </w:t>
-            </w:r>
-            <w:proofErr w:type="gramStart"/>
-            <w:r>
-              <w:rPr>
-                <w:rFonts w:asciiTheme="minorHAnsi" w:hAnsiTheme="minorHAnsi" w:cs="Calibri"/>
-              </w:rPr>
-              <w:t>timeout</w:t>
-            </w:r>
-            <w:proofErr w:type="gramEnd"/>
-            <w:r>
-              <w:rPr>
-                <w:rFonts w:asciiTheme="minorHAnsi" w:hAnsiTheme="minorHAnsi" w:cs="Calibri"/>
-              </w:rPr>
-              <w:t> </w:t>
+              <w:t>4. Without replacing the client, select Fast, set timeout </w:t>
             </w:r>
             <w:r>
               <w:rPr>
@@ -9993,21 +8471,7 @@
               <w:rPr>
                 <w:rFonts w:asciiTheme="minorHAnsi" w:hAnsiTheme="minorHAnsi" w:cs="Calibri"/>
               </w:rPr>
-              <w:t xml:space="preserve">5. Wait beyond 1000 </w:t>
-            </w:r>
-            <w:proofErr w:type="spellStart"/>
-            <w:r>
-              <w:rPr>
-                <w:rFonts w:asciiTheme="minorHAnsi" w:hAnsiTheme="minorHAnsi" w:cs="Calibri"/>
-              </w:rPr>
-              <w:t>ms</w:t>
-            </w:r>
-            <w:proofErr w:type="spellEnd"/>
-            <w:r>
-              <w:rPr>
-                <w:rFonts w:asciiTheme="minorHAnsi" w:hAnsiTheme="minorHAnsi" w:cs="Calibri"/>
-              </w:rPr>
-              <w:t xml:space="preserve"> for the old Slow work to finish.</w:t>
+              <w:t>5. Wait beyond 1000 ms for the old Slow work to finish.</w:t>
             </w:r>
           </w:p>
           <w:p>
@@ -10040,23 +8504,7 @@
                 <w:b/>
                 <w:bCs/>
               </w:rPr>
-              <w:t xml:space="preserve">Interactive </w:t>
-            </w:r>
-            <w:proofErr w:type="spellStart"/>
-            <w:r>
-              <w:rPr>
-                <w:b/>
-                <w:bCs/>
-              </w:rPr>
-              <w:t>WebAssembly</w:t>
-            </w:r>
-            <w:proofErr w:type="spellEnd"/>
-            <w:r>
-              <w:rPr>
-                <w:b/>
-                <w:bCs/>
-              </w:rPr>
-              <w:t>:</w:t>
+              <w:t>Interactive WebAssembly:</w:t>
             </w:r>
             <w:r>
               <w:t xml:space="preserve"> Works Properly</w:t>
@@ -10194,17 +8642,8 @@
                 <w:b/>
                 <w:bCs/>
               </w:rPr>
-              <w:t xml:space="preserve">Standalone </w:t>
-            </w:r>
-            <w:proofErr w:type="spellStart"/>
-            <w:r>
-              <w:rPr>
-                <w:b/>
-                <w:bCs/>
-              </w:rPr>
-              <w:t>WebAssembly</w:t>
-            </w:r>
-            <w:proofErr w:type="spellEnd"/>
+              <w:t>Standalone WebAssembly</w:t>
+            </w:r>
             <w:r>
               <w:t>: Works Properly</w:t>
             </w:r>
@@ -10330,32 +8769,7 @@
                 <w:b/>
                 <w:bCs/>
               </w:rPr>
-              <w:t xml:space="preserve">Interactive </w:t>
-            </w:r>
-            <w:proofErr w:type="spellStart"/>
-            <w:proofErr w:type="gramStart"/>
-            <w:r>
-              <w:rPr>
-                <w:b/>
-                <w:bCs/>
-              </w:rPr>
-              <w:t>WebAssembly</w:t>
-            </w:r>
-            <w:proofErr w:type="spellEnd"/>
-            <w:r>
-              <w:rPr>
-                <w:b/>
-                <w:bCs/>
-              </w:rPr>
-              <w:t>(</w:t>
-            </w:r>
-            <w:proofErr w:type="gramEnd"/>
-            <w:r>
-              <w:rPr>
-                <w:b/>
-                <w:bCs/>
-              </w:rPr>
-              <w:t>Published):</w:t>
+              <w:t>Interactive WebAssembly(Published):</w:t>
             </w:r>
             <w:r>
               <w:t xml:space="preserve"> Works Properly</w:t>
@@ -10485,32 +8899,7 @@
                 <w:b/>
                 <w:bCs/>
               </w:rPr>
-              <w:t xml:space="preserve">Standalone </w:t>
-            </w:r>
-            <w:proofErr w:type="spellStart"/>
-            <w:proofErr w:type="gramStart"/>
-            <w:r>
-              <w:rPr>
-                <w:b/>
-                <w:bCs/>
-              </w:rPr>
-              <w:t>WebAssembly</w:t>
-            </w:r>
-            <w:proofErr w:type="spellEnd"/>
-            <w:r>
-              <w:rPr>
-                <w:b/>
-                <w:bCs/>
-              </w:rPr>
-              <w:t>(</w:t>
-            </w:r>
-            <w:proofErr w:type="gramEnd"/>
-            <w:r>
-              <w:rPr>
-                <w:b/>
-                <w:bCs/>
-              </w:rPr>
-              <w:t>Published):</w:t>
+              <w:t>Standalone WebAssembly(Published):</w:t>
             </w:r>
             <w:r>
               <w:t xml:space="preserve"> Works Properly</w:t>
@@ -10592,7 +8981,14 @@
               <w:rPr>
                 <w:rFonts w:cs="Calibri"/>
               </w:rPr>
-              <w:t>Verify timing out one concurrent invocation does not lose peer responses.</w:t>
+              <w:t xml:space="preserve">Verify timing out one concurrent invocation does not lose peer </w:t>
+            </w:r>
+            <w:r>
+              <w:rPr>
+                <w:rFonts w:cs="Calibri"/>
+              </w:rPr>
+              <w:lastRenderedPageBreak/>
+              <w:t>responses.</w:t>
             </w:r>
           </w:p>
         </w:tc>
@@ -10617,6 +9013,7 @@
               <w:rPr>
                 <w:rFonts w:cs="Calibri"/>
               </w:rPr>
+              <w:lastRenderedPageBreak/>
               <w:t>1. Create a client.</w:t>
             </w:r>
             <w:r>
@@ -10690,89 +9087,45 @@
                 <w:b/>
                 <w:bCs/>
               </w:rPr>
-              <w:t xml:space="preserve">Interactive </w:t>
-            </w:r>
-            <w:proofErr w:type="spellStart"/>
-            <w:r>
-              <w:rPr>
+              <w:t>Interactive WebAssembly:</w:t>
+            </w:r>
+            <w:r>
+              <w:t xml:space="preserve"> </w:t>
+            </w:r>
+            <w:r>
+              <w:t>Failed</w:t>
+            </w:r>
+          </w:p>
+        </w:tc>
+        <w:tc>
+          <w:tcPr>
+            <w:tcW w:w="3538" w:type="dxa"/>
+            <w:vMerge w:val="restart"/>
+            <w:tcBorders>
+              <w:top w:val="single" w:sz="8" w:space="0" w:color="A3A3A3"/>
+              <w:left w:val="single" w:sz="8" w:space="0" w:color="A3A3A3"/>
+              <w:right w:val="single" w:sz="8" w:space="0" w:color="A3A3A3"/>
+            </w:tcBorders>
+            <w:tcMar>
+              <w:top w:w="80" w:type="dxa"/>
+              <w:left w:w="80" w:type="dxa"/>
+              <w:bottom w:w="80" w:type="dxa"/>
+              <w:right w:w="80" w:type="dxa"/>
+            </w:tcMar>
+          </w:tcPr>
+          <w:p>
+            <w:pPr>
+              <w:rPr>
+                <w:rFonts w:cs="Calibri"/>
                 <w:b/>
                 <w:bCs/>
               </w:rPr>
-              <w:t>WebAssembly</w:t>
-            </w:r>
-            <w:proofErr w:type="spellEnd"/>
-            <w:r>
-              <w:rPr>
-                <w:b/>
-                <w:bCs/>
-              </w:rPr>
-              <w:t>:</w:t>
-            </w:r>
-            <w:r>
-              <w:t xml:space="preserve"> </w:t>
-            </w:r>
-            <w:r>
-              <w:t>Failed</w:t>
-            </w:r>
-          </w:p>
-        </w:tc>
-        <w:tc>
-          <w:tcPr>
-            <w:tcW w:w="3538" w:type="dxa"/>
-            <w:vMerge w:val="restart"/>
-            <w:tcBorders>
-              <w:top w:val="single" w:sz="8" w:space="0" w:color="A3A3A3"/>
-              <w:left w:val="single" w:sz="8" w:space="0" w:color="A3A3A3"/>
-              <w:right w:val="single" w:sz="8" w:space="0" w:color="A3A3A3"/>
-            </w:tcBorders>
-            <w:tcMar>
-              <w:top w:w="80" w:type="dxa"/>
-              <w:left w:w="80" w:type="dxa"/>
-              <w:bottom w:w="80" w:type="dxa"/>
-              <w:right w:w="80" w:type="dxa"/>
-            </w:tcMar>
-          </w:tcPr>
-          <w:p>
-            <w:pPr>
-              <w:rPr>
-                <w:rFonts w:cs="Calibri"/>
-                <w:b/>
-                <w:bCs/>
-              </w:rPr>
-            </w:pPr>
-            <w:r>
-              <w:rPr>
-                <w:rFonts w:cs="Calibri"/>
-              </w:rPr>
-              <w:t xml:space="preserve">A: Returned, B: </w:t>
-            </w:r>
-            <w:proofErr w:type="spellStart"/>
-            <w:r>
-              <w:rPr>
-                <w:rFonts w:cs="Calibri"/>
-              </w:rPr>
-              <w:t>TimedOut</w:t>
-            </w:r>
-            <w:proofErr w:type="spellEnd"/>
-            <w:r>
-              <w:rPr>
-                <w:rFonts w:cs="Calibri"/>
-              </w:rPr>
-              <w:t xml:space="preserve">, C: </w:t>
-            </w:r>
-            <w:proofErr w:type="spellStart"/>
-            <w:r>
-              <w:rPr>
-                <w:rFonts w:cs="Calibri"/>
-              </w:rPr>
-              <w:t>TimedOut</w:t>
-            </w:r>
-            <w:proofErr w:type="spellEnd"/>
-            <w:r>
-              <w:rPr>
-                <w:rFonts w:cs="Calibri"/>
-              </w:rPr>
-              <w:t>. The assertion reports Failed.</w:t>
+            </w:pPr>
+            <w:r>
+              <w:rPr>
+                <w:rFonts w:cs="Calibri"/>
+              </w:rPr>
+              <w:t>A: Returned, B: TimedOut, C: TimedOut. The assertion reports Failed.</w:t>
             </w:r>
           </w:p>
         </w:tc>
@@ -10871,17 +9224,8 @@
                 <w:b/>
                 <w:bCs/>
               </w:rPr>
-              <w:t xml:space="preserve">Standalone </w:t>
-            </w:r>
-            <w:proofErr w:type="spellStart"/>
-            <w:r>
-              <w:rPr>
-                <w:b/>
-                <w:bCs/>
-              </w:rPr>
-              <w:t>WebAssembly</w:t>
-            </w:r>
-            <w:proofErr w:type="spellEnd"/>
+              <w:t>Standalone WebAssembly</w:t>
+            </w:r>
             <w:r>
               <w:t xml:space="preserve">: </w:t>
             </w:r>
@@ -11008,32 +9352,7 @@
                 <w:b/>
                 <w:bCs/>
               </w:rPr>
-              <w:t xml:space="preserve">Interactive </w:t>
-            </w:r>
-            <w:proofErr w:type="spellStart"/>
-            <w:proofErr w:type="gramStart"/>
-            <w:r>
-              <w:rPr>
-                <w:b/>
-                <w:bCs/>
-              </w:rPr>
-              <w:t>WebAssembly</w:t>
-            </w:r>
-            <w:proofErr w:type="spellEnd"/>
-            <w:r>
-              <w:rPr>
-                <w:b/>
-                <w:bCs/>
-              </w:rPr>
-              <w:t>(</w:t>
-            </w:r>
-            <w:proofErr w:type="gramEnd"/>
-            <w:r>
-              <w:rPr>
-                <w:b/>
-                <w:bCs/>
-              </w:rPr>
-              <w:t>Published):</w:t>
+              <w:t>Interactive WebAssembly(Published):</w:t>
             </w:r>
             <w:r>
               <w:t xml:space="preserve"> </w:t>
@@ -11164,32 +9483,7 @@
                 <w:b/>
                 <w:bCs/>
               </w:rPr>
-              <w:t xml:space="preserve">Standalone </w:t>
-            </w:r>
-            <w:proofErr w:type="spellStart"/>
-            <w:proofErr w:type="gramStart"/>
-            <w:r>
-              <w:rPr>
-                <w:b/>
-                <w:bCs/>
-              </w:rPr>
-              <w:t>WebAssembly</w:t>
-            </w:r>
-            <w:proofErr w:type="spellEnd"/>
-            <w:r>
-              <w:rPr>
-                <w:b/>
-                <w:bCs/>
-              </w:rPr>
-              <w:t>(</w:t>
-            </w:r>
-            <w:proofErr w:type="gramEnd"/>
-            <w:r>
-              <w:rPr>
-                <w:b/>
-                <w:bCs/>
-              </w:rPr>
-              <w:t>Published):</w:t>
+              <w:t>Standalone WebAssembly(Published):</w:t>
             </w:r>
             <w:r>
               <w:t xml:space="preserve"> </w:t>
@@ -11249,7 +9543,6 @@
               <w:rPr>
                 <w:rFonts w:cs="Calibri"/>
               </w:rPr>
-              <w:lastRenderedPageBreak/>
               <w:t>TC-19</w:t>
             </w:r>
           </w:p>
@@ -11275,35 +9568,7 @@
               <w:rPr>
                 <w:rFonts w:cs="Calibri"/>
               </w:rPr>
-              <w:t xml:space="preserve">Test cancellation </w:t>
-            </w:r>
-            <w:proofErr w:type="gramStart"/>
-            <w:r>
-              <w:rPr>
-                <w:rFonts w:cs="Calibri"/>
-              </w:rPr>
-              <w:t>arriving</w:t>
-            </w:r>
-            <w:proofErr w:type="gramEnd"/>
-            <w:r>
-              <w:rPr>
-                <w:rFonts w:cs="Calibri"/>
-              </w:rPr>
-              <w:t xml:space="preserve"> near </w:t>
-            </w:r>
-            <w:proofErr w:type="gramStart"/>
-            <w:r>
-              <w:rPr>
-                <w:rFonts w:cs="Calibri"/>
-              </w:rPr>
-              <w:t>the timeout</w:t>
-            </w:r>
-            <w:proofErr w:type="gramEnd"/>
-            <w:r>
-              <w:rPr>
-                <w:rFonts w:cs="Calibri"/>
-              </w:rPr>
-              <w:t xml:space="preserve"> deadline.</w:t>
+              <w:t>Test cancellation arriving near the timeout deadline.</w:t>
             </w:r>
           </w:p>
         </w:tc>
@@ -11389,16 +9654,8 @@
               <w:rPr>
                 <w:rFonts w:asciiTheme="minorHAnsi" w:hAnsiTheme="minorHAnsi" w:cs="Calibri"/>
               </w:rPr>
-              <w:t xml:space="preserve">3. Invoke and click Cancel active around 250–300 </w:t>
-            </w:r>
-            <w:proofErr w:type="spellStart"/>
-            <w:r>
-              <w:rPr>
-                <w:rFonts w:asciiTheme="minorHAnsi" w:hAnsiTheme="minorHAnsi" w:cs="Calibri"/>
-              </w:rPr>
-              <w:t>ms.</w:t>
-            </w:r>
-            <w:proofErr w:type="spellEnd"/>
+              <w:t>3. Invoke and click Cancel active around 250–300 ms.</w:t>
+            </w:r>
           </w:p>
           <w:p>
             <w:pPr>
@@ -11445,23 +9702,7 @@
                 <w:b/>
                 <w:bCs/>
               </w:rPr>
-              <w:t xml:space="preserve">Interactive </w:t>
-            </w:r>
-            <w:proofErr w:type="spellStart"/>
-            <w:r>
-              <w:rPr>
-                <w:b/>
-                <w:bCs/>
-              </w:rPr>
-              <w:t>WebAssembly</w:t>
-            </w:r>
-            <w:proofErr w:type="spellEnd"/>
-            <w:r>
-              <w:rPr>
-                <w:b/>
-                <w:bCs/>
-              </w:rPr>
-              <w:t>:</w:t>
+              <w:t>Interactive WebAssembly:</w:t>
             </w:r>
             <w:r>
               <w:t xml:space="preserve"> Works Properly</w:t>
@@ -11500,22 +9741,18 @@
               </w:rPr>
               <w:t> or </w:t>
             </w:r>
-            <w:proofErr w:type="spellStart"/>
             <w:r>
               <w:t>TimedOut</w:t>
             </w:r>
-            <w:proofErr w:type="spellEnd"/>
             <w:r>
               <w:rPr>
                 <w:rFonts w:cs="Calibri"/>
               </w:rPr>
               <w:t>. Neither race outcome is inherently wrong, but </w:t>
             </w:r>
-            <w:proofErr w:type="gramStart"/>
             <w:r>
               <w:t>Failed</w:t>
             </w:r>
-            <w:proofErr w:type="gramEnd"/>
             <w:r>
               <w:rPr>
                 <w:rFonts w:cs="Calibri"/>
@@ -11621,17 +9858,8 @@
                 <w:b/>
                 <w:bCs/>
               </w:rPr>
-              <w:t xml:space="preserve">Standalone </w:t>
-            </w:r>
-            <w:proofErr w:type="spellStart"/>
-            <w:r>
-              <w:rPr>
-                <w:b/>
-                <w:bCs/>
-              </w:rPr>
-              <w:t>WebAssembly</w:t>
-            </w:r>
-            <w:proofErr w:type="spellEnd"/>
+              <w:t>Standalone WebAssembly</w:t>
+            </w:r>
             <w:r>
               <w:t>: Works Properly</w:t>
             </w:r>
@@ -11757,32 +9985,7 @@
                 <w:b/>
                 <w:bCs/>
               </w:rPr>
-              <w:t xml:space="preserve">Interactive </w:t>
-            </w:r>
-            <w:proofErr w:type="spellStart"/>
-            <w:proofErr w:type="gramStart"/>
-            <w:r>
-              <w:rPr>
-                <w:b/>
-                <w:bCs/>
-              </w:rPr>
-              <w:t>WebAssembly</w:t>
-            </w:r>
-            <w:proofErr w:type="spellEnd"/>
-            <w:r>
-              <w:rPr>
-                <w:b/>
-                <w:bCs/>
-              </w:rPr>
-              <w:t>(</w:t>
-            </w:r>
-            <w:proofErr w:type="gramEnd"/>
-            <w:r>
-              <w:rPr>
-                <w:b/>
-                <w:bCs/>
-              </w:rPr>
-              <w:t>Published):</w:t>
+              <w:t>Interactive WebAssembly(Published):</w:t>
             </w:r>
             <w:r>
               <w:t xml:space="preserve"> Works Properly</w:t>
@@ -11912,32 +10115,7 @@
                 <w:b/>
                 <w:bCs/>
               </w:rPr>
-              <w:t xml:space="preserve">Standalone </w:t>
-            </w:r>
-            <w:proofErr w:type="spellStart"/>
-            <w:proofErr w:type="gramStart"/>
-            <w:r>
-              <w:rPr>
-                <w:b/>
-                <w:bCs/>
-              </w:rPr>
-              <w:t>WebAssembly</w:t>
-            </w:r>
-            <w:proofErr w:type="spellEnd"/>
-            <w:r>
-              <w:rPr>
-                <w:b/>
-                <w:bCs/>
-              </w:rPr>
-              <w:t>(</w:t>
-            </w:r>
-            <w:proofErr w:type="gramEnd"/>
-            <w:r>
-              <w:rPr>
-                <w:b/>
-                <w:bCs/>
-              </w:rPr>
-              <w:t>Published):</w:t>
+              <w:t>Standalone WebAssembly(Published):</w:t>
             </w:r>
             <w:r>
               <w:t xml:space="preserve"> Works Properly</w:t>
@@ -12019,7 +10197,14 @@
               <w:rPr>
                 <w:rFonts w:cs="Calibri"/>
               </w:rPr>
-              <w:t>Verify component teardown cleans up a worker when the user navigates away.</w:t>
+              <w:t>Verify component teardown cleans up a worker when the user navigat</w:t>
+            </w:r>
+            <w:r>
+              <w:rPr>
+                <w:rFonts w:cs="Calibri"/>
+              </w:rPr>
+              <w:lastRenderedPageBreak/>
+              <w:t>es away.</w:t>
             </w:r>
           </w:p>
         </w:tc>
@@ -12051,6 +10236,7 @@
               <w:rPr>
                 <w:rFonts w:asciiTheme="minorHAnsi" w:hAnsiTheme="minorHAnsi" w:cs="Calibri"/>
               </w:rPr>
+              <w:lastRenderedPageBreak/>
               <w:t>1. Create a client.</w:t>
             </w:r>
           </w:p>
@@ -12129,23 +10315,7 @@
                 <w:b/>
                 <w:bCs/>
               </w:rPr>
-              <w:t xml:space="preserve">Interactive </w:t>
-            </w:r>
-            <w:proofErr w:type="spellStart"/>
-            <w:r>
-              <w:rPr>
-                <w:b/>
-                <w:bCs/>
-              </w:rPr>
-              <w:t>WebAssembly</w:t>
-            </w:r>
-            <w:proofErr w:type="spellEnd"/>
-            <w:r>
-              <w:rPr>
-                <w:b/>
-                <w:bCs/>
-              </w:rPr>
-              <w:t>:</w:t>
+              <w:t>Interactive WebAssembly:</w:t>
             </w:r>
             <w:r>
               <w:t xml:space="preserve"> Works Properly</w:t>
@@ -12283,17 +10453,8 @@
                 <w:b/>
                 <w:bCs/>
               </w:rPr>
-              <w:t xml:space="preserve">Standalone </w:t>
-            </w:r>
-            <w:proofErr w:type="spellStart"/>
-            <w:r>
-              <w:rPr>
-                <w:b/>
-                <w:bCs/>
-              </w:rPr>
-              <w:t>WebAssembly</w:t>
-            </w:r>
-            <w:proofErr w:type="spellEnd"/>
+              <w:t>Standalone WebAssembly</w:t>
+            </w:r>
             <w:r>
               <w:t>: Works Properly</w:t>
             </w:r>
@@ -12419,32 +10580,7 @@
                 <w:b/>
                 <w:bCs/>
               </w:rPr>
-              <w:t xml:space="preserve">Interactive </w:t>
-            </w:r>
-            <w:proofErr w:type="spellStart"/>
-            <w:proofErr w:type="gramStart"/>
-            <w:r>
-              <w:rPr>
-                <w:b/>
-                <w:bCs/>
-              </w:rPr>
-              <w:t>WebAssembly</w:t>
-            </w:r>
-            <w:proofErr w:type="spellEnd"/>
-            <w:r>
-              <w:rPr>
-                <w:b/>
-                <w:bCs/>
-              </w:rPr>
-              <w:t>(</w:t>
-            </w:r>
-            <w:proofErr w:type="gramEnd"/>
-            <w:r>
-              <w:rPr>
-                <w:b/>
-                <w:bCs/>
-              </w:rPr>
-              <w:t>Published):</w:t>
+              <w:t>Interactive WebAssembly(Published):</w:t>
             </w:r>
             <w:r>
               <w:t xml:space="preserve"> Works Properly</w:t>
@@ -12574,32 +10710,7 @@
                 <w:b/>
                 <w:bCs/>
               </w:rPr>
-              <w:t xml:space="preserve">Standalone </w:t>
-            </w:r>
-            <w:proofErr w:type="spellStart"/>
-            <w:proofErr w:type="gramStart"/>
-            <w:r>
-              <w:rPr>
-                <w:b/>
-                <w:bCs/>
-              </w:rPr>
-              <w:t>WebAssembly</w:t>
-            </w:r>
-            <w:proofErr w:type="spellEnd"/>
-            <w:r>
-              <w:rPr>
-                <w:b/>
-                <w:bCs/>
-              </w:rPr>
-              <w:t>(</w:t>
-            </w:r>
-            <w:proofErr w:type="gramEnd"/>
-            <w:r>
-              <w:rPr>
-                <w:b/>
-                <w:bCs/>
-              </w:rPr>
-              <w:t>Published):</w:t>
+              <w:t>Standalone WebAssembly(Published):</w:t>
             </w:r>
             <w:r>
               <w:t xml:space="preserve"> Works Properly</w:t>
@@ -12656,7 +10767,6 @@
               <w:rPr>
                 <w:rFonts w:cs="Calibri"/>
               </w:rPr>
-              <w:lastRenderedPageBreak/>
               <w:t>TC-21</w:t>
             </w:r>
           </w:p>
@@ -12789,23 +10899,7 @@
                 <w:b/>
                 <w:bCs/>
               </w:rPr>
-              <w:t xml:space="preserve">Interactive </w:t>
-            </w:r>
-            <w:proofErr w:type="spellStart"/>
-            <w:r>
-              <w:rPr>
-                <w:b/>
-                <w:bCs/>
-              </w:rPr>
-              <w:t>WebAssembly</w:t>
-            </w:r>
-            <w:proofErr w:type="spellEnd"/>
-            <w:r>
-              <w:rPr>
-                <w:b/>
-                <w:bCs/>
-              </w:rPr>
-              <w:t>:</w:t>
+              <w:t>Interactive WebAssembly:</w:t>
             </w:r>
             <w:r>
               <w:t xml:space="preserve"> Works Properly</w:t>
@@ -12844,11 +10938,9 @@
               </w:rPr>
               <w:t> or </w:t>
             </w:r>
-            <w:proofErr w:type="spellStart"/>
             <w:r>
               <w:t>TimedOut</w:t>
             </w:r>
-            <w:proofErr w:type="spellEnd"/>
             <w:r>
               <w:rPr>
                 <w:rFonts w:cs="Calibri"/>
@@ -12963,17 +11055,8 @@
                 <w:b/>
                 <w:bCs/>
               </w:rPr>
-              <w:t xml:space="preserve">Standalone </w:t>
-            </w:r>
-            <w:proofErr w:type="spellStart"/>
-            <w:r>
-              <w:rPr>
-                <w:b/>
-                <w:bCs/>
-              </w:rPr>
-              <w:t>WebAssembly</w:t>
-            </w:r>
-            <w:proofErr w:type="spellEnd"/>
+              <w:t>Standalone WebAssembly</w:t>
+            </w:r>
             <w:r>
               <w:t>: Works Properly</w:t>
             </w:r>
@@ -13099,32 +11182,7 @@
                 <w:b/>
                 <w:bCs/>
               </w:rPr>
-              <w:t xml:space="preserve">Interactive </w:t>
-            </w:r>
-            <w:proofErr w:type="spellStart"/>
-            <w:proofErr w:type="gramStart"/>
-            <w:r>
-              <w:rPr>
-                <w:b/>
-                <w:bCs/>
-              </w:rPr>
-              <w:t>WebAssembly</w:t>
-            </w:r>
-            <w:proofErr w:type="spellEnd"/>
-            <w:r>
-              <w:rPr>
-                <w:b/>
-                <w:bCs/>
-              </w:rPr>
-              <w:t>(</w:t>
-            </w:r>
-            <w:proofErr w:type="gramEnd"/>
-            <w:r>
-              <w:rPr>
-                <w:b/>
-                <w:bCs/>
-              </w:rPr>
-              <w:t>Published):</w:t>
+              <w:t>Interactive WebAssembly(Published):</w:t>
             </w:r>
             <w:r>
               <w:t xml:space="preserve"> Works Properly</w:t>
@@ -13254,32 +11312,7 @@
                 <w:b/>
                 <w:bCs/>
               </w:rPr>
-              <w:t xml:space="preserve">Standalone </w:t>
-            </w:r>
-            <w:proofErr w:type="spellStart"/>
-            <w:proofErr w:type="gramStart"/>
-            <w:r>
-              <w:rPr>
-                <w:b/>
-                <w:bCs/>
-              </w:rPr>
-              <w:t>WebAssembly</w:t>
-            </w:r>
-            <w:proofErr w:type="spellEnd"/>
-            <w:r>
-              <w:rPr>
-                <w:b/>
-                <w:bCs/>
-              </w:rPr>
-              <w:t>(</w:t>
-            </w:r>
-            <w:proofErr w:type="gramEnd"/>
-            <w:r>
-              <w:rPr>
-                <w:b/>
-                <w:bCs/>
-              </w:rPr>
-              <w:t>Published):</w:t>
+              <w:t>Standalone WebAssembly(Published):</w:t>
             </w:r>
             <w:r>
               <w:t xml:space="preserve"> Works Properly</w:t>
@@ -13441,32 +11474,7 @@
                 <w:b/>
                 <w:bCs/>
               </w:rPr>
-              <w:t xml:space="preserve">Interactive </w:t>
-            </w:r>
-            <w:proofErr w:type="spellStart"/>
-            <w:proofErr w:type="gramStart"/>
-            <w:r>
-              <w:rPr>
-                <w:b/>
-                <w:bCs/>
-              </w:rPr>
-              <w:t>WebAssembly</w:t>
-            </w:r>
-            <w:proofErr w:type="spellEnd"/>
-            <w:r>
-              <w:rPr>
-                <w:b/>
-                <w:bCs/>
-              </w:rPr>
-              <w:t>(</w:t>
-            </w:r>
-            <w:proofErr w:type="gramEnd"/>
-            <w:r>
-              <w:rPr>
-                <w:b/>
-                <w:bCs/>
-              </w:rPr>
-              <w:t>Published):</w:t>
+              <w:t>Interactive WebAssembly(Published):</w:t>
             </w:r>
             <w:r>
               <w:t xml:space="preserve"> Works Properly</w:t>
@@ -13494,21 +11502,7 @@
               <w:rPr>
                 <w:rFonts w:cs="Calibri"/>
               </w:rPr>
-              <w:t xml:space="preserve">Standalone and Blazor Web App Interactive </w:t>
-            </w:r>
-            <w:proofErr w:type="spellStart"/>
-            <w:r>
-              <w:rPr>
-                <w:rFonts w:cs="Calibri"/>
-              </w:rPr>
-              <w:t>WebAssembly</w:t>
-            </w:r>
-            <w:proofErr w:type="spellEnd"/>
-            <w:r>
-              <w:rPr>
-                <w:rFonts w:cs="Calibri"/>
-              </w:rPr>
-              <w:t xml:space="preserve"> produce equivalent outcomes. Source and published runs both load worker assets and pass the same behavioral checks.</w:t>
+              <w:t>Standalone and Blazor Web App Interactive WebAssembly produce equivalent outcomes. Source and published runs both load worker assets and pass the same behavioral checks.</w:t>
             </w:r>
             <w:r>
               <w:rPr>
@@ -13526,21 +11520,14 @@
               <w:rPr>
                 <w:rFonts w:cs="Calibri"/>
               </w:rPr>
-              <w:t>TC-22 is an aggregate comparison of the configuration-specific recordings and is not a separately executed scenario. Its evidence consists of TC-01 through TC-21 under InteractiveWebAssembly, StandaloneWebAssembly, PublishedInteractiveWASM, and </w:t>
-            </w:r>
-            <w:proofErr w:type="spellStart"/>
-            <w:r>
-              <w:rPr>
-                <w:rFonts w:cs="Calibri"/>
-              </w:rPr>
-              <w:t>PublishedOutputStandalone</w:t>
-            </w:r>
-            <w:proofErr w:type="spellEnd"/>
-            <w:r>
-              <w:rPr>
-                <w:rFonts w:cs="Calibri"/>
-              </w:rPr>
-              <w:t>.</w:t>
+              <w:t xml:space="preserve">TC-22 is an aggregate comparison of the configuration-specific recordings and is not a separately executed scenario. Its evidence consists of TC-01 through TC-21 </w:t>
+            </w:r>
+            <w:r>
+              <w:rPr>
+                <w:rFonts w:cs="Calibri"/>
+              </w:rPr>
+              <w:lastRenderedPageBreak/>
+              <w:t>under InteractiveWebAssembly, StandaloneWebAssembly, PublishedInteractiveWASM, and PublishedOutputStandalone.</w:t>
             </w:r>
             <w:r>
               <w:rPr>
@@ -13552,7 +11539,6 @@
               <w:rPr>
                 <w:rFonts w:cs="Calibri"/>
               </w:rPr>
-              <w:lastRenderedPageBreak/>
               <w:br/>
             </w:r>
           </w:p>
@@ -13657,32 +11643,7 @@
                 <w:b/>
                 <w:bCs/>
               </w:rPr>
-              <w:t xml:space="preserve">Standalone </w:t>
-            </w:r>
-            <w:proofErr w:type="spellStart"/>
-            <w:proofErr w:type="gramStart"/>
-            <w:r>
-              <w:rPr>
-                <w:b/>
-                <w:bCs/>
-              </w:rPr>
-              <w:t>WebAssembly</w:t>
-            </w:r>
-            <w:proofErr w:type="spellEnd"/>
-            <w:r>
-              <w:rPr>
-                <w:b/>
-                <w:bCs/>
-              </w:rPr>
-              <w:t>(</w:t>
-            </w:r>
-            <w:proofErr w:type="gramEnd"/>
-            <w:r>
-              <w:rPr>
-                <w:b/>
-                <w:bCs/>
-              </w:rPr>
-              <w:t>Published):</w:t>
+              <w:t>Standalone WebAssembly(Published):</w:t>
             </w:r>
             <w:r>
               <w:t xml:space="preserve"> Works Properly</w:t>
@@ -14793,6 +12754,7 @@
               <w:rPr>
                 <w:rFonts w:cs="Calibri"/>
               </w:rPr>
+              <w:lastRenderedPageBreak/>
               <w:t>Disposal settles pending invocation</w:t>
             </w:r>
           </w:p>
@@ -15792,23 +13754,7 @@
           <w:b/>
           <w:bCs/>
         </w:rPr>
-        <w:t xml:space="preserve">Interactive </w:t>
-      </w:r>
-      <w:proofErr w:type="spellStart"/>
-      <w:r>
-        <w:rPr>
-          <w:b/>
-          <w:bCs/>
-        </w:rPr>
-        <w:t>WebAssembly</w:t>
-      </w:r>
-      <w:proofErr w:type="spellEnd"/>
-      <w:r>
-        <w:rPr>
-          <w:b/>
-          <w:bCs/>
-        </w:rPr>
-        <w:t>:</w:t>
+        <w:t>Interactive WebAssembly:</w:t>
       </w:r>
     </w:p>
     <w:p>
@@ -15879,23 +13825,8 @@
           <w:b/>
           <w:bCs/>
         </w:rPr>
-        <w:t xml:space="preserve">Standalone </w:t>
-      </w:r>
-      <w:proofErr w:type="spellStart"/>
-      <w:r>
-        <w:rPr>
-          <w:b/>
-          <w:bCs/>
-        </w:rPr>
-        <w:t>WebAssembly</w:t>
-      </w:r>
-      <w:proofErr w:type="spellEnd"/>
-      <w:r>
-        <w:rPr>
-          <w:b/>
-          <w:bCs/>
-        </w:rPr>
-        <w:t>:</w:t>
+        <w:lastRenderedPageBreak/>
+        <w:t>Standalone WebAssembly:</w:t>
       </w:r>
     </w:p>
     <w:p>
@@ -15912,7 +13843,6 @@
           <w:bCs/>
           <w:noProof/>
         </w:rPr>
-        <w:lastRenderedPageBreak/>
         <w:drawing>
           <wp:inline distT="0" distB="0" distL="0" distR="0" wp14:anchorId="6C3F396C" wp14:editId="62FAE8DB">
             <wp:extent cx="5943600" cy="2822575"/>
@@ -15967,32 +13897,7 @@
           <w:b/>
           <w:bCs/>
         </w:rPr>
-        <w:t xml:space="preserve">Interactive </w:t>
-      </w:r>
-      <w:proofErr w:type="spellStart"/>
-      <w:proofErr w:type="gramStart"/>
-      <w:r>
-        <w:rPr>
-          <w:b/>
-          <w:bCs/>
-        </w:rPr>
-        <w:t>WebAssembly</w:t>
-      </w:r>
-      <w:proofErr w:type="spellEnd"/>
-      <w:r>
-        <w:rPr>
-          <w:b/>
-          <w:bCs/>
-        </w:rPr>
-        <w:t>(</w:t>
-      </w:r>
-      <w:proofErr w:type="gramEnd"/>
-      <w:r>
-        <w:rPr>
-          <w:b/>
-          <w:bCs/>
-        </w:rPr>
-        <w:t>Published):</w:t>
+        <w:t>Interactive WebAssembly(Published):</w:t>
       </w:r>
     </w:p>
     <w:p>
@@ -16072,32 +13977,8 @@
           <w:b/>
           <w:bCs/>
         </w:rPr>
-        <w:t xml:space="preserve">Standalone </w:t>
-      </w:r>
-      <w:proofErr w:type="spellStart"/>
-      <w:proofErr w:type="gramStart"/>
-      <w:r>
-        <w:rPr>
-          <w:b/>
-          <w:bCs/>
-        </w:rPr>
-        <w:t>WebAssembly</w:t>
-      </w:r>
-      <w:proofErr w:type="spellEnd"/>
-      <w:r>
-        <w:rPr>
-          <w:b/>
-          <w:bCs/>
-        </w:rPr>
-        <w:t>(</w:t>
-      </w:r>
-      <w:proofErr w:type="gramEnd"/>
-      <w:r>
-        <w:rPr>
-          <w:b/>
-          <w:bCs/>
-        </w:rPr>
-        <w:t>Published)</w:t>
+        <w:lastRenderedPageBreak/>
+        <w:t>Standalone WebAssembly(Published)</w:t>
       </w:r>
     </w:p>
     <w:p>
@@ -16113,7 +13994,6 @@
           <w:bCs/>
           <w:noProof/>
         </w:rPr>
-        <w:lastRenderedPageBreak/>
         <w:drawing>
           <wp:inline distT="0" distB="0" distL="0" distR="0" wp14:anchorId="745A3EDA" wp14:editId="45540EFD">
             <wp:extent cx="5943600" cy="4425950"/>
@@ -16183,23 +14063,7 @@
         <w:tab/>
       </w:r>
       <w:r>
-        <w:t xml:space="preserve">No Console errors were observed during the validation testing of all the </w:t>
-      </w:r>
-      <w:proofErr w:type="gramStart"/>
-      <w:r>
-        <w:t>testcases</w:t>
-      </w:r>
-      <w:proofErr w:type="gramEnd"/>
-      <w:r>
-        <w:t xml:space="preserve"> </w:t>
-      </w:r>
-      <w:proofErr w:type="gramStart"/>
-      <w:r>
-        <w:t>and also</w:t>
-      </w:r>
-      <w:proofErr w:type="gramEnd"/>
-      <w:r>
-        <w:t xml:space="preserve"> captured the console while testing for all the configurations.</w:t>
+        <w:t>No Console errors were observed during the validation testing of all the testcases and also captured the console while testing for all the configurations.</w:t>
       </w:r>
     </w:p>
     <w:p/>
@@ -16354,7 +14218,15 @@
                 <w:b/>
                 <w:bCs/>
               </w:rPr>
-              <w:t>TC-09: Cancel worker creation</w:t>
+              <w:t xml:space="preserve">TC-09: Cancel </w:t>
+            </w:r>
+            <w:r>
+              <w:rPr>
+                <w:b/>
+                <w:bCs/>
+              </w:rPr>
+              <w:lastRenderedPageBreak/>
+              <w:t>worker creation</w:t>
             </w:r>
           </w:p>
         </w:tc>
@@ -16366,11 +14238,12 @@
           </w:tcPr>
           <w:p>
             <w:r>
-              <w:t xml:space="preserve">Creation returns Cancelled, UI shows No client, and worker count </w:t>
-            </w:r>
-            <w:r>
               <w:lastRenderedPageBreak/>
-              <w:t>returns from 1 to baseline 0.</w:t>
+              <w:t xml:space="preserve">Creation returns Cancelled, UI shows No client, </w:t>
+            </w:r>
+            <w:r>
+              <w:lastRenderedPageBreak/>
+              <w:t>and worker count returns from 1 to baseline 0.</w:t>
             </w:r>
           </w:p>
         </w:tc>
@@ -16383,11 +14256,11 @@
           <w:p>
             <w:r>
               <w:lastRenderedPageBreak/>
-              <w:t xml:space="preserve">Creation returns Cancelled and UI shows No client, but worker count </w:t>
+              <w:t xml:space="preserve">Creation returns Cancelled and UI shows No client, but </w:t>
             </w:r>
             <w:r>
               <w:lastRenderedPageBreak/>
-              <w:t>remains 1 after cancellation.</w:t>
+              <w:t>worker count remains 1 after cancellation.</w:t>
             </w:r>
           </w:p>
         </w:tc>
@@ -16400,19 +14273,11 @@
           <w:p>
             <w:r>
               <w:lastRenderedPageBreak/>
-              <w:t xml:space="preserve">The managed wait is cancelled, but the JavaScript worker continues initializing. Because no </w:t>
-            </w:r>
-            <w:proofErr w:type="spellStart"/>
-            <w:r>
-              <w:t>WebWorkerClient</w:t>
-            </w:r>
-            <w:proofErr w:type="spellEnd"/>
-            <w:r>
-              <w:t xml:space="preserve"> is returned, </w:t>
+              <w:t xml:space="preserve">The managed wait is cancelled, but the JavaScript worker continues initializing. Because </w:t>
             </w:r>
             <w:r>
               <w:lastRenderedPageBreak/>
-              <w:t>the application cannot terminate the orphaned worker.</w:t>
+              <w:t>no WebWorkerClient is returned, the application cannot terminate the orphaned worker.</w:t>
             </w:r>
           </w:p>
         </w:tc>
@@ -16446,15 +14311,7 @@
           </w:tcPr>
           <w:p>
             <w:r>
-              <w:t xml:space="preserve">A: Returned, B: </w:t>
-            </w:r>
-            <w:proofErr w:type="spellStart"/>
-            <w:r>
-              <w:t>TimedOut</w:t>
-            </w:r>
-            <w:proofErr w:type="spellEnd"/>
-            <w:r>
-              <w:t>, C: Returned. The assertion should pass.</w:t>
+              <w:t>A: Returned, B: TimedOut, C: Returned. The assertion should pass.</w:t>
             </w:r>
           </w:p>
         </w:tc>
@@ -16466,23 +14323,7 @@
           </w:tcPr>
           <w:p>
             <w:r>
-              <w:t xml:space="preserve">A: Returned, B: </w:t>
-            </w:r>
-            <w:proofErr w:type="spellStart"/>
-            <w:r>
-              <w:t>TimedOut</w:t>
-            </w:r>
-            <w:proofErr w:type="spellEnd"/>
-            <w:r>
-              <w:t xml:space="preserve">, C: </w:t>
-            </w:r>
-            <w:proofErr w:type="spellStart"/>
-            <w:r>
-              <w:t>TimedOut</w:t>
-            </w:r>
-            <w:proofErr w:type="spellEnd"/>
-            <w:r>
-              <w:t>. The assertion reports Failed.</w:t>
+              <w:t>A: Returned, B: TimedOut, C: TimedOut. The assertion reports Failed.</w:t>
             </w:r>
           </w:p>
         </w:tc>
@@ -19519,6 +17360,7 @@
   <w:style w:type="character" w:default="1" w:styleId="DefaultParagraphFont">
     <w:name w:val="Default Paragraph Font"/>
     <w:uiPriority w:val="1"/>
+    <w:semiHidden/>
     <w:unhideWhenUsed/>
   </w:style>
   <w:style w:type="table" w:default="1" w:styleId="TableNormal">

--- a/Evidence/TestReport.docx
+++ b/Evidence/TestReport.docx
@@ -21,7 +21,29 @@
           <w:sz w:val="40"/>
           <w:szCs w:val="40"/>
         </w:rPr>
-        <w:t>[Validation] Cancellation and timeouts on WebWorkerClient calls</w:t>
+        <w:t xml:space="preserve">[Validation] Cancellation and timeouts on </w:t>
+      </w:r>
+      <w:proofErr w:type="spellStart"/>
+      <w:r>
+        <w:rPr>
+          <w:rFonts w:cs="Calibri"/>
+          <w:b/>
+          <w:bCs/>
+          <w:sz w:val="40"/>
+          <w:szCs w:val="40"/>
+        </w:rPr>
+        <w:t>WebWorkerClient</w:t>
+      </w:r>
+      <w:proofErr w:type="spellEnd"/>
+      <w:r>
+        <w:rPr>
+          <w:rFonts w:cs="Calibri"/>
+          <w:b/>
+          <w:bCs/>
+          <w:sz w:val="40"/>
+          <w:szCs w:val="40"/>
+        </w:rPr>
+        <w:t xml:space="preserve"> calls</w:t>
       </w:r>
     </w:p>
     <w:p>
@@ -49,7 +71,29 @@
             <w:bCs/>
             <w:color w:val="auto"/>
           </w:rPr>
-          <w:t>[Validation] Cancellation and timeouts on WebWorkerClient calls</w:t>
+          <w:t xml:space="preserve">[Validation] Cancellation and timeouts on </w:t>
+        </w:r>
+        <w:proofErr w:type="spellStart"/>
+        <w:r>
+          <w:rPr>
+            <w:rStyle w:val="Hyperlink"/>
+            <w:rFonts w:cs="Calibri"/>
+            <w:b/>
+            <w:bCs/>
+            <w:color w:val="auto"/>
+          </w:rPr>
+          <w:t>WebWorkerClient</w:t>
+        </w:r>
+        <w:proofErr w:type="spellEnd"/>
+        <w:r>
+          <w:rPr>
+            <w:rStyle w:val="Hyperlink"/>
+            <w:rFonts w:cs="Calibri"/>
+            <w:b/>
+            <w:bCs/>
+            <w:color w:val="auto"/>
+          </w:rPr>
+          <w:t xml:space="preserve"> calls</w:t>
         </w:r>
       </w:hyperlink>
     </w:p>
@@ -85,7 +129,81 @@
         <w:rPr>
           <w:rFonts w:cs="Calibri"/>
         </w:rPr>
-        <w:t>Interactive WebAssembly</w:t>
+        <w:t xml:space="preserve">Interactive </w:t>
+      </w:r>
+      <w:proofErr w:type="spellStart"/>
+      <w:r>
+        <w:rPr>
+          <w:rFonts w:cs="Calibri"/>
+        </w:rPr>
+        <w:t>WebAssembly</w:t>
+      </w:r>
+      <w:proofErr w:type="spellEnd"/>
+    </w:p>
+    <w:p>
+      <w:pPr>
+        <w:pStyle w:val="ListParagraph"/>
+        <w:numPr>
+          <w:ilvl w:val="0"/>
+          <w:numId w:val="1"/>
+        </w:numPr>
+        <w:rPr>
+          <w:rFonts w:cs="Calibri"/>
+        </w:rPr>
+      </w:pPr>
+      <w:r>
+        <w:rPr>
+          <w:rFonts w:cs="Calibri"/>
+        </w:rPr>
+        <w:t xml:space="preserve">Standalone </w:t>
+      </w:r>
+      <w:proofErr w:type="spellStart"/>
+      <w:r>
+        <w:rPr>
+          <w:rFonts w:cs="Calibri"/>
+        </w:rPr>
+        <w:t>WebAssembly</w:t>
+      </w:r>
+      <w:proofErr w:type="spellEnd"/>
+    </w:p>
+    <w:p>
+      <w:pPr>
+        <w:pStyle w:val="ListParagraph"/>
+        <w:numPr>
+          <w:ilvl w:val="0"/>
+          <w:numId w:val="1"/>
+        </w:numPr>
+        <w:rPr>
+          <w:rFonts w:cs="Calibri"/>
+        </w:rPr>
+      </w:pPr>
+      <w:r>
+        <w:rPr>
+          <w:rFonts w:cs="Calibri"/>
+        </w:rPr>
+        <w:t xml:space="preserve">Interactive </w:t>
+      </w:r>
+      <w:proofErr w:type="spellStart"/>
+      <w:proofErr w:type="gramStart"/>
+      <w:r>
+        <w:rPr>
+          <w:rFonts w:cs="Calibri"/>
+        </w:rPr>
+        <w:t>WebAssembly</w:t>
+      </w:r>
+      <w:proofErr w:type="spellEnd"/>
+      <w:r>
+        <w:rPr>
+          <w:rFonts w:cs="Calibri"/>
+        </w:rPr>
+        <w:t>(</w:t>
+      </w:r>
+      <w:proofErr w:type="gramEnd"/>
+      <w:r>
+        <w:rPr>
+          <w:rFonts w:cs="Calibri"/>
+        </w:rPr>
+        <w:t>Published Output)</w:t>
       </w:r>
     </w:p>
     <w:p>
@@ -103,43 +221,29 @@
         <w:rPr>
           <w:rFonts w:cs="Calibri"/>
         </w:rPr>
-        <w:t>Standalone WebAssembly</w:t>
+        <w:t xml:space="preserve">Standalone </w:t>
       </w:r>
-    </w:p>
-    <w:p>
-      <w:pPr>
-        <w:pStyle w:val="ListParagraph"/>
-        <w:numPr>
-          <w:ilvl w:val="0"/>
-          <w:numId w:val="1"/>
-        </w:numPr>
-        <w:rPr>
-          <w:rFonts w:cs="Calibri"/>
-        </w:rPr>
-      </w:pPr>
+      <w:proofErr w:type="spellStart"/>
+      <w:proofErr w:type="gramStart"/>
       <w:r>
         <w:rPr>
           <w:rFonts w:cs="Calibri"/>
         </w:rPr>
-        <w:t>Interactive WebAssembly(Published Output)</w:t>
+        <w:t>WebAssembly</w:t>
       </w:r>
-    </w:p>
-    <w:p>
-      <w:pPr>
-        <w:pStyle w:val="ListParagraph"/>
-        <w:numPr>
-          <w:ilvl w:val="0"/>
-          <w:numId w:val="1"/>
-        </w:numPr>
-        <w:rPr>
-          <w:rFonts w:cs="Calibri"/>
-        </w:rPr>
-      </w:pPr>
+      <w:proofErr w:type="spellEnd"/>
       <w:r>
         <w:rPr>
           <w:rFonts w:cs="Calibri"/>
         </w:rPr>
-        <w:t>Standalone WebAssembly(Published Output)</w:t>
+        <w:t>(</w:t>
+      </w:r>
+      <w:proofErr w:type="gramEnd"/>
+      <w:r>
+        <w:rPr>
+          <w:rFonts w:cs="Calibri"/>
+        </w:rPr>
+        <w:t>Published Output)</w:t>
       </w:r>
     </w:p>
     <w:p>
@@ -192,10 +296,18 @@
         </w:numPr>
       </w:pPr>
       <w:r>
-        <w:t>Browser: Chrome</w:t>
+        <w:t xml:space="preserve">Browser: </w:t>
+      </w:r>
+      <w:proofErr w:type="gramStart"/>
+      <w:r>
+        <w:t>Chrome</w:t>
       </w:r>
       <w:r>
-        <w:t xml:space="preserve">(Version: </w:t>
+        <w:t>(</w:t>
+      </w:r>
+      <w:proofErr w:type="gramEnd"/>
+      <w:r>
+        <w:t xml:space="preserve">Version: </w:t>
       </w:r>
       <w:r>
         <w:t>151.0.7922.174 (Official Build) (64-bit)</w:t>
@@ -204,10 +316,18 @@
         <w:t>)</w:t>
       </w:r>
       <w:r>
-        <w:t>, Edge</w:t>
+        <w:t xml:space="preserve">, </w:t>
+      </w:r>
+      <w:proofErr w:type="gramStart"/>
+      <w:r>
+        <w:t>Edge</w:t>
       </w:r>
       <w:r>
-        <w:t xml:space="preserve">(Version: </w:t>
+        <w:t>(</w:t>
+      </w:r>
+      <w:proofErr w:type="gramEnd"/>
+      <w:r>
+        <w:t xml:space="preserve">Version: </w:t>
       </w:r>
       <w:r>
         <w:t>152.0.4191.53 (Official build) (64-bit)</w:t>
@@ -229,9 +349,561 @@
           <w:rPr>
             <w:rStyle w:val="Hyperlink"/>
           </w:rPr>
-          <w:t>GitHub - MohamedHasan3644/blazor-webworker-validation</w:t>
+          <w:t>GitHub - MohamedHasan3644/</w:t>
+        </w:r>
+        <w:proofErr w:type="spellStart"/>
+        <w:r>
+          <w:rPr>
+            <w:rStyle w:val="Hyperlink"/>
+          </w:rPr>
+          <w:t>blazor</w:t>
+        </w:r>
+        <w:proofErr w:type="spellEnd"/>
+        <w:r>
+          <w:rPr>
+            <w:rStyle w:val="Hyperlink"/>
+          </w:rPr>
+          <w:t>-</w:t>
+        </w:r>
+        <w:proofErr w:type="spellStart"/>
+        <w:r>
+          <w:rPr>
+            <w:rStyle w:val="Hyperlink"/>
+          </w:rPr>
+          <w:t>webworker</w:t>
+        </w:r>
+        <w:proofErr w:type="spellEnd"/>
+        <w:r>
+          <w:rPr>
+            <w:rStyle w:val="Hyperlink"/>
+          </w:rPr>
+          <w:t>-validation</w:t>
         </w:r>
       </w:hyperlink>
+    </w:p>
+    <w:tbl>
+      <w:tblPr>
+        <w:tblW w:w="0" w:type="auto"/>
+        <w:tblCellSpacing w:w="15" w:type="dxa"/>
+        <w:tblBorders>
+          <w:top w:val="single" w:sz="4" w:space="0" w:color="auto"/>
+          <w:left w:val="single" w:sz="4" w:space="0" w:color="auto"/>
+          <w:bottom w:val="single" w:sz="4" w:space="0" w:color="auto"/>
+          <w:right w:val="single" w:sz="4" w:space="0" w:color="auto"/>
+          <w:insideH w:val="single" w:sz="4" w:space="0" w:color="auto"/>
+          <w:insideV w:val="single" w:sz="4" w:space="0" w:color="auto"/>
+        </w:tblBorders>
+        <w:tblCellMar>
+          <w:top w:w="15" w:type="dxa"/>
+          <w:left w:w="15" w:type="dxa"/>
+          <w:bottom w:w="15" w:type="dxa"/>
+          <w:right w:w="15" w:type="dxa"/>
+        </w:tblCellMar>
+        <w:tblLook w:val="04A0" w:firstRow="1" w:lastRow="0" w:firstColumn="1" w:lastColumn="0" w:noHBand="0" w:noVBand="1"/>
+      </w:tblPr>
+      <w:tblGrid>
+        <w:gridCol w:w="3942"/>
+        <w:gridCol w:w="5049"/>
+      </w:tblGrid>
+      <w:tr>
+        <w:trPr>
+          <w:tblHeader/>
+          <w:tblCellSpacing w:w="15" w:type="dxa"/>
+        </w:trPr>
+        <w:tc>
+          <w:tcPr>
+            <w:tcW w:w="0" w:type="auto"/>
+            <w:tcMar>
+              <w:top w:w="60" w:type="dxa"/>
+              <w:left w:w="90" w:type="dxa"/>
+              <w:bottom w:w="60" w:type="dxa"/>
+              <w:right w:w="90" w:type="dxa"/>
+            </w:tcMar>
+            <w:vAlign w:val="center"/>
+            <w:hideMark/>
+          </w:tcPr>
+          <w:p>
+            <w:pPr>
+              <w:rPr>
+                <w:b/>
+                <w:bCs/>
+              </w:rPr>
+            </w:pPr>
+            <w:r>
+              <w:rPr>
+                <w:b/>
+                <w:bCs/>
+              </w:rPr>
+              <w:t>Field</w:t>
+            </w:r>
+          </w:p>
+        </w:tc>
+        <w:tc>
+          <w:tcPr>
+            <w:tcW w:w="0" w:type="auto"/>
+            <w:tcMar>
+              <w:top w:w="60" w:type="dxa"/>
+              <w:left w:w="90" w:type="dxa"/>
+              <w:bottom w:w="60" w:type="dxa"/>
+              <w:right w:w="90" w:type="dxa"/>
+            </w:tcMar>
+            <w:vAlign w:val="center"/>
+            <w:hideMark/>
+          </w:tcPr>
+          <w:p>
+            <w:pPr>
+              <w:rPr>
+                <w:b/>
+                <w:bCs/>
+              </w:rPr>
+            </w:pPr>
+            <w:r>
+              <w:rPr>
+                <w:b/>
+                <w:bCs/>
+              </w:rPr>
+              <w:t>Details</w:t>
+            </w:r>
+          </w:p>
+        </w:tc>
+      </w:tr>
+      <w:tr>
+        <w:trPr>
+          <w:tblCellSpacing w:w="15" w:type="dxa"/>
+        </w:trPr>
+        <w:tc>
+          <w:tcPr>
+            <w:tcW w:w="0" w:type="auto"/>
+            <w:tcMar>
+              <w:top w:w="60" w:type="dxa"/>
+              <w:left w:w="90" w:type="dxa"/>
+              <w:bottom w:w="60" w:type="dxa"/>
+              <w:right w:w="90" w:type="dxa"/>
+            </w:tcMar>
+            <w:vAlign w:val="center"/>
+            <w:hideMark/>
+          </w:tcPr>
+          <w:p>
+            <w:pPr>
+              <w:rPr>
+                <w:b/>
+                <w:bCs/>
+              </w:rPr>
+            </w:pPr>
+            <w:r>
+              <w:rPr>
+                <w:b/>
+                <w:bCs/>
+              </w:rPr>
+              <w:t>Current HEAD commit</w:t>
+            </w:r>
+          </w:p>
+        </w:tc>
+        <w:tc>
+          <w:tcPr>
+            <w:tcW w:w="0" w:type="auto"/>
+            <w:tcMar>
+              <w:top w:w="60" w:type="dxa"/>
+              <w:left w:w="90" w:type="dxa"/>
+              <w:bottom w:w="60" w:type="dxa"/>
+              <w:right w:w="90" w:type="dxa"/>
+            </w:tcMar>
+            <w:vAlign w:val="center"/>
+            <w:hideMark/>
+          </w:tcPr>
+          <w:p>
+            <w:r>
+              <w:t>e15f0bf5539f7d05a7f3cf731d487bc5fcc15182</w:t>
+            </w:r>
+          </w:p>
+        </w:tc>
+      </w:tr>
+      <w:tr>
+        <w:trPr>
+          <w:tblCellSpacing w:w="15" w:type="dxa"/>
+        </w:trPr>
+        <w:tc>
+          <w:tcPr>
+            <w:tcW w:w="0" w:type="auto"/>
+            <w:tcMar>
+              <w:top w:w="60" w:type="dxa"/>
+              <w:left w:w="90" w:type="dxa"/>
+              <w:bottom w:w="60" w:type="dxa"/>
+              <w:right w:w="90" w:type="dxa"/>
+            </w:tcMar>
+            <w:vAlign w:val="center"/>
+            <w:hideMark/>
+          </w:tcPr>
+          <w:p>
+            <w:pPr>
+              <w:rPr>
+                <w:b/>
+                <w:bCs/>
+              </w:rPr>
+            </w:pPr>
+            <w:r>
+              <w:rPr>
+                <w:b/>
+                <w:bCs/>
+              </w:rPr>
+              <w:t>Original generated-client baseline</w:t>
+            </w:r>
+          </w:p>
+        </w:tc>
+        <w:tc>
+          <w:tcPr>
+            <w:tcW w:w="0" w:type="auto"/>
+            <w:tcMar>
+              <w:top w:w="60" w:type="dxa"/>
+              <w:left w:w="90" w:type="dxa"/>
+              <w:bottom w:w="60" w:type="dxa"/>
+              <w:right w:w="90" w:type="dxa"/>
+            </w:tcMar>
+            <w:vAlign w:val="center"/>
+            <w:hideMark/>
+          </w:tcPr>
+          <w:p>
+            <w:r>
+              <w:t>940c9b3</w:t>
+            </w:r>
+          </w:p>
+        </w:tc>
+      </w:tr>
+      <w:tr>
+        <w:trPr>
+          <w:tblCellSpacing w:w="15" w:type="dxa"/>
+        </w:trPr>
+        <w:tc>
+          <w:tcPr>
+            <w:tcW w:w="0" w:type="auto"/>
+            <w:tcMar>
+              <w:top w:w="60" w:type="dxa"/>
+              <w:left w:w="90" w:type="dxa"/>
+              <w:bottom w:w="60" w:type="dxa"/>
+              <w:right w:w="90" w:type="dxa"/>
+            </w:tcMar>
+            <w:vAlign w:val="center"/>
+            <w:hideMark/>
+          </w:tcPr>
+          <w:p>
+            <w:pPr>
+              <w:rPr>
+                <w:b/>
+                <w:bCs/>
+              </w:rPr>
+            </w:pPr>
+            <w:r>
+              <w:rPr>
+                <w:b/>
+                <w:bCs/>
+              </w:rPr>
+              <w:t>.NET SDK</w:t>
+            </w:r>
+          </w:p>
+        </w:tc>
+        <w:tc>
+          <w:tcPr>
+            <w:tcW w:w="0" w:type="auto"/>
+            <w:tcMar>
+              <w:top w:w="60" w:type="dxa"/>
+              <w:left w:w="90" w:type="dxa"/>
+              <w:bottom w:w="60" w:type="dxa"/>
+              <w:right w:w="90" w:type="dxa"/>
+            </w:tcMar>
+            <w:vAlign w:val="center"/>
+            <w:hideMark/>
+          </w:tcPr>
+          <w:p>
+            <w:r>
+              <w:t>11.0.100-preview.7.26381.103</w:t>
+            </w:r>
+          </w:p>
+        </w:tc>
+      </w:tr>
+      <w:tr>
+        <w:trPr>
+          <w:tblCellSpacing w:w="15" w:type="dxa"/>
+        </w:trPr>
+        <w:tc>
+          <w:tcPr>
+            <w:tcW w:w="0" w:type="auto"/>
+            <w:tcMar>
+              <w:top w:w="60" w:type="dxa"/>
+              <w:left w:w="90" w:type="dxa"/>
+              <w:bottom w:w="60" w:type="dxa"/>
+              <w:right w:w="90" w:type="dxa"/>
+            </w:tcMar>
+            <w:vAlign w:val="center"/>
+            <w:hideMark/>
+          </w:tcPr>
+          <w:p>
+            <w:pPr>
+              <w:rPr>
+                <w:b/>
+                <w:bCs/>
+              </w:rPr>
+            </w:pPr>
+            <w:r>
+              <w:rPr>
+                <w:b/>
+                <w:bCs/>
+              </w:rPr>
+              <w:t>ASP.NET Core packages</w:t>
+            </w:r>
+          </w:p>
+        </w:tc>
+        <w:tc>
+          <w:tcPr>
+            <w:tcW w:w="0" w:type="auto"/>
+            <w:tcMar>
+              <w:top w:w="60" w:type="dxa"/>
+              <w:left w:w="90" w:type="dxa"/>
+              <w:bottom w:w="60" w:type="dxa"/>
+              <w:right w:w="90" w:type="dxa"/>
+            </w:tcMar>
+            <w:vAlign w:val="center"/>
+            <w:hideMark/>
+          </w:tcPr>
+          <w:p>
+            <w:r>
+              <w:t>11.0.0-preview.7.26381.103</w:t>
+            </w:r>
+          </w:p>
+        </w:tc>
+      </w:tr>
+      <w:tr>
+        <w:trPr>
+          <w:tblCellSpacing w:w="15" w:type="dxa"/>
+        </w:trPr>
+        <w:tc>
+          <w:tcPr>
+            <w:tcW w:w="0" w:type="auto"/>
+            <w:tcMar>
+              <w:top w:w="60" w:type="dxa"/>
+              <w:left w:w="90" w:type="dxa"/>
+              <w:bottom w:w="60" w:type="dxa"/>
+              <w:right w:w="90" w:type="dxa"/>
+            </w:tcMar>
+            <w:vAlign w:val="center"/>
+            <w:hideMark/>
+          </w:tcPr>
+          <w:p>
+            <w:pPr>
+              <w:rPr>
+                <w:b/>
+                <w:bCs/>
+              </w:rPr>
+            </w:pPr>
+            <w:r>
+              <w:rPr>
+                <w:b/>
+                <w:bCs/>
+              </w:rPr>
+              <w:t>Template short name</w:t>
+            </w:r>
+          </w:p>
+        </w:tc>
+        <w:tc>
+          <w:tcPr>
+            <w:tcW w:w="0" w:type="auto"/>
+            <w:tcMar>
+              <w:top w:w="60" w:type="dxa"/>
+              <w:left w:w="90" w:type="dxa"/>
+              <w:bottom w:w="60" w:type="dxa"/>
+              <w:right w:w="90" w:type="dxa"/>
+            </w:tcMar>
+            <w:vAlign w:val="center"/>
+            <w:hideMark/>
+          </w:tcPr>
+          <w:p>
+            <w:proofErr w:type="spellStart"/>
+            <w:r>
+              <w:t>blazorwebworker</w:t>
+            </w:r>
+            <w:proofErr w:type="spellEnd"/>
+          </w:p>
+        </w:tc>
+      </w:tr>
+      <w:tr>
+        <w:trPr>
+          <w:tblCellSpacing w:w="15" w:type="dxa"/>
+        </w:trPr>
+        <w:tc>
+          <w:tcPr>
+            <w:tcW w:w="0" w:type="auto"/>
+            <w:tcMar>
+              <w:top w:w="60" w:type="dxa"/>
+              <w:left w:w="90" w:type="dxa"/>
+              <w:bottom w:w="60" w:type="dxa"/>
+              <w:right w:w="90" w:type="dxa"/>
+            </w:tcMar>
+            <w:vAlign w:val="center"/>
+            <w:hideMark/>
+          </w:tcPr>
+          <w:p>
+            <w:pPr>
+              <w:rPr>
+                <w:b/>
+                <w:bCs/>
+              </w:rPr>
+            </w:pPr>
+            <w:r>
+              <w:rPr>
+                <w:b/>
+                <w:bCs/>
+              </w:rPr>
+              <w:t>Template version</w:t>
+            </w:r>
+          </w:p>
+        </w:tc>
+        <w:tc>
+          <w:tcPr>
+            <w:tcW w:w="0" w:type="auto"/>
+            <w:tcMar>
+              <w:top w:w="60" w:type="dxa"/>
+              <w:left w:w="90" w:type="dxa"/>
+              <w:bottom w:w="60" w:type="dxa"/>
+              <w:right w:w="90" w:type="dxa"/>
+            </w:tcMar>
+            <w:vAlign w:val="center"/>
+            <w:hideMark/>
+          </w:tcPr>
+          <w:p>
+            <w:r>
+              <w:t>.NET 11 Preview 7</w:t>
+            </w:r>
+          </w:p>
+        </w:tc>
+      </w:tr>
+      <w:tr>
+        <w:trPr>
+          <w:tblCellSpacing w:w="15" w:type="dxa"/>
+        </w:trPr>
+        <w:tc>
+          <w:tcPr>
+            <w:tcW w:w="0" w:type="auto"/>
+            <w:tcMar>
+              <w:top w:w="60" w:type="dxa"/>
+              <w:left w:w="90" w:type="dxa"/>
+              <w:bottom w:w="60" w:type="dxa"/>
+              <w:right w:w="90" w:type="dxa"/>
+            </w:tcMar>
+            <w:vAlign w:val="center"/>
+            <w:hideMark/>
+          </w:tcPr>
+          <w:p>
+            <w:pPr>
+              <w:rPr>
+                <w:b/>
+                <w:bCs/>
+              </w:rPr>
+            </w:pPr>
+            <w:r>
+              <w:rPr>
+                <w:b/>
+                <w:bCs/>
+              </w:rPr>
+              <w:t>Template installation source</w:t>
+            </w:r>
+          </w:p>
+        </w:tc>
+        <w:tc>
+          <w:tcPr>
+            <w:tcW w:w="0" w:type="auto"/>
+            <w:tcMar>
+              <w:top w:w="60" w:type="dxa"/>
+              <w:left w:w="90" w:type="dxa"/>
+              <w:bottom w:w="60" w:type="dxa"/>
+              <w:right w:w="90" w:type="dxa"/>
+            </w:tcMar>
+            <w:vAlign w:val="center"/>
+            <w:hideMark/>
+          </w:tcPr>
+          <w:p>
+            <w:r>
+              <w:t> </w:t>
+            </w:r>
+            <w:r>
+              <w:rPr>
+                <w:b/>
+                <w:bCs/>
+              </w:rPr>
+              <w:t xml:space="preserve">dotnet new details </w:t>
+            </w:r>
+            <w:proofErr w:type="spellStart"/>
+            <w:r>
+              <w:rPr>
+                <w:b/>
+                <w:bCs/>
+              </w:rPr>
+              <w:t>blazorwebworker</w:t>
+            </w:r>
+            <w:proofErr w:type="spellEnd"/>
+          </w:p>
+        </w:tc>
+      </w:tr>
+      <w:tr>
+        <w:trPr>
+          <w:tblCellSpacing w:w="15" w:type="dxa"/>
+        </w:trPr>
+        <w:tc>
+          <w:tcPr>
+            <w:tcW w:w="0" w:type="auto"/>
+            <w:tcMar>
+              <w:top w:w="60" w:type="dxa"/>
+              <w:left w:w="90" w:type="dxa"/>
+              <w:bottom w:w="60" w:type="dxa"/>
+              <w:right w:w="90" w:type="dxa"/>
+            </w:tcMar>
+            <w:vAlign w:val="center"/>
+            <w:hideMark/>
+          </w:tcPr>
+          <w:p>
+            <w:pPr>
+              <w:rPr>
+                <w:b/>
+                <w:bCs/>
+              </w:rPr>
+            </w:pPr>
+            <w:r>
+              <w:rPr>
+                <w:b/>
+                <w:bCs/>
+              </w:rPr>
+              <w:t>Test date</w:t>
+            </w:r>
+          </w:p>
+        </w:tc>
+        <w:tc>
+          <w:tcPr>
+            <w:tcW w:w="0" w:type="auto"/>
+            <w:tcMar>
+              <w:top w:w="60" w:type="dxa"/>
+              <w:left w:w="90" w:type="dxa"/>
+              <w:bottom w:w="60" w:type="dxa"/>
+              <w:right w:w="90" w:type="dxa"/>
+            </w:tcMar>
+            <w:vAlign w:val="center"/>
+            <w:hideMark/>
+          </w:tcPr>
+          <w:p>
+            <w:r>
+              <w:t>2026-0</w:t>
+            </w:r>
+            <w:r>
+              <w:t>8-28</w:t>
+            </w:r>
+          </w:p>
+        </w:tc>
+      </w:tr>
+    </w:tbl>
+    <w:p>
+      <w:pPr>
+        <w:rPr>
+          <w:b/>
+          <w:bCs/>
+        </w:rPr>
+      </w:pPr>
     </w:p>
     <w:p>
       <w:pPr>
@@ -245,28 +917,7 @@
           <w:b/>
           <w:bCs/>
         </w:rPr>
-        <w:t xml:space="preserve">Tested Commit Hash: </w:t>
-      </w:r>
-      <w:r>
-        <w:rPr>
-          <w:b/>
-          <w:bCs/>
-        </w:rPr>
-        <w:t>0e6716b55672f3a2cd2e6b4f125d46b3ca390064</w:t>
-      </w:r>
-    </w:p>
-    <w:p>
-      <w:pPr>
-        <w:rPr>
-          <w:b/>
-          <w:bCs/>
-        </w:rPr>
-      </w:pPr>
-      <w:r>
-        <w:rPr>
-          <w:b/>
-          <w:bCs/>
-        </w:rPr>
+        <w:lastRenderedPageBreak/>
         <w:t>Browser Mapping:</w:t>
       </w:r>
     </w:p>
@@ -433,9 +1084,11 @@
             <w:hideMark/>
           </w:tcPr>
           <w:p>
+            <w:proofErr w:type="spellStart"/>
             <w:r>
               <w:t>InteractiveWebAssembly</w:t>
             </w:r>
+            <w:proofErr w:type="spellEnd"/>
           </w:p>
         </w:tc>
         <w:tc>
@@ -510,9 +1163,11 @@
             <w:hideMark/>
           </w:tcPr>
           <w:p>
+            <w:proofErr w:type="spellStart"/>
             <w:r>
               <w:t>StandaloneWebAssembly</w:t>
             </w:r>
+            <w:proofErr w:type="spellEnd"/>
           </w:p>
         </w:tc>
         <w:tc>
@@ -587,9 +1242,11 @@
             <w:hideMark/>
           </w:tcPr>
           <w:p>
+            <w:proofErr w:type="spellStart"/>
             <w:r>
               <w:t>PublishedInteractiveWASM</w:t>
             </w:r>
+            <w:proofErr w:type="spellEnd"/>
           </w:p>
         </w:tc>
         <w:tc>
@@ -664,10 +1321,11 @@
             <w:hideMark/>
           </w:tcPr>
           <w:p>
-            <w:r>
-              <w:lastRenderedPageBreak/>
+            <w:proofErr w:type="spellStart"/>
+            <w:r>
               <w:t>PublishedOutputStandalone</w:t>
             </w:r>
+            <w:proofErr w:type="spellEnd"/>
           </w:p>
         </w:tc>
         <w:tc>
@@ -967,7 +1625,11 @@
           </w:tcPr>
           <w:p>
             <w:r>
-              <w:t>Verify normal worker creation and a fast invocation before testing failures.</w:t>
+              <w:t xml:space="preserve">Verify normal worker creation and a fast invocation before testing </w:t>
+            </w:r>
+            <w:r>
+              <w:lastRenderedPageBreak/>
+              <w:t>failures.</w:t>
             </w:r>
           </w:p>
         </w:tc>
@@ -990,6 +1652,7 @@
           </w:tcPr>
           <w:p>
             <w:r>
+              <w:lastRenderedPageBreak/>
               <w:t>1. Confirm the page shows Browser runtime.</w:t>
             </w:r>
           </w:p>
@@ -1010,6 +1673,7 @@
           </w:p>
           <w:p>
             <w:r>
+              <w:lastRenderedPageBreak/>
               <w:t>5. Click Invoke.</w:t>
             </w:r>
           </w:p>
@@ -1035,7 +1699,24 @@
                 <w:b/>
                 <w:bCs/>
               </w:rPr>
-              <w:t>Interactive WebAssembly:</w:t>
+              <w:lastRenderedPageBreak/>
+              <w:t xml:space="preserve">Interactive </w:t>
+            </w:r>
+            <w:proofErr w:type="spellStart"/>
+            <w:r>
+              <w:rPr>
+                <w:b/>
+                <w:bCs/>
+              </w:rPr>
+              <w:t>WebAssembly</w:t>
+            </w:r>
+            <w:proofErr w:type="spellEnd"/>
+            <w:r>
+              <w:rPr>
+                <w:b/>
+                <w:bCs/>
+              </w:rPr>
+              <w:t>:</w:t>
             </w:r>
             <w:r>
               <w:t xml:space="preserve"> Works Properly</w:t>
@@ -1137,8 +1818,17 @@
                 <w:b/>
                 <w:bCs/>
               </w:rPr>
-              <w:t>Standalone WebAssembly</w:t>
-            </w:r>
+              <w:t xml:space="preserve">Standalone </w:t>
+            </w:r>
+            <w:proofErr w:type="spellStart"/>
+            <w:r>
+              <w:rPr>
+                <w:b/>
+                <w:bCs/>
+              </w:rPr>
+              <w:t>WebAssembly</w:t>
+            </w:r>
+            <w:proofErr w:type="spellEnd"/>
             <w:r>
               <w:t>: Works Properly</w:t>
             </w:r>
@@ -1233,7 +1923,40 @@
                 <w:b/>
                 <w:bCs/>
               </w:rPr>
-              <w:t>Interactive WebAssembly(Published):</w:t>
+              <w:t xml:space="preserve">Interactive </w:t>
+            </w:r>
+            <w:proofErr w:type="spellStart"/>
+            <w:proofErr w:type="gramStart"/>
+            <w:r>
+              <w:rPr>
+                <w:b/>
+                <w:bCs/>
+              </w:rPr>
+              <w:t>WebAssembly</w:t>
+            </w:r>
+            <w:proofErr w:type="spellEnd"/>
+            <w:r>
+              <w:rPr>
+                <w:b/>
+                <w:bCs/>
+              </w:rPr>
+              <w:t>(</w:t>
+            </w:r>
+            <w:proofErr w:type="gramEnd"/>
+            <w:r>
+              <w:rPr>
+                <w:b/>
+                <w:bCs/>
+              </w:rPr>
+              <w:t>P</w:t>
+            </w:r>
+            <w:r>
+              <w:rPr>
+                <w:b/>
+                <w:bCs/>
+              </w:rPr>
+              <w:lastRenderedPageBreak/>
+              <w:t>ublished):</w:t>
             </w:r>
             <w:r>
               <w:t xml:space="preserve"> Works Properly</w:t>
@@ -1332,7 +2055,32 @@
                 <w:b/>
                 <w:bCs/>
               </w:rPr>
-              <w:t>Standalone WebAssembly(Published):</w:t>
+              <w:t xml:space="preserve">Standalone </w:t>
+            </w:r>
+            <w:proofErr w:type="spellStart"/>
+            <w:proofErr w:type="gramStart"/>
+            <w:r>
+              <w:rPr>
+                <w:b/>
+                <w:bCs/>
+              </w:rPr>
+              <w:t>WebAssembly</w:t>
+            </w:r>
+            <w:proofErr w:type="spellEnd"/>
+            <w:r>
+              <w:rPr>
+                <w:b/>
+                <w:bCs/>
+              </w:rPr>
+              <w:t>(</w:t>
+            </w:r>
+            <w:proofErr w:type="gramEnd"/>
+            <w:r>
+              <w:rPr>
+                <w:b/>
+                <w:bCs/>
+              </w:rPr>
+              <w:t>Published):</w:t>
             </w:r>
             <w:r>
               <w:t xml:space="preserve"> Works Properly</w:t>
@@ -1407,11 +2155,7 @@
           </w:tcPr>
           <w:p>
             <w:r>
-              <w:t xml:space="preserve">Cover cancellation </w:t>
-            </w:r>
-            <w:r>
-              <w:lastRenderedPageBreak/>
-              <w:t>part way through a slow invocation and recovery using a new client.</w:t>
+              <w:t>Cover cancellation part way through a slow invocation and recovery using a new client.</w:t>
             </w:r>
           </w:p>
         </w:tc>
@@ -1434,7 +2178,6 @@
           </w:tcPr>
           <w:p>
             <w:r>
-              <w:lastRenderedPageBreak/>
               <w:t>1. Create a client.</w:t>
             </w:r>
           </w:p>
@@ -1445,7 +2188,6 @@
           </w:p>
           <w:p>
             <w:r>
-              <w:lastRenderedPageBreak/>
               <w:t>3. Set slow duration 4000 and timeout 10000.</w:t>
             </w:r>
           </w:p>
@@ -1456,7 +2198,15 @@
           </w:p>
           <w:p>
             <w:r>
-              <w:t>5. After 300–500 ms, click Cancel active.</w:t>
+              <w:t xml:space="preserve">5. After 300–500 </w:t>
+            </w:r>
+            <w:proofErr w:type="spellStart"/>
+            <w:r>
+              <w:t>ms</w:t>
+            </w:r>
+            <w:proofErr w:type="spellEnd"/>
+            <w:r>
+              <w:t>, click Cancel active.</w:t>
             </w:r>
           </w:p>
           <w:p>
@@ -1481,8 +2231,23 @@
                 <w:b/>
                 <w:bCs/>
               </w:rPr>
-              <w:lastRenderedPageBreak/>
-              <w:t>Interactive WebAssembly:</w:t>
+              <w:t xml:space="preserve">Interactive </w:t>
+            </w:r>
+            <w:proofErr w:type="spellStart"/>
+            <w:r>
+              <w:rPr>
+                <w:b/>
+                <w:bCs/>
+              </w:rPr>
+              <w:t>WebAssembly</w:t>
+            </w:r>
+            <w:proofErr w:type="spellEnd"/>
+            <w:r>
+              <w:rPr>
+                <w:b/>
+                <w:bCs/>
+              </w:rPr>
+              <w:t>:</w:t>
             </w:r>
             <w:r>
               <w:t xml:space="preserve"> Works Properly</w:t>
@@ -1508,11 +2273,15 @@
           </w:tcPr>
           <w:p>
             <w:r>
-              <w:t xml:space="preserve">Slow invocation reports Cancelled within one second of cancellation and </w:t>
-            </w:r>
-            <w:r>
-              <w:lastRenderedPageBreak/>
-              <w:t>before 4000 ms. The old client is disposed, a new client is created, and Fast reports Returned.</w:t>
+              <w:t xml:space="preserve">Slow invocation reports Cancelled within one second of cancellation and before 4000 </w:t>
+            </w:r>
+            <w:proofErr w:type="spellStart"/>
+            <w:r>
+              <w:t>ms.</w:t>
+            </w:r>
+            <w:proofErr w:type="spellEnd"/>
+            <w:r>
+              <w:t xml:space="preserve"> The old client is disposed, a new client is created, and Fast reports Returned.</w:t>
             </w:r>
           </w:p>
         </w:tc>
@@ -1588,8 +2357,17 @@
                 <w:b/>
                 <w:bCs/>
               </w:rPr>
-              <w:t>Standalone WebAssembly</w:t>
-            </w:r>
+              <w:t xml:space="preserve">Standalone </w:t>
+            </w:r>
+            <w:proofErr w:type="spellStart"/>
+            <w:r>
+              <w:rPr>
+                <w:b/>
+                <w:bCs/>
+              </w:rPr>
+              <w:t>WebAssembly</w:t>
+            </w:r>
+            <w:proofErr w:type="spellEnd"/>
             <w:r>
               <w:t>: Works Properly</w:t>
             </w:r>
@@ -1684,7 +2462,32 @@
                 <w:b/>
                 <w:bCs/>
               </w:rPr>
-              <w:t>Interactive WebAssembly(Published):</w:t>
+              <w:t xml:space="preserve">Interactive </w:t>
+            </w:r>
+            <w:proofErr w:type="spellStart"/>
+            <w:proofErr w:type="gramStart"/>
+            <w:r>
+              <w:rPr>
+                <w:b/>
+                <w:bCs/>
+              </w:rPr>
+              <w:t>WebAssembly</w:t>
+            </w:r>
+            <w:proofErr w:type="spellEnd"/>
+            <w:r>
+              <w:rPr>
+                <w:b/>
+                <w:bCs/>
+              </w:rPr>
+              <w:t>(</w:t>
+            </w:r>
+            <w:proofErr w:type="gramEnd"/>
+            <w:r>
+              <w:rPr>
+                <w:b/>
+                <w:bCs/>
+              </w:rPr>
+              <w:t>Published):</w:t>
             </w:r>
             <w:r>
               <w:t xml:space="preserve"> Works Properly</w:t>
@@ -1783,7 +2586,32 @@
                 <w:b/>
                 <w:bCs/>
               </w:rPr>
-              <w:t>Standalone WebAssembly(Published):</w:t>
+              <w:t xml:space="preserve">Standalone </w:t>
+            </w:r>
+            <w:proofErr w:type="spellStart"/>
+            <w:proofErr w:type="gramStart"/>
+            <w:r>
+              <w:rPr>
+                <w:b/>
+                <w:bCs/>
+              </w:rPr>
+              <w:t>WebAssembly</w:t>
+            </w:r>
+            <w:proofErr w:type="spellEnd"/>
+            <w:r>
+              <w:rPr>
+                <w:b/>
+                <w:bCs/>
+              </w:rPr>
+              <w:t>(</w:t>
+            </w:r>
+            <w:proofErr w:type="gramEnd"/>
+            <w:r>
+              <w:rPr>
+                <w:b/>
+                <w:bCs/>
+              </w:rPr>
+              <w:t>Published):</w:t>
             </w:r>
             <w:r>
               <w:t xml:space="preserve"> Works Properly</w:t>
@@ -1858,7 +2686,11 @@
           </w:tcPr>
           <w:p>
             <w:r>
-              <w:t>Verify a slow call fails when its timeout is shorter than its duration and that recovery succeeds.</w:t>
+              <w:t xml:space="preserve">Verify a slow call fails when its timeout </w:t>
+            </w:r>
+            <w:r>
+              <w:lastRenderedPageBreak/>
+              <w:t>is shorter than its duration and that recovery succeeds.</w:t>
             </w:r>
           </w:p>
         </w:tc>
@@ -1881,6 +2713,7 @@
           </w:tcPr>
           <w:p>
             <w:r>
+              <w:lastRenderedPageBreak/>
               <w:t>1. Create a client.</w:t>
             </w:r>
           </w:p>
@@ -1896,6 +2729,7 @@
           </w:p>
           <w:p>
             <w:r>
+              <w:lastRenderedPageBreak/>
               <w:t>4. Keep Use the timeout field checked.</w:t>
             </w:r>
           </w:p>
@@ -1926,7 +2760,24 @@
                 <w:b/>
                 <w:bCs/>
               </w:rPr>
-              <w:t>Interactive WebAssembly:</w:t>
+              <w:lastRenderedPageBreak/>
+              <w:t xml:space="preserve">Interactive </w:t>
+            </w:r>
+            <w:proofErr w:type="spellStart"/>
+            <w:r>
+              <w:rPr>
+                <w:b/>
+                <w:bCs/>
+              </w:rPr>
+              <w:t>WebAssembly</w:t>
+            </w:r>
+            <w:proofErr w:type="spellEnd"/>
+            <w:r>
+              <w:rPr>
+                <w:b/>
+                <w:bCs/>
+              </w:rPr>
+              <w:t>:</w:t>
             </w:r>
             <w:r>
               <w:t xml:space="preserve"> Works Properly</w:t>
@@ -1952,7 +2803,31 @@
           </w:tcPr>
           <w:p>
             <w:r>
-              <w:t>Slow reports TimedOut near 500 ms and well before 4000 ms. The replacement client’s Fast call reports Returned. The UI never hangs.</w:t>
+              <w:t>Slow reports </w:t>
+            </w:r>
+            <w:proofErr w:type="spellStart"/>
+            <w:r>
+              <w:t>TimedOut</w:t>
+            </w:r>
+            <w:proofErr w:type="spellEnd"/>
+            <w:r>
+              <w:t xml:space="preserve"> near 500 </w:t>
+            </w:r>
+            <w:proofErr w:type="spellStart"/>
+            <w:r>
+              <w:t>ms</w:t>
+            </w:r>
+            <w:proofErr w:type="spellEnd"/>
+            <w:r>
+              <w:t xml:space="preserve"> and well before 4000 </w:t>
+            </w:r>
+            <w:proofErr w:type="spellStart"/>
+            <w:r>
+              <w:t>ms.</w:t>
+            </w:r>
+            <w:proofErr w:type="spellEnd"/>
+            <w:r>
+              <w:t xml:space="preserve"> The replacement client’s Fast call reports Returned. The UI never hangs.</w:t>
             </w:r>
           </w:p>
         </w:tc>
@@ -2028,8 +2903,17 @@
                 <w:b/>
                 <w:bCs/>
               </w:rPr>
-              <w:t>Standalone WebAssembly</w:t>
-            </w:r>
+              <w:t xml:space="preserve">Standalone </w:t>
+            </w:r>
+            <w:proofErr w:type="spellStart"/>
+            <w:r>
+              <w:rPr>
+                <w:b/>
+                <w:bCs/>
+              </w:rPr>
+              <w:t>WebAssembly</w:t>
+            </w:r>
+            <w:proofErr w:type="spellEnd"/>
             <w:r>
               <w:t>: Works Properly</w:t>
             </w:r>
@@ -2124,7 +3008,32 @@
                 <w:b/>
                 <w:bCs/>
               </w:rPr>
-              <w:t>Interactive WebAssembly(Published):</w:t>
+              <w:t xml:space="preserve">Interactive </w:t>
+            </w:r>
+            <w:proofErr w:type="spellStart"/>
+            <w:proofErr w:type="gramStart"/>
+            <w:r>
+              <w:rPr>
+                <w:b/>
+                <w:bCs/>
+              </w:rPr>
+              <w:t>WebAssembly</w:t>
+            </w:r>
+            <w:proofErr w:type="spellEnd"/>
+            <w:r>
+              <w:rPr>
+                <w:b/>
+                <w:bCs/>
+              </w:rPr>
+              <w:t>(</w:t>
+            </w:r>
+            <w:proofErr w:type="gramEnd"/>
+            <w:r>
+              <w:rPr>
+                <w:b/>
+                <w:bCs/>
+              </w:rPr>
+              <w:t>Published):</w:t>
             </w:r>
             <w:r>
               <w:t xml:space="preserve"> Works Properly</w:t>
@@ -2223,7 +3132,32 @@
                 <w:b/>
                 <w:bCs/>
               </w:rPr>
-              <w:t>Standalone WebAssembly(Published):</w:t>
+              <w:t xml:space="preserve">Standalone </w:t>
+            </w:r>
+            <w:proofErr w:type="spellStart"/>
+            <w:proofErr w:type="gramStart"/>
+            <w:r>
+              <w:rPr>
+                <w:b/>
+                <w:bCs/>
+              </w:rPr>
+              <w:t>WebAssembly</w:t>
+            </w:r>
+            <w:proofErr w:type="spellEnd"/>
+            <w:r>
+              <w:rPr>
+                <w:b/>
+                <w:bCs/>
+              </w:rPr>
+              <w:t>(</w:t>
+            </w:r>
+            <w:proofErr w:type="gramEnd"/>
+            <w:r>
+              <w:rPr>
+                <w:b/>
+                <w:bCs/>
+              </w:rPr>
+              <w:t>Published):</w:t>
             </w:r>
             <w:r>
               <w:t xml:space="preserve"> Works Properly</w:t>
@@ -2298,11 +3232,7 @@
           </w:tcPr>
           <w:p>
             <w:r>
-              <w:t xml:space="preserve">Verify a slow method </w:t>
-            </w:r>
-            <w:r>
-              <w:lastRenderedPageBreak/>
-              <w:t>completes when given enough time.</w:t>
+              <w:t>Verify a slow method completes when given enough time.</w:t>
             </w:r>
           </w:p>
         </w:tc>
@@ -2325,7 +3255,6 @@
           </w:tcPr>
           <w:p>
             <w:r>
-              <w:lastRenderedPageBreak/>
               <w:t>1. Create a client.</w:t>
             </w:r>
           </w:p>
@@ -2336,7 +3265,6 @@
           </w:p>
           <w:p>
             <w:r>
-              <w:lastRenderedPageBreak/>
               <w:t>3. Set slow duration 1000 and timeout 5000.</w:t>
             </w:r>
           </w:p>
@@ -2362,8 +3290,23 @@
                 <w:b/>
                 <w:bCs/>
               </w:rPr>
-              <w:lastRenderedPageBreak/>
-              <w:t>Interactive WebAssembly:</w:t>
+              <w:t xml:space="preserve">Interactive </w:t>
+            </w:r>
+            <w:proofErr w:type="spellStart"/>
+            <w:r>
+              <w:rPr>
+                <w:b/>
+                <w:bCs/>
+              </w:rPr>
+              <w:t>WebAssembly</w:t>
+            </w:r>
+            <w:proofErr w:type="spellEnd"/>
+            <w:r>
+              <w:rPr>
+                <w:b/>
+                <w:bCs/>
+              </w:rPr>
+              <w:t>:</w:t>
             </w:r>
             <w:r>
               <w:t xml:space="preserve"> Works Properly</w:t>
@@ -2389,11 +3332,15 @@
           </w:tcPr>
           <w:p>
             <w:r>
-              <w:t xml:space="preserve">Result is Returned, not TimedOut. Elapsed time is </w:t>
-            </w:r>
-            <w:r>
-              <w:lastRenderedPageBreak/>
-              <w:t>approximately at least the slow duration and below the timeout.</w:t>
+              <w:t>Result is Returned, not </w:t>
+            </w:r>
+            <w:proofErr w:type="spellStart"/>
+            <w:r>
+              <w:t>TimedOut</w:t>
+            </w:r>
+            <w:proofErr w:type="spellEnd"/>
+            <w:r>
+              <w:t>. Elapsed time is approximately at least the slow duration and below the timeout.</w:t>
             </w:r>
           </w:p>
         </w:tc>
@@ -2469,8 +3416,17 @@
                 <w:b/>
                 <w:bCs/>
               </w:rPr>
-              <w:t>Standalone WebAssembly</w:t>
-            </w:r>
+              <w:t xml:space="preserve">Standalone </w:t>
+            </w:r>
+            <w:proofErr w:type="spellStart"/>
+            <w:r>
+              <w:rPr>
+                <w:b/>
+                <w:bCs/>
+              </w:rPr>
+              <w:t>WebAssembly</w:t>
+            </w:r>
+            <w:proofErr w:type="spellEnd"/>
             <w:r>
               <w:t>: Works Properly</w:t>
             </w:r>
@@ -2565,7 +3521,32 @@
                 <w:b/>
                 <w:bCs/>
               </w:rPr>
-              <w:t>Interactive WebAssembly(Published):</w:t>
+              <w:t xml:space="preserve">Interactive </w:t>
+            </w:r>
+            <w:proofErr w:type="spellStart"/>
+            <w:proofErr w:type="gramStart"/>
+            <w:r>
+              <w:rPr>
+                <w:b/>
+                <w:bCs/>
+              </w:rPr>
+              <w:t>WebAssembly</w:t>
+            </w:r>
+            <w:proofErr w:type="spellEnd"/>
+            <w:r>
+              <w:rPr>
+                <w:b/>
+                <w:bCs/>
+              </w:rPr>
+              <w:t>(</w:t>
+            </w:r>
+            <w:proofErr w:type="gramEnd"/>
+            <w:r>
+              <w:rPr>
+                <w:b/>
+                <w:bCs/>
+              </w:rPr>
+              <w:t>Published):</w:t>
             </w:r>
             <w:r>
               <w:t xml:space="preserve"> Works Properly</w:t>
@@ -2664,7 +3645,32 @@
                 <w:b/>
                 <w:bCs/>
               </w:rPr>
-              <w:t>Standalone WebAssembly(Published):</w:t>
+              <w:t xml:space="preserve">Standalone </w:t>
+            </w:r>
+            <w:proofErr w:type="spellStart"/>
+            <w:proofErr w:type="gramStart"/>
+            <w:r>
+              <w:rPr>
+                <w:b/>
+                <w:bCs/>
+              </w:rPr>
+              <w:t>WebAssembly</w:t>
+            </w:r>
+            <w:proofErr w:type="spellEnd"/>
+            <w:r>
+              <w:rPr>
+                <w:b/>
+                <w:bCs/>
+              </w:rPr>
+              <w:t>(</w:t>
+            </w:r>
+            <w:proofErr w:type="gramEnd"/>
+            <w:r>
+              <w:rPr>
+                <w:b/>
+                <w:bCs/>
+              </w:rPr>
+              <w:t>Published):</w:t>
             </w:r>
             <w:r>
               <w:t xml:space="preserve"> Works Properly</w:t>
@@ -2738,8 +3744,17 @@
             <w:hideMark/>
           </w:tcPr>
           <w:p>
-            <w:r>
-              <w:t>Verify a method that never completes cannot hang the caller when a timeout is supplied.</w:t>
+            <w:proofErr w:type="gramStart"/>
+            <w:r>
+              <w:t>Verify</w:t>
+            </w:r>
+            <w:proofErr w:type="gramEnd"/>
+            <w:r>
+              <w:t xml:space="preserve"> a method that never completes cannot hang </w:t>
+            </w:r>
+            <w:r>
+              <w:lastRenderedPageBreak/>
+              <w:t>the caller when a timeout is supplied.</w:t>
             </w:r>
           </w:p>
         </w:tc>
@@ -2762,6 +3777,7 @@
           </w:tcPr>
           <w:p>
             <w:r>
+              <w:lastRenderedPageBreak/>
               <w:t>1. Create a client.</w:t>
             </w:r>
           </w:p>
@@ -2772,7 +3788,11 @@
           </w:p>
           <w:p>
             <w:r>
-              <w:t>3. Set timeout 500 and keep explicit timeout checked.</w:t>
+              <w:t xml:space="preserve">3. Set timeout 500 and </w:t>
+            </w:r>
+            <w:r>
+              <w:lastRenderedPageBreak/>
+              <w:t>keep explicit timeout checked.</w:t>
             </w:r>
           </w:p>
           <w:p>
@@ -2782,7 +3802,15 @@
           </w:p>
           <w:p>
             <w:r>
-              <w:t>5. After timeout, click New client + fast call.</w:t>
+              <w:t>5. After timeout, click </w:t>
+            </w:r>
+            <w:proofErr w:type="gramStart"/>
+            <w:r>
+              <w:t>New</w:t>
+            </w:r>
+            <w:proofErr w:type="gramEnd"/>
+            <w:r>
+              <w:t xml:space="preserve"> client + fast call.</w:t>
             </w:r>
           </w:p>
         </w:tc>
@@ -2802,7 +3830,24 @@
                 <w:b/>
                 <w:bCs/>
               </w:rPr>
-              <w:t>Interactive WebAssembly:</w:t>
+              <w:lastRenderedPageBreak/>
+              <w:t xml:space="preserve">Interactive </w:t>
+            </w:r>
+            <w:proofErr w:type="spellStart"/>
+            <w:r>
+              <w:rPr>
+                <w:b/>
+                <w:bCs/>
+              </w:rPr>
+              <w:t>WebAssembly</w:t>
+            </w:r>
+            <w:proofErr w:type="spellEnd"/>
+            <w:r>
+              <w:rPr>
+                <w:b/>
+                <w:bCs/>
+              </w:rPr>
+              <w:t>:</w:t>
             </w:r>
             <w:r>
               <w:t xml:space="preserve"> Works Properly</w:t>
@@ -2828,7 +3873,31 @@
           </w:tcPr>
           <w:p>
             <w:r>
-              <w:t>Never-returning invocation reports TimedOut near 500 ms. The UI remains responsive and Fast succeeds on the new client.</w:t>
+              <w:t>Never-returning invocation reports </w:t>
+            </w:r>
+            <w:proofErr w:type="spellStart"/>
+            <w:r>
+              <w:t>TimedOut</w:t>
+            </w:r>
+            <w:proofErr w:type="spellEnd"/>
+            <w:r>
+              <w:t xml:space="preserve"> near 500 </w:t>
+            </w:r>
+            <w:proofErr w:type="spellStart"/>
+            <w:r>
+              <w:t>ms.</w:t>
+            </w:r>
+            <w:proofErr w:type="spellEnd"/>
+            <w:r>
+              <w:t xml:space="preserve"> The UI remains responsive and </w:t>
+            </w:r>
+            <w:proofErr w:type="gramStart"/>
+            <w:r>
+              <w:t>Fast</w:t>
+            </w:r>
+            <w:proofErr w:type="gramEnd"/>
+            <w:r>
+              <w:t xml:space="preserve"> succeeds on the new client.</w:t>
             </w:r>
           </w:p>
         </w:tc>
@@ -2904,8 +3973,17 @@
                 <w:b/>
                 <w:bCs/>
               </w:rPr>
-              <w:t>Standalone WebAssembly</w:t>
-            </w:r>
+              <w:t xml:space="preserve">Standalone </w:t>
+            </w:r>
+            <w:proofErr w:type="spellStart"/>
+            <w:r>
+              <w:rPr>
+                <w:b/>
+                <w:bCs/>
+              </w:rPr>
+              <w:t>WebAssembly</w:t>
+            </w:r>
+            <w:proofErr w:type="spellEnd"/>
             <w:r>
               <w:t>: Works Properly</w:t>
             </w:r>
@@ -3000,7 +4078,32 @@
                 <w:b/>
                 <w:bCs/>
               </w:rPr>
-              <w:t>Interactive WebAssembly(Published):</w:t>
+              <w:t xml:space="preserve">Interactive </w:t>
+            </w:r>
+            <w:proofErr w:type="spellStart"/>
+            <w:proofErr w:type="gramStart"/>
+            <w:r>
+              <w:rPr>
+                <w:b/>
+                <w:bCs/>
+              </w:rPr>
+              <w:t>WebAssembly</w:t>
+            </w:r>
+            <w:proofErr w:type="spellEnd"/>
+            <w:r>
+              <w:rPr>
+                <w:b/>
+                <w:bCs/>
+              </w:rPr>
+              <w:t>(</w:t>
+            </w:r>
+            <w:proofErr w:type="gramEnd"/>
+            <w:r>
+              <w:rPr>
+                <w:b/>
+                <w:bCs/>
+              </w:rPr>
+              <w:t>Published):</w:t>
             </w:r>
             <w:r>
               <w:t xml:space="preserve"> Works Properly</w:t>
@@ -3099,7 +4202,32 @@
                 <w:b/>
                 <w:bCs/>
               </w:rPr>
-              <w:t>Standalone WebAssembly(Published):</w:t>
+              <w:t xml:space="preserve">Standalone </w:t>
+            </w:r>
+            <w:proofErr w:type="spellStart"/>
+            <w:proofErr w:type="gramStart"/>
+            <w:r>
+              <w:rPr>
+                <w:b/>
+                <w:bCs/>
+              </w:rPr>
+              <w:t>WebAssembly</w:t>
+            </w:r>
+            <w:proofErr w:type="spellEnd"/>
+            <w:r>
+              <w:rPr>
+                <w:b/>
+                <w:bCs/>
+              </w:rPr>
+              <w:t>(</w:t>
+            </w:r>
+            <w:proofErr w:type="gramEnd"/>
+            <w:r>
+              <w:rPr>
+                <w:b/>
+                <w:bCs/>
+              </w:rPr>
+              <w:t>Published):</w:t>
             </w:r>
             <w:r>
               <w:t xml:space="preserve"> Works Properly</w:t>
@@ -3174,11 +4302,7 @@
           </w:tcPr>
           <w:p>
             <w:r>
-              <w:t xml:space="preserve">Exercise the API </w:t>
-            </w:r>
-            <w:r>
-              <w:lastRenderedPageBreak/>
-              <w:t>overload without explicitly supplying the timeout field.</w:t>
+              <w:t>Exercise the API overload without explicitly supplying the timeout field.</w:t>
             </w:r>
           </w:p>
         </w:tc>
@@ -3201,7 +4325,6 @@
           </w:tcPr>
           <w:p>
             <w:r>
-              <w:lastRenderedPageBreak/>
               <w:t>1. Create a client.</w:t>
             </w:r>
           </w:p>
@@ -3212,7 +4335,6 @@
           </w:p>
           <w:p>
             <w:r>
-              <w:lastRenderedPageBreak/>
               <w:t>3. Uncheck Use the timeout field.</w:t>
             </w:r>
           </w:p>
@@ -3223,7 +4345,15 @@
           </w:p>
           <w:p>
             <w:r>
-              <w:t>5. After 300–500 ms, click Cancel active.</w:t>
+              <w:t xml:space="preserve">5. After 300–500 </w:t>
+            </w:r>
+            <w:proofErr w:type="spellStart"/>
+            <w:r>
+              <w:t>ms</w:t>
+            </w:r>
+            <w:proofErr w:type="spellEnd"/>
+            <w:r>
+              <w:t>, click Cancel active.</w:t>
             </w:r>
           </w:p>
           <w:p>
@@ -3248,8 +4378,23 @@
                 <w:b/>
                 <w:bCs/>
               </w:rPr>
-              <w:lastRenderedPageBreak/>
-              <w:t>Interactive WebAssembly:</w:t>
+              <w:t xml:space="preserve">Interactive </w:t>
+            </w:r>
+            <w:proofErr w:type="spellStart"/>
+            <w:r>
+              <w:rPr>
+                <w:b/>
+                <w:bCs/>
+              </w:rPr>
+              <w:t>WebAssembly</w:t>
+            </w:r>
+            <w:proofErr w:type="spellEnd"/>
+            <w:r>
+              <w:rPr>
+                <w:b/>
+                <w:bCs/>
+              </w:rPr>
+              <w:t>:</w:t>
             </w:r>
             <w:r>
               <w:t xml:space="preserve"> Works Properly</w:t>
@@ -3275,11 +4420,7 @@
           </w:tcPr>
           <w:p>
             <w:r>
-              <w:t xml:space="preserve">The call reports Cancelled promptly and does not wait for the API’s </w:t>
-            </w:r>
-            <w:r>
-              <w:lastRenderedPageBreak/>
-              <w:t>default timeout. Disposal removes the worker.</w:t>
+              <w:t>The call reports Cancelled promptly and does not wait for the API’s default timeout. Disposal removes the worker.</w:t>
             </w:r>
           </w:p>
         </w:tc>
@@ -3355,8 +4496,17 @@
                 <w:b/>
                 <w:bCs/>
               </w:rPr>
-              <w:t>Standalone WebAssembly</w:t>
-            </w:r>
+              <w:t xml:space="preserve">Standalone </w:t>
+            </w:r>
+            <w:proofErr w:type="spellStart"/>
+            <w:r>
+              <w:rPr>
+                <w:b/>
+                <w:bCs/>
+              </w:rPr>
+              <w:t>WebAssembly</w:t>
+            </w:r>
+            <w:proofErr w:type="spellEnd"/>
             <w:r>
               <w:t>: Works Properly</w:t>
             </w:r>
@@ -3451,7 +4601,32 @@
                 <w:b/>
                 <w:bCs/>
               </w:rPr>
-              <w:t>Interactive WebAssembly(Published):</w:t>
+              <w:t xml:space="preserve">Interactive </w:t>
+            </w:r>
+            <w:proofErr w:type="spellStart"/>
+            <w:proofErr w:type="gramStart"/>
+            <w:r>
+              <w:rPr>
+                <w:b/>
+                <w:bCs/>
+              </w:rPr>
+              <w:t>WebAssembly</w:t>
+            </w:r>
+            <w:proofErr w:type="spellEnd"/>
+            <w:r>
+              <w:rPr>
+                <w:b/>
+                <w:bCs/>
+              </w:rPr>
+              <w:t>(</w:t>
+            </w:r>
+            <w:proofErr w:type="gramEnd"/>
+            <w:r>
+              <w:rPr>
+                <w:b/>
+                <w:bCs/>
+              </w:rPr>
+              <w:t>Published):</w:t>
             </w:r>
             <w:r>
               <w:t xml:space="preserve"> Works Properly</w:t>
@@ -3550,7 +4725,32 @@
                 <w:b/>
                 <w:bCs/>
               </w:rPr>
-              <w:t>Standalone WebAssembly(Published):</w:t>
+              <w:t xml:space="preserve">Standalone </w:t>
+            </w:r>
+            <w:proofErr w:type="spellStart"/>
+            <w:proofErr w:type="gramStart"/>
+            <w:r>
+              <w:rPr>
+                <w:b/>
+                <w:bCs/>
+              </w:rPr>
+              <w:t>WebAssembly</w:t>
+            </w:r>
+            <w:proofErr w:type="spellEnd"/>
+            <w:r>
+              <w:rPr>
+                <w:b/>
+                <w:bCs/>
+              </w:rPr>
+              <w:t>(</w:t>
+            </w:r>
+            <w:proofErr w:type="gramEnd"/>
+            <w:r>
+              <w:rPr>
+                <w:b/>
+                <w:bCs/>
+              </w:rPr>
+              <w:t>Published):</w:t>
             </w:r>
             <w:r>
               <w:t xml:space="preserve"> Works Properly</w:t>
@@ -3625,7 +4825,11 @@
           </w:tcPr>
           <w:p>
             <w:r>
-              <w:t>Verify cancelling a token after its operation completed does not alter the completed result.</w:t>
+              <w:t xml:space="preserve">Verify cancelling a token after its operation </w:t>
+            </w:r>
+            <w:r>
+              <w:lastRenderedPageBreak/>
+              <w:t>completed does not alter the completed result.</w:t>
             </w:r>
           </w:p>
         </w:tc>
@@ -3648,6 +4852,7 @@
           </w:tcPr>
           <w:p>
             <w:r>
+              <w:lastRenderedPageBreak/>
               <w:t>1. Create a client if required.</w:t>
             </w:r>
           </w:p>
@@ -3673,7 +4878,23 @@
                 <w:b/>
                 <w:bCs/>
               </w:rPr>
-              <w:t>Interactive WebAssembly:</w:t>
+              <w:t xml:space="preserve">Interactive </w:t>
+            </w:r>
+            <w:proofErr w:type="spellStart"/>
+            <w:r>
+              <w:rPr>
+                <w:b/>
+                <w:bCs/>
+              </w:rPr>
+              <w:t>WebAssembly</w:t>
+            </w:r>
+            <w:proofErr w:type="spellEnd"/>
+            <w:r>
+              <w:rPr>
+                <w:b/>
+                <w:bCs/>
+              </w:rPr>
+              <w:t>:</w:t>
             </w:r>
             <w:r>
               <w:t xml:space="preserve"> Works Properly</w:t>
@@ -3699,7 +4920,27 @@
           </w:tcPr>
           <w:p>
             <w:r>
-              <w:t>Fast reports Returned. The subsequent token cancellation also reports a successful completed-state check. The original result remains unchanged and no exception appears.</w:t>
+              <w:t xml:space="preserve">Fast reports Returned. The </w:t>
+            </w:r>
+            <w:proofErr w:type="gramStart"/>
+            <w:r>
+              <w:t>subsequent token</w:t>
+            </w:r>
+            <w:proofErr w:type="gramEnd"/>
+            <w:r>
+              <w:t xml:space="preserve"> cancellation also reports a successful </w:t>
+            </w:r>
+            <w:proofErr w:type="gramStart"/>
+            <w:r>
+              <w:t>completed-state</w:t>
+            </w:r>
+            <w:proofErr w:type="gramEnd"/>
+            <w:r>
+              <w:t xml:space="preserve"> check. The original result remains </w:t>
+            </w:r>
+            <w:r>
+              <w:lastRenderedPageBreak/>
+              <w:t>unchanged and no exception appears.</w:t>
             </w:r>
           </w:p>
         </w:tc>
@@ -3775,8 +5016,17 @@
                 <w:b/>
                 <w:bCs/>
               </w:rPr>
-              <w:t>Standalone WebAssembly</w:t>
-            </w:r>
+              <w:t xml:space="preserve">Standalone </w:t>
+            </w:r>
+            <w:proofErr w:type="spellStart"/>
+            <w:r>
+              <w:rPr>
+                <w:b/>
+                <w:bCs/>
+              </w:rPr>
+              <w:t>WebAssembly</w:t>
+            </w:r>
+            <w:proofErr w:type="spellEnd"/>
             <w:r>
               <w:t>: Works Properly</w:t>
             </w:r>
@@ -3871,7 +5121,32 @@
                 <w:b/>
                 <w:bCs/>
               </w:rPr>
-              <w:t>Interactive WebAssembly(Published):</w:t>
+              <w:t xml:space="preserve">Interactive </w:t>
+            </w:r>
+            <w:proofErr w:type="spellStart"/>
+            <w:proofErr w:type="gramStart"/>
+            <w:r>
+              <w:rPr>
+                <w:b/>
+                <w:bCs/>
+              </w:rPr>
+              <w:t>WebAssembly</w:t>
+            </w:r>
+            <w:proofErr w:type="spellEnd"/>
+            <w:r>
+              <w:rPr>
+                <w:b/>
+                <w:bCs/>
+              </w:rPr>
+              <w:t>(</w:t>
+            </w:r>
+            <w:proofErr w:type="gramEnd"/>
+            <w:r>
+              <w:rPr>
+                <w:b/>
+                <w:bCs/>
+              </w:rPr>
+              <w:t>Published):</w:t>
             </w:r>
             <w:r>
               <w:t xml:space="preserve"> Works Properly</w:t>
@@ -3970,7 +5245,32 @@
                 <w:b/>
                 <w:bCs/>
               </w:rPr>
-              <w:t>Standalone WebAssembly(Published):</w:t>
+              <w:t xml:space="preserve">Standalone </w:t>
+            </w:r>
+            <w:proofErr w:type="spellStart"/>
+            <w:proofErr w:type="gramStart"/>
+            <w:r>
+              <w:rPr>
+                <w:b/>
+                <w:bCs/>
+              </w:rPr>
+              <w:t>WebAssembly</w:t>
+            </w:r>
+            <w:proofErr w:type="spellEnd"/>
+            <w:r>
+              <w:rPr>
+                <w:b/>
+                <w:bCs/>
+              </w:rPr>
+              <w:t>(</w:t>
+            </w:r>
+            <w:proofErr w:type="gramEnd"/>
+            <w:r>
+              <w:rPr>
+                <w:b/>
+                <w:bCs/>
+              </w:rPr>
+              <w:t>Published):</w:t>
             </w:r>
             <w:r>
               <w:t xml:space="preserve"> Works Properly</w:t>
@@ -4044,12 +5344,13 @@
             <w:hideMark/>
           </w:tcPr>
           <w:p>
-            <w:r>
-              <w:t>Verify a pre-cancell</w:t>
-            </w:r>
-            <w:r>
-              <w:lastRenderedPageBreak/>
-              <w:t>ed token prevents an invocation from waiting or running normally.</w:t>
+            <w:proofErr w:type="gramStart"/>
+            <w:r>
+              <w:t>Verify</w:t>
+            </w:r>
+            <w:proofErr w:type="gramEnd"/>
+            <w:r>
+              <w:t xml:space="preserve"> a pre-cancelled token prevents an invocation from waiting or running normally.</w:t>
             </w:r>
           </w:p>
         </w:tc>
@@ -4072,19 +5373,25 @@
           </w:tcPr>
           <w:p>
             <w:r>
-              <w:lastRenderedPageBreak/>
               <w:t>1. Create a client.</w:t>
             </w:r>
           </w:p>
           <w:p>
             <w:r>
-              <w:lastRenderedPageBreak/>
               <w:t>2. Set invocation timeout to 10000.</w:t>
             </w:r>
           </w:p>
           <w:p>
             <w:r>
-              <w:t>3. Click Pre-cancel call.</w:t>
+              <w:t>3. Click </w:t>
+            </w:r>
+            <w:proofErr w:type="gramStart"/>
+            <w:r>
+              <w:t>Pre-cancel</w:t>
+            </w:r>
+            <w:proofErr w:type="gramEnd"/>
+            <w:r>
+              <w:t xml:space="preserve"> call.</w:t>
             </w:r>
           </w:p>
           <w:p>
@@ -4109,8 +5416,23 @@
                 <w:b/>
                 <w:bCs/>
               </w:rPr>
-              <w:lastRenderedPageBreak/>
-              <w:t>Interactive WebAssembly:</w:t>
+              <w:t xml:space="preserve">Interactive </w:t>
+            </w:r>
+            <w:proofErr w:type="spellStart"/>
+            <w:r>
+              <w:rPr>
+                <w:b/>
+                <w:bCs/>
+              </w:rPr>
+              <w:t>WebAssembly</w:t>
+            </w:r>
+            <w:proofErr w:type="spellEnd"/>
+            <w:r>
+              <w:rPr>
+                <w:b/>
+                <w:bCs/>
+              </w:rPr>
+              <w:t>:</w:t>
             </w:r>
             <w:r>
               <w:t xml:space="preserve"> Works Properly</w:t>
@@ -4136,11 +5458,15 @@
           </w:tcPr>
           <w:p>
             <w:r>
-              <w:t xml:space="preserve">Pre-cancelled Slow invocation reports Cancelled almost immediately. Fast subsequently </w:t>
-            </w:r>
-            <w:r>
-              <w:lastRenderedPageBreak/>
-              <w:t>reports Returned, showing that the client remains usable.</w:t>
+              <w:t xml:space="preserve">Pre-cancelled Slow invocation reports Cancelled almost immediately. Fast </w:t>
+            </w:r>
+            <w:proofErr w:type="gramStart"/>
+            <w:r>
+              <w:t>subsequently</w:t>
+            </w:r>
+            <w:proofErr w:type="gramEnd"/>
+            <w:r>
+              <w:t xml:space="preserve"> reports Returned, showing that the client remains usable.</w:t>
             </w:r>
           </w:p>
         </w:tc>
@@ -4216,8 +5542,17 @@
                 <w:b/>
                 <w:bCs/>
               </w:rPr>
-              <w:t>Standalone WebAssembly</w:t>
-            </w:r>
+              <w:t xml:space="preserve">Standalone </w:t>
+            </w:r>
+            <w:proofErr w:type="spellStart"/>
+            <w:r>
+              <w:rPr>
+                <w:b/>
+                <w:bCs/>
+              </w:rPr>
+              <w:t>WebAssembly</w:t>
+            </w:r>
+            <w:proofErr w:type="spellEnd"/>
             <w:r>
               <w:t>: Works Properly</w:t>
             </w:r>
@@ -4312,7 +5647,32 @@
                 <w:b/>
                 <w:bCs/>
               </w:rPr>
-              <w:t>Interactive WebAssembly(Published):</w:t>
+              <w:t xml:space="preserve">Interactive </w:t>
+            </w:r>
+            <w:proofErr w:type="spellStart"/>
+            <w:proofErr w:type="gramStart"/>
+            <w:r>
+              <w:rPr>
+                <w:b/>
+                <w:bCs/>
+              </w:rPr>
+              <w:t>WebAssembly</w:t>
+            </w:r>
+            <w:proofErr w:type="spellEnd"/>
+            <w:r>
+              <w:rPr>
+                <w:b/>
+                <w:bCs/>
+              </w:rPr>
+              <w:t>(</w:t>
+            </w:r>
+            <w:proofErr w:type="gramEnd"/>
+            <w:r>
+              <w:rPr>
+                <w:b/>
+                <w:bCs/>
+              </w:rPr>
+              <w:t>Published):</w:t>
             </w:r>
             <w:r>
               <w:t xml:space="preserve"> Works Properly</w:t>
@@ -4411,7 +5771,32 @@
                 <w:b/>
                 <w:bCs/>
               </w:rPr>
-              <w:t>Standalone WebAssembly(Published):</w:t>
+              <w:t xml:space="preserve">Standalone </w:t>
+            </w:r>
+            <w:proofErr w:type="spellStart"/>
+            <w:proofErr w:type="gramStart"/>
+            <w:r>
+              <w:rPr>
+                <w:b/>
+                <w:bCs/>
+              </w:rPr>
+              <w:t>WebAssembly</w:t>
+            </w:r>
+            <w:proofErr w:type="spellEnd"/>
+            <w:r>
+              <w:rPr>
+                <w:b/>
+                <w:bCs/>
+              </w:rPr>
+              <w:t>(</w:t>
+            </w:r>
+            <w:proofErr w:type="gramEnd"/>
+            <w:r>
+              <w:rPr>
+                <w:b/>
+                <w:bCs/>
+              </w:rPr>
+              <w:t>Published):</w:t>
             </w:r>
             <w:r>
               <w:t xml:space="preserve"> Works Properly</w:t>
@@ -4486,7 +5871,11 @@
           </w:tcPr>
           <w:p>
             <w:r>
-              <w:t>Verify cancellation applies to client creation, not only invocation.</w:t>
+              <w:t xml:space="preserve">Verify cancellation applies to </w:t>
+            </w:r>
+            <w:r>
+              <w:lastRenderedPageBreak/>
+              <w:t>client creation, not only invocation.</w:t>
             </w:r>
           </w:p>
         </w:tc>
@@ -4509,11 +5898,21 @@
           </w:tcPr>
           <w:p>
             <w:r>
-              <w:t>1. Create and dispose a client once to load the module.</w:t>
-            </w:r>
-          </w:p>
-          <w:p>
-            <w:r>
+              <w:lastRenderedPageBreak/>
+              <w:t xml:space="preserve">1. Create and </w:t>
+            </w:r>
+            <w:proofErr w:type="gramStart"/>
+            <w:r>
+              <w:t>dispose</w:t>
+            </w:r>
+            <w:proofErr w:type="gramEnd"/>
+            <w:r>
+              <w:t xml:space="preserve"> a client once to load the module.</w:t>
+            </w:r>
+          </w:p>
+          <w:p>
+            <w:r>
+              <w:lastRenderedPageBreak/>
               <w:t>2. Confirm zero workers.</w:t>
             </w:r>
           </w:p>
@@ -4534,29 +5933,44 @@
           </w:p>
           <w:p>
             <w:r>
+              <w:t>6. Create a client normally, invoke Fast, and dispose it.</w:t>
+            </w:r>
+          </w:p>
+        </w:tc>
+        <w:tc>
+          <w:tcPr>
+            <w:tcW w:w="1843" w:type="dxa"/>
+            <w:tcBorders>
+              <w:top w:val="single" w:sz="8" w:space="0" w:color="A3A3A3"/>
+              <w:left w:val="single" w:sz="8" w:space="0" w:color="A3A3A3"/>
+              <w:bottom w:val="single" w:sz="8" w:space="0" w:color="A3A3A3"/>
+              <w:right w:val="single" w:sz="8" w:space="0" w:color="A3A3A3"/>
+            </w:tcBorders>
+          </w:tcPr>
+          <w:p>
+            <w:r>
+              <w:rPr>
+                <w:b/>
+                <w:bCs/>
+              </w:rPr>
               <w:lastRenderedPageBreak/>
-              <w:t>6. Create a client normally, invoke Fast, and dispose it.</w:t>
-            </w:r>
-          </w:p>
-        </w:tc>
-        <w:tc>
-          <w:tcPr>
-            <w:tcW w:w="1843" w:type="dxa"/>
-            <w:tcBorders>
-              <w:top w:val="single" w:sz="8" w:space="0" w:color="A3A3A3"/>
-              <w:left w:val="single" w:sz="8" w:space="0" w:color="A3A3A3"/>
-              <w:bottom w:val="single" w:sz="8" w:space="0" w:color="A3A3A3"/>
-              <w:right w:val="single" w:sz="8" w:space="0" w:color="A3A3A3"/>
-            </w:tcBorders>
-          </w:tcPr>
-          <w:p>
-            <w:r>
-              <w:rPr>
-                <w:b/>
-                <w:bCs/>
-              </w:rPr>
-              <w:lastRenderedPageBreak/>
-              <w:t>Interactive WebAssembly:</w:t>
+              <w:t xml:space="preserve">Interactive </w:t>
+            </w:r>
+            <w:proofErr w:type="spellStart"/>
+            <w:r>
+              <w:rPr>
+                <w:b/>
+                <w:bCs/>
+              </w:rPr>
+              <w:t>WebAssembly</w:t>
+            </w:r>
+            <w:proofErr w:type="spellEnd"/>
+            <w:r>
+              <w:rPr>
+                <w:b/>
+                <w:bCs/>
+              </w:rPr>
+              <w:t>:</w:t>
             </w:r>
             <w:r>
               <w:t xml:space="preserve"> </w:t>
@@ -4661,8 +6075,17 @@
                 <w:b/>
                 <w:bCs/>
               </w:rPr>
-              <w:t>Standalone WebAssembly</w:t>
-            </w:r>
+              <w:t xml:space="preserve">Standalone </w:t>
+            </w:r>
+            <w:proofErr w:type="spellStart"/>
+            <w:r>
+              <w:rPr>
+                <w:b/>
+                <w:bCs/>
+              </w:rPr>
+              <w:t>WebAssembly</w:t>
+            </w:r>
+            <w:proofErr w:type="spellEnd"/>
             <w:r>
               <w:t xml:space="preserve">: </w:t>
             </w:r>
@@ -4760,7 +6183,32 @@
                 <w:b/>
                 <w:bCs/>
               </w:rPr>
-              <w:t>Interactive WebAssembly(Published):</w:t>
+              <w:t xml:space="preserve">Interactive </w:t>
+            </w:r>
+            <w:proofErr w:type="spellStart"/>
+            <w:proofErr w:type="gramStart"/>
+            <w:r>
+              <w:rPr>
+                <w:b/>
+                <w:bCs/>
+              </w:rPr>
+              <w:t>WebAssembly</w:t>
+            </w:r>
+            <w:proofErr w:type="spellEnd"/>
+            <w:r>
+              <w:rPr>
+                <w:b/>
+                <w:bCs/>
+              </w:rPr>
+              <w:t>(</w:t>
+            </w:r>
+            <w:proofErr w:type="gramEnd"/>
+            <w:r>
+              <w:rPr>
+                <w:b/>
+                <w:bCs/>
+              </w:rPr>
+              <w:t>Published):</w:t>
             </w:r>
             <w:r>
               <w:t xml:space="preserve"> </w:t>
@@ -4862,7 +6310,32 @@
                 <w:b/>
                 <w:bCs/>
               </w:rPr>
-              <w:t>Standalone WebAssembly(Published):</w:t>
+              <w:t xml:space="preserve">Standalone </w:t>
+            </w:r>
+            <w:proofErr w:type="spellStart"/>
+            <w:proofErr w:type="gramStart"/>
+            <w:r>
+              <w:rPr>
+                <w:b/>
+                <w:bCs/>
+              </w:rPr>
+              <w:t>WebAssembly</w:t>
+            </w:r>
+            <w:proofErr w:type="spellEnd"/>
+            <w:r>
+              <w:rPr>
+                <w:b/>
+                <w:bCs/>
+              </w:rPr>
+              <w:t>(</w:t>
+            </w:r>
+            <w:proofErr w:type="gramEnd"/>
+            <w:r>
+              <w:rPr>
+                <w:b/>
+                <w:bCs/>
+              </w:rPr>
+              <w:t>Published):</w:t>
             </w:r>
             <w:r>
               <w:t xml:space="preserve"> </w:t>
@@ -5003,7 +6476,23 @@
                 <w:b/>
                 <w:bCs/>
               </w:rPr>
-              <w:t>Interactive WebAssembly:</w:t>
+              <w:t xml:space="preserve">Interactive </w:t>
+            </w:r>
+            <w:proofErr w:type="spellStart"/>
+            <w:r>
+              <w:rPr>
+                <w:b/>
+                <w:bCs/>
+              </w:rPr>
+              <w:t>WebAssembly</w:t>
+            </w:r>
+            <w:proofErr w:type="spellEnd"/>
+            <w:r>
+              <w:rPr>
+                <w:b/>
+                <w:bCs/>
+              </w:rPr>
+              <w:t>:</w:t>
             </w:r>
             <w:r>
               <w:t xml:space="preserve"> Works Properly</w:t>
@@ -5105,8 +6594,17 @@
                 <w:b/>
                 <w:bCs/>
               </w:rPr>
-              <w:t>Standalone WebAssembly</w:t>
-            </w:r>
+              <w:t xml:space="preserve">Standalone </w:t>
+            </w:r>
+            <w:proofErr w:type="spellStart"/>
+            <w:r>
+              <w:rPr>
+                <w:b/>
+                <w:bCs/>
+              </w:rPr>
+              <w:t>WebAssembly</w:t>
+            </w:r>
+            <w:proofErr w:type="spellEnd"/>
             <w:r>
               <w:t>: Works Properly</w:t>
             </w:r>
@@ -5201,7 +6699,32 @@
                 <w:b/>
                 <w:bCs/>
               </w:rPr>
-              <w:t>Interactive WebAssembly(Published):</w:t>
+              <w:t xml:space="preserve">Interactive </w:t>
+            </w:r>
+            <w:proofErr w:type="spellStart"/>
+            <w:proofErr w:type="gramStart"/>
+            <w:r>
+              <w:rPr>
+                <w:b/>
+                <w:bCs/>
+              </w:rPr>
+              <w:t>WebAssembly</w:t>
+            </w:r>
+            <w:proofErr w:type="spellEnd"/>
+            <w:r>
+              <w:rPr>
+                <w:b/>
+                <w:bCs/>
+              </w:rPr>
+              <w:t>(</w:t>
+            </w:r>
+            <w:proofErr w:type="gramEnd"/>
+            <w:r>
+              <w:rPr>
+                <w:b/>
+                <w:bCs/>
+              </w:rPr>
+              <w:t>Published):</w:t>
             </w:r>
             <w:r>
               <w:t xml:space="preserve"> Works Properly</w:t>
@@ -5300,7 +6823,32 @@
                 <w:b/>
                 <w:bCs/>
               </w:rPr>
-              <w:t>Standalone WebAssembly(Published):</w:t>
+              <w:t xml:space="preserve">Standalone </w:t>
+            </w:r>
+            <w:proofErr w:type="spellStart"/>
+            <w:proofErr w:type="gramStart"/>
+            <w:r>
+              <w:rPr>
+                <w:b/>
+                <w:bCs/>
+              </w:rPr>
+              <w:t>WebAssembly</w:t>
+            </w:r>
+            <w:proofErr w:type="spellEnd"/>
+            <w:r>
+              <w:rPr>
+                <w:b/>
+                <w:bCs/>
+              </w:rPr>
+              <w:t>(</w:t>
+            </w:r>
+            <w:proofErr w:type="gramEnd"/>
+            <w:r>
+              <w:rPr>
+                <w:b/>
+                <w:bCs/>
+              </w:rPr>
+              <w:t>Published):</w:t>
             </w:r>
             <w:r>
               <w:t xml:space="preserve"> Works Properly</w:t>
@@ -5349,6 +6897,7 @@
           </w:tcPr>
           <w:p>
             <w:r>
+              <w:lastRenderedPageBreak/>
               <w:t>TC-</w:t>
             </w:r>
             <w:r>
@@ -5375,11 +6924,7 @@
           </w:tcPr>
           <w:p>
             <w:r>
-              <w:t xml:space="preserve">Verify disposal settles an active invocation instead of leaving it </w:t>
-            </w:r>
-            <w:r>
-              <w:lastRenderedPageBreak/>
-              <w:t>hanging.</w:t>
+              <w:t>Verify disposal settles an active invocation instead of leaving it hanging.</w:t>
             </w:r>
           </w:p>
         </w:tc>
@@ -5402,7 +6947,6 @@
           </w:tcPr>
           <w:p>
             <w:r>
-              <w:lastRenderedPageBreak/>
               <w:t>1. Create a client</w:t>
             </w:r>
           </w:p>
@@ -5443,7 +6987,23 @@
                 <w:b/>
                 <w:bCs/>
               </w:rPr>
-              <w:t>Interactive WebAssembly:</w:t>
+              <w:t xml:space="preserve">Interactive </w:t>
+            </w:r>
+            <w:proofErr w:type="spellStart"/>
+            <w:r>
+              <w:rPr>
+                <w:b/>
+                <w:bCs/>
+              </w:rPr>
+              <w:t>WebAssembly</w:t>
+            </w:r>
+            <w:proofErr w:type="spellEnd"/>
+            <w:r>
+              <w:rPr>
+                <w:b/>
+                <w:bCs/>
+              </w:rPr>
+              <w:t>:</w:t>
             </w:r>
             <w:r>
               <w:t xml:space="preserve"> Works Properly</w:t>
@@ -5545,8 +7105,17 @@
                 <w:b/>
                 <w:bCs/>
               </w:rPr>
-              <w:t>Standalone WebAssembly</w:t>
-            </w:r>
+              <w:t xml:space="preserve">Standalone </w:t>
+            </w:r>
+            <w:proofErr w:type="spellStart"/>
+            <w:r>
+              <w:rPr>
+                <w:b/>
+                <w:bCs/>
+              </w:rPr>
+              <w:t>WebAssembly</w:t>
+            </w:r>
+            <w:proofErr w:type="spellEnd"/>
             <w:r>
               <w:t>: Works Properly</w:t>
             </w:r>
@@ -5641,15 +7210,32 @@
                 <w:b/>
                 <w:bCs/>
               </w:rPr>
-              <w:t>Interactive WebAssembly(P</w:t>
-            </w:r>
-            <w:r>
-              <w:rPr>
-                <w:b/>
-                <w:bCs/>
-              </w:rPr>
-              <w:lastRenderedPageBreak/>
-              <w:t>ublished):</w:t>
+              <w:t xml:space="preserve">Interactive </w:t>
+            </w:r>
+            <w:proofErr w:type="spellStart"/>
+            <w:proofErr w:type="gramStart"/>
+            <w:r>
+              <w:rPr>
+                <w:b/>
+                <w:bCs/>
+              </w:rPr>
+              <w:t>WebAssembly</w:t>
+            </w:r>
+            <w:proofErr w:type="spellEnd"/>
+            <w:r>
+              <w:rPr>
+                <w:b/>
+                <w:bCs/>
+              </w:rPr>
+              <w:t>(</w:t>
+            </w:r>
+            <w:proofErr w:type="gramEnd"/>
+            <w:r>
+              <w:rPr>
+                <w:b/>
+                <w:bCs/>
+              </w:rPr>
+              <w:t>Published):</w:t>
             </w:r>
             <w:r>
               <w:t xml:space="preserve"> Works Properly</w:t>
@@ -5748,7 +7334,32 @@
                 <w:b/>
                 <w:bCs/>
               </w:rPr>
-              <w:t>Standalone WebAssembly(Published):</w:t>
+              <w:t xml:space="preserve">Standalone </w:t>
+            </w:r>
+            <w:proofErr w:type="spellStart"/>
+            <w:proofErr w:type="gramStart"/>
+            <w:r>
+              <w:rPr>
+                <w:b/>
+                <w:bCs/>
+              </w:rPr>
+              <w:t>WebAssembly</w:t>
+            </w:r>
+            <w:proofErr w:type="spellEnd"/>
+            <w:r>
+              <w:rPr>
+                <w:b/>
+                <w:bCs/>
+              </w:rPr>
+              <w:t>(</w:t>
+            </w:r>
+            <w:proofErr w:type="gramEnd"/>
+            <w:r>
+              <w:rPr>
+                <w:b/>
+                <w:bCs/>
+              </w:rPr>
+              <w:t>Published):</w:t>
             </w:r>
             <w:r>
               <w:t xml:space="preserve"> Works Properly</w:t>
@@ -5866,12 +7477,21 @@
           </w:p>
           <w:p>
             <w:r>
+              <w:lastRenderedPageBreak/>
               <w:t>5. Verify all ten cycle rows and the recovery Fast call</w:t>
             </w:r>
           </w:p>
           <w:p>
             <w:r>
-              <w:t>6. Because the action leaves the recovery client active, click Dispose.</w:t>
+              <w:t xml:space="preserve">6. Because the action leaves the </w:t>
+            </w:r>
+            <w:proofErr w:type="gramStart"/>
+            <w:r>
+              <w:t>recovery client</w:t>
+            </w:r>
+            <w:proofErr w:type="gramEnd"/>
+            <w:r>
+              <w:t xml:space="preserve"> active, click Dispose.</w:t>
             </w:r>
           </w:p>
           <w:p>
@@ -5896,7 +7516,24 @@
                 <w:b/>
                 <w:bCs/>
               </w:rPr>
-              <w:t>Interactive WebAssembly:</w:t>
+              <w:lastRenderedPageBreak/>
+              <w:t xml:space="preserve">Interactive </w:t>
+            </w:r>
+            <w:proofErr w:type="spellStart"/>
+            <w:r>
+              <w:rPr>
+                <w:b/>
+                <w:bCs/>
+              </w:rPr>
+              <w:t>WebAssembly</w:t>
+            </w:r>
+            <w:proofErr w:type="spellEnd"/>
+            <w:r>
+              <w:rPr>
+                <w:b/>
+                <w:bCs/>
+              </w:rPr>
+              <w:t>:</w:t>
             </w:r>
             <w:r>
               <w:t xml:space="preserve"> Works Properly</w:t>
@@ -5922,7 +7559,15 @@
           </w:tcPr>
           <w:p>
             <w:r>
-              <w:t>Exactly five cycle calls report Cancelled and five report TimedOut. Recovery Fast reports Returned. One worker is valid while the recovery client is ready; after Dispose, worker count equals the original baseline.</w:t>
+              <w:t>Exactly five cycle calls report Cancelled and five report </w:t>
+            </w:r>
+            <w:proofErr w:type="spellStart"/>
+            <w:r>
+              <w:t>TimedOut</w:t>
+            </w:r>
+            <w:proofErr w:type="spellEnd"/>
+            <w:r>
+              <w:t>. Recovery Fast reports Returned. One worker is valid while the recovery client is ready; after Dispose, worker count equals the original baseline.</w:t>
             </w:r>
           </w:p>
         </w:tc>
@@ -5998,8 +7643,17 @@
                 <w:b/>
                 <w:bCs/>
               </w:rPr>
-              <w:t>Standalone WebAssembly</w:t>
-            </w:r>
+              <w:t xml:space="preserve">Standalone </w:t>
+            </w:r>
+            <w:proofErr w:type="spellStart"/>
+            <w:r>
+              <w:rPr>
+                <w:b/>
+                <w:bCs/>
+              </w:rPr>
+              <w:t>WebAssembly</w:t>
+            </w:r>
+            <w:proofErr w:type="spellEnd"/>
             <w:r>
               <w:t>: Works Properly</w:t>
             </w:r>
@@ -6094,7 +7748,32 @@
                 <w:b/>
                 <w:bCs/>
               </w:rPr>
-              <w:t>Interactive WebAssembly(Published):</w:t>
+              <w:t xml:space="preserve">Interactive </w:t>
+            </w:r>
+            <w:proofErr w:type="spellStart"/>
+            <w:proofErr w:type="gramStart"/>
+            <w:r>
+              <w:rPr>
+                <w:b/>
+                <w:bCs/>
+              </w:rPr>
+              <w:t>WebAssembly</w:t>
+            </w:r>
+            <w:proofErr w:type="spellEnd"/>
+            <w:r>
+              <w:rPr>
+                <w:b/>
+                <w:bCs/>
+              </w:rPr>
+              <w:t>(</w:t>
+            </w:r>
+            <w:proofErr w:type="gramEnd"/>
+            <w:r>
+              <w:rPr>
+                <w:b/>
+                <w:bCs/>
+              </w:rPr>
+              <w:t>Published):</w:t>
             </w:r>
             <w:r>
               <w:t xml:space="preserve"> Works Properly</w:t>
@@ -6193,7 +7872,32 @@
                 <w:b/>
                 <w:bCs/>
               </w:rPr>
-              <w:t>Standalone WebAssembly(Published):</w:t>
+              <w:t xml:space="preserve">Standalone </w:t>
+            </w:r>
+            <w:proofErr w:type="spellStart"/>
+            <w:proofErr w:type="gramStart"/>
+            <w:r>
+              <w:rPr>
+                <w:b/>
+                <w:bCs/>
+              </w:rPr>
+              <w:t>WebAssembly</w:t>
+            </w:r>
+            <w:proofErr w:type="spellEnd"/>
+            <w:r>
+              <w:rPr>
+                <w:b/>
+                <w:bCs/>
+              </w:rPr>
+              <w:t>(</w:t>
+            </w:r>
+            <w:proofErr w:type="gramEnd"/>
+            <w:r>
+              <w:rPr>
+                <w:b/>
+                <w:bCs/>
+              </w:rPr>
+              <w:t>Published):</w:t>
             </w:r>
             <w:r>
               <w:t xml:space="preserve"> Works Properly</w:t>
@@ -6242,7 +7946,6 @@
           </w:tcPr>
           <w:p>
             <w:r>
-              <w:lastRenderedPageBreak/>
               <w:t>TC-</w:t>
             </w:r>
             <w:r>
@@ -6332,7 +8035,23 @@
                 <w:b/>
                 <w:bCs/>
               </w:rPr>
-              <w:t>Interactive WebAssembly:</w:t>
+              <w:t xml:space="preserve">Interactive </w:t>
+            </w:r>
+            <w:proofErr w:type="spellStart"/>
+            <w:r>
+              <w:rPr>
+                <w:b/>
+                <w:bCs/>
+              </w:rPr>
+              <w:t>WebAssembly</w:t>
+            </w:r>
+            <w:proofErr w:type="spellEnd"/>
+            <w:r>
+              <w:rPr>
+                <w:b/>
+                <w:bCs/>
+              </w:rPr>
+              <w:t>:</w:t>
             </w:r>
             <w:r>
               <w:t xml:space="preserve"> Works Properly</w:t>
@@ -6358,7 +8077,15 @@
           </w:tcPr>
           <w:p>
             <w:r>
-              <w:t>Four distinct classifications appear: Returned, Cancelled, TimedOut, and Failed. The intentional worker exception is Failed, never misclassified as cancellation or timeout.</w:t>
+              <w:t>Four distinct classifications appear: Returned, Cancelled, </w:t>
+            </w:r>
+            <w:proofErr w:type="spellStart"/>
+            <w:r>
+              <w:t>TimedOut</w:t>
+            </w:r>
+            <w:proofErr w:type="spellEnd"/>
+            <w:r>
+              <w:t>, and Failed. The intentional worker exception is Failed, never misclassified as cancellation or timeout.</w:t>
             </w:r>
           </w:p>
         </w:tc>
@@ -6434,8 +8161,17 @@
                 <w:b/>
                 <w:bCs/>
               </w:rPr>
-              <w:t>Standalone WebAssembly</w:t>
-            </w:r>
+              <w:t xml:space="preserve">Standalone </w:t>
+            </w:r>
+            <w:proofErr w:type="spellStart"/>
+            <w:r>
+              <w:rPr>
+                <w:b/>
+                <w:bCs/>
+              </w:rPr>
+              <w:t>WebAssembly</w:t>
+            </w:r>
+            <w:proofErr w:type="spellEnd"/>
             <w:r>
               <w:t>: Works Properly</w:t>
             </w:r>
@@ -6530,7 +8266,32 @@
                 <w:b/>
                 <w:bCs/>
               </w:rPr>
-              <w:t>Interactive WebAssembly(Published):</w:t>
+              <w:t xml:space="preserve">Interactive </w:t>
+            </w:r>
+            <w:proofErr w:type="spellStart"/>
+            <w:proofErr w:type="gramStart"/>
+            <w:r>
+              <w:rPr>
+                <w:b/>
+                <w:bCs/>
+              </w:rPr>
+              <w:t>WebAssembly</w:t>
+            </w:r>
+            <w:proofErr w:type="spellEnd"/>
+            <w:r>
+              <w:rPr>
+                <w:b/>
+                <w:bCs/>
+              </w:rPr>
+              <w:t>(</w:t>
+            </w:r>
+            <w:proofErr w:type="gramEnd"/>
+            <w:r>
+              <w:rPr>
+                <w:b/>
+                <w:bCs/>
+              </w:rPr>
+              <w:t>Published):</w:t>
             </w:r>
             <w:r>
               <w:t xml:space="preserve"> Works Properly</w:t>
@@ -6629,7 +8390,32 @@
                 <w:b/>
                 <w:bCs/>
               </w:rPr>
-              <w:t>Standalone WebAssembly(Published):</w:t>
+              <w:t xml:space="preserve">Standalone </w:t>
+            </w:r>
+            <w:proofErr w:type="spellStart"/>
+            <w:proofErr w:type="gramStart"/>
+            <w:r>
+              <w:rPr>
+                <w:b/>
+                <w:bCs/>
+              </w:rPr>
+              <w:t>WebAssembly</w:t>
+            </w:r>
+            <w:proofErr w:type="spellEnd"/>
+            <w:r>
+              <w:rPr>
+                <w:b/>
+                <w:bCs/>
+              </w:rPr>
+              <w:t>(</w:t>
+            </w:r>
+            <w:proofErr w:type="gramEnd"/>
+            <w:r>
+              <w:rPr>
+                <w:b/>
+                <w:bCs/>
+              </w:rPr>
+              <w:t>Published):</w:t>
             </w:r>
             <w:r>
               <w:t xml:space="preserve"> Works Properly</w:t>
@@ -6678,6 +8464,7 @@
           </w:tcPr>
           <w:p>
             <w:r>
+              <w:lastRenderedPageBreak/>
               <w:t>TC-</w:t>
             </w:r>
             <w:r>
@@ -6704,11 +8491,7 @@
           </w:tcPr>
           <w:p>
             <w:r>
-              <w:t xml:space="preserve">Verify no cancellation, timeout, or disposal produces an unhandled </w:t>
-            </w:r>
-            <w:r>
-              <w:lastRenderedPageBreak/>
-              <w:t>browser error.</w:t>
+              <w:t>Verify no cancellation, timeout, or disposal produces an unhandled browser error.</w:t>
             </w:r>
           </w:p>
         </w:tc>
@@ -6731,7 +8514,6 @@
           </w:tcPr>
           <w:p>
             <w:r>
-              <w:lastRenderedPageBreak/>
               <w:t>1. Enable Preserve log and clear the Console.</w:t>
             </w:r>
           </w:p>
@@ -6767,7 +8549,23 @@
                 <w:b/>
                 <w:bCs/>
               </w:rPr>
-              <w:t>Interactive WebAssembly:</w:t>
+              <w:t xml:space="preserve">Interactive </w:t>
+            </w:r>
+            <w:proofErr w:type="spellStart"/>
+            <w:r>
+              <w:rPr>
+                <w:b/>
+                <w:bCs/>
+              </w:rPr>
+              <w:t>WebAssembly</w:t>
+            </w:r>
+            <w:proofErr w:type="spellEnd"/>
+            <w:r>
+              <w:rPr>
+                <w:b/>
+                <w:bCs/>
+              </w:rPr>
+              <w:t>:</w:t>
             </w:r>
             <w:r>
               <w:t xml:space="preserve"> Works Properly</w:t>
@@ -6869,8 +8667,17 @@
                 <w:b/>
                 <w:bCs/>
               </w:rPr>
-              <w:t>Standalone WebAssembly</w:t>
-            </w:r>
+              <w:t xml:space="preserve">Standalone </w:t>
+            </w:r>
+            <w:proofErr w:type="spellStart"/>
+            <w:r>
+              <w:rPr>
+                <w:b/>
+                <w:bCs/>
+              </w:rPr>
+              <w:t>WebAssembly</w:t>
+            </w:r>
+            <w:proofErr w:type="spellEnd"/>
             <w:r>
               <w:t>: Works Properly</w:t>
             </w:r>
@@ -6965,7 +8772,32 @@
                 <w:b/>
                 <w:bCs/>
               </w:rPr>
-              <w:t>Interactive WebAssembly(Published):</w:t>
+              <w:t xml:space="preserve">Interactive </w:t>
+            </w:r>
+            <w:proofErr w:type="spellStart"/>
+            <w:proofErr w:type="gramStart"/>
+            <w:r>
+              <w:rPr>
+                <w:b/>
+                <w:bCs/>
+              </w:rPr>
+              <w:t>WebAssembly</w:t>
+            </w:r>
+            <w:proofErr w:type="spellEnd"/>
+            <w:r>
+              <w:rPr>
+                <w:b/>
+                <w:bCs/>
+              </w:rPr>
+              <w:t>(</w:t>
+            </w:r>
+            <w:proofErr w:type="gramEnd"/>
+            <w:r>
+              <w:rPr>
+                <w:b/>
+                <w:bCs/>
+              </w:rPr>
+              <w:t>Published):</w:t>
             </w:r>
             <w:r>
               <w:t xml:space="preserve"> Works Properly</w:t>
@@ -7064,7 +8896,32 @@
                 <w:b/>
                 <w:bCs/>
               </w:rPr>
-              <w:t>Standalone WebAssembly(Published):</w:t>
+              <w:t xml:space="preserve">Standalone </w:t>
+            </w:r>
+            <w:proofErr w:type="spellStart"/>
+            <w:proofErr w:type="gramStart"/>
+            <w:r>
+              <w:rPr>
+                <w:b/>
+                <w:bCs/>
+              </w:rPr>
+              <w:t>WebAssembly</w:t>
+            </w:r>
+            <w:proofErr w:type="spellEnd"/>
+            <w:r>
+              <w:rPr>
+                <w:b/>
+                <w:bCs/>
+              </w:rPr>
+              <w:t>(</w:t>
+            </w:r>
+            <w:proofErr w:type="gramEnd"/>
+            <w:r>
+              <w:rPr>
+                <w:b/>
+                <w:bCs/>
+              </w:rPr>
+              <w:t>Published):</w:t>
             </w:r>
             <w:r>
               <w:t xml:space="preserve"> Works Properly</w:t>
@@ -7199,8 +9056,16 @@
               <w:rPr>
                 <w:rFonts w:asciiTheme="minorHAnsi" w:hAnsiTheme="minorHAnsi" w:cs="Calibri"/>
               </w:rPr>
-              <w:t> ms.</w:t>
-            </w:r>
+              <w:t> </w:t>
+            </w:r>
+            <w:proofErr w:type="spellStart"/>
+            <w:r>
+              <w:rPr>
+                <w:rFonts w:asciiTheme="minorHAnsi" w:hAnsiTheme="minorHAnsi" w:cs="Calibri"/>
+              </w:rPr>
+              <w:t>ms.</w:t>
+            </w:r>
+            <w:proofErr w:type="spellEnd"/>
           </w:p>
           <w:p>
             <w:pPr>
@@ -7271,7 +9136,23 @@
                 <w:b/>
                 <w:bCs/>
               </w:rPr>
-              <w:t>Interactive WebAssembly:</w:t>
+              <w:t xml:space="preserve">Interactive </w:t>
+            </w:r>
+            <w:proofErr w:type="spellStart"/>
+            <w:r>
+              <w:rPr>
+                <w:b/>
+                <w:bCs/>
+              </w:rPr>
+              <w:t>WebAssembly</w:t>
+            </w:r>
+            <w:proofErr w:type="spellEnd"/>
+            <w:r>
+              <w:rPr>
+                <w:b/>
+                <w:bCs/>
+              </w:rPr>
+              <w:t>:</w:t>
             </w:r>
             <w:r>
               <w:t xml:space="preserve"> Works Properly</w:t>
@@ -7301,9 +9182,11 @@
               </w:rPr>
               <w:t>Initial creation reports </w:t>
             </w:r>
+            <w:proofErr w:type="spellStart"/>
             <w:r>
               <w:t>TimedOut</w:t>
             </w:r>
+            <w:proofErr w:type="spellEnd"/>
             <w:r>
               <w:rPr>
                 <w:rFonts w:cs="Calibri"/>
@@ -7427,8 +9310,17 @@
                 <w:b/>
                 <w:bCs/>
               </w:rPr>
-              <w:t>Standalone WebAssembly</w:t>
-            </w:r>
+              <w:t xml:space="preserve">Standalone </w:t>
+            </w:r>
+            <w:proofErr w:type="spellStart"/>
+            <w:r>
+              <w:rPr>
+                <w:b/>
+                <w:bCs/>
+              </w:rPr>
+              <w:t>WebAssembly</w:t>
+            </w:r>
+            <w:proofErr w:type="spellEnd"/>
             <w:r>
               <w:t>: Works Properly</w:t>
             </w:r>
@@ -7554,7 +9446,32 @@
                 <w:b/>
                 <w:bCs/>
               </w:rPr>
-              <w:t>Interactive WebAssembly(Published):</w:t>
+              <w:t xml:space="preserve">Interactive </w:t>
+            </w:r>
+            <w:proofErr w:type="spellStart"/>
+            <w:proofErr w:type="gramStart"/>
+            <w:r>
+              <w:rPr>
+                <w:b/>
+                <w:bCs/>
+              </w:rPr>
+              <w:t>WebAssembly</w:t>
+            </w:r>
+            <w:proofErr w:type="spellEnd"/>
+            <w:r>
+              <w:rPr>
+                <w:b/>
+                <w:bCs/>
+              </w:rPr>
+              <w:t>(</w:t>
+            </w:r>
+            <w:proofErr w:type="gramEnd"/>
+            <w:r>
+              <w:rPr>
+                <w:b/>
+                <w:bCs/>
+              </w:rPr>
+              <w:t>Published):</w:t>
             </w:r>
             <w:r>
               <w:t xml:space="preserve"> Works Properly</w:t>
@@ -7684,7 +9601,32 @@
                 <w:b/>
                 <w:bCs/>
               </w:rPr>
-              <w:t>Standalone WebAssembly(Published):</w:t>
+              <w:t xml:space="preserve">Standalone </w:t>
+            </w:r>
+            <w:proofErr w:type="spellStart"/>
+            <w:proofErr w:type="gramStart"/>
+            <w:r>
+              <w:rPr>
+                <w:b/>
+                <w:bCs/>
+              </w:rPr>
+              <w:t>WebAssembly</w:t>
+            </w:r>
+            <w:proofErr w:type="spellEnd"/>
+            <w:r>
+              <w:rPr>
+                <w:b/>
+                <w:bCs/>
+              </w:rPr>
+              <w:t>(</w:t>
+            </w:r>
+            <w:proofErr w:type="gramEnd"/>
+            <w:r>
+              <w:rPr>
+                <w:b/>
+                <w:bCs/>
+              </w:rPr>
+              <w:t>Published):</w:t>
             </w:r>
             <w:r>
               <w:t xml:space="preserve"> Works Properly</w:t>
@@ -7741,6 +9683,7 @@
               <w:rPr>
                 <w:rFonts w:cs="Calibri"/>
               </w:rPr>
+              <w:lastRenderedPageBreak/>
               <w:t>TC-16</w:t>
             </w:r>
           </w:p>
@@ -7766,14 +9709,7 @@
               <w:rPr>
                 <w:rFonts w:cs="Calibri"/>
               </w:rPr>
-              <w:t xml:space="preserve">Verify creation called with an already-cancelled token exits </w:t>
-            </w:r>
-            <w:r>
-              <w:rPr>
-                <w:rFonts w:cs="Calibri"/>
-              </w:rPr>
-              <w:lastRenderedPageBreak/>
-              <w:t>immediately.</w:t>
+              <w:t>Verify creation called with an already-cancelled token exits immediately.</w:t>
             </w:r>
           </w:p>
         </w:tc>
@@ -7805,7 +9741,6 @@
               <w:rPr>
                 <w:rFonts w:asciiTheme="minorHAnsi" w:hAnsiTheme="minorHAnsi" w:cs="Calibri"/>
               </w:rPr>
-              <w:lastRenderedPageBreak/>
               <w:t>1. Confirm no active client and zero workers.</w:t>
             </w:r>
           </w:p>
@@ -7821,7 +9756,21 @@
               <w:rPr>
                 <w:rFonts w:asciiTheme="minorHAnsi" w:hAnsiTheme="minorHAnsi" w:cs="Calibri"/>
               </w:rPr>
-              <w:t>2. Click Pre-cancel creation.</w:t>
+              <w:t>2. Click </w:t>
+            </w:r>
+            <w:proofErr w:type="gramStart"/>
+            <w:r>
+              <w:rPr>
+                <w:rFonts w:asciiTheme="minorHAnsi" w:hAnsiTheme="minorHAnsi" w:cs="Calibri"/>
+              </w:rPr>
+              <w:t>Pre-cancel</w:t>
+            </w:r>
+            <w:proofErr w:type="gramEnd"/>
+            <w:r>
+              <w:rPr>
+                <w:rFonts w:asciiTheme="minorHAnsi" w:hAnsiTheme="minorHAnsi" w:cs="Calibri"/>
+              </w:rPr>
+              <w:t xml:space="preserve"> creation.</w:t>
             </w:r>
           </w:p>
           <w:p>
@@ -7854,7 +9803,23 @@
                 <w:b/>
                 <w:bCs/>
               </w:rPr>
-              <w:t>Interactive WebAssembly:</w:t>
+              <w:t xml:space="preserve">Interactive </w:t>
+            </w:r>
+            <w:proofErr w:type="spellStart"/>
+            <w:r>
+              <w:rPr>
+                <w:b/>
+                <w:bCs/>
+              </w:rPr>
+              <w:t>WebAssembly</w:t>
+            </w:r>
+            <w:proofErr w:type="spellEnd"/>
+            <w:r>
+              <w:rPr>
+                <w:b/>
+                <w:bCs/>
+              </w:rPr>
+              <w:t>:</w:t>
             </w:r>
             <w:r>
               <w:t xml:space="preserve"> Works Properly</w:t>
@@ -7992,8 +9957,17 @@
                 <w:b/>
                 <w:bCs/>
               </w:rPr>
-              <w:t>Standalone WebAssembly</w:t>
-            </w:r>
+              <w:t xml:space="preserve">Standalone </w:t>
+            </w:r>
+            <w:proofErr w:type="spellStart"/>
+            <w:r>
+              <w:rPr>
+                <w:b/>
+                <w:bCs/>
+              </w:rPr>
+              <w:t>WebAssembly</w:t>
+            </w:r>
+            <w:proofErr w:type="spellEnd"/>
             <w:r>
               <w:t>: Works Properly</w:t>
             </w:r>
@@ -8119,7 +10093,32 @@
                 <w:b/>
                 <w:bCs/>
               </w:rPr>
-              <w:t>Interactive WebAssembly(Published):</w:t>
+              <w:t xml:space="preserve">Interactive </w:t>
+            </w:r>
+            <w:proofErr w:type="spellStart"/>
+            <w:proofErr w:type="gramStart"/>
+            <w:r>
+              <w:rPr>
+                <w:b/>
+                <w:bCs/>
+              </w:rPr>
+              <w:t>WebAssembly</w:t>
+            </w:r>
+            <w:proofErr w:type="spellEnd"/>
+            <w:r>
+              <w:rPr>
+                <w:b/>
+                <w:bCs/>
+              </w:rPr>
+              <w:t>(</w:t>
+            </w:r>
+            <w:proofErr w:type="gramEnd"/>
+            <w:r>
+              <w:rPr>
+                <w:b/>
+                <w:bCs/>
+              </w:rPr>
+              <w:t>Published):</w:t>
             </w:r>
             <w:r>
               <w:t xml:space="preserve"> Works Properly</w:t>
@@ -8249,7 +10248,32 @@
                 <w:b/>
                 <w:bCs/>
               </w:rPr>
-              <w:t>Standalone WebAssembly(Published):</w:t>
+              <w:t xml:space="preserve">Standalone </w:t>
+            </w:r>
+            <w:proofErr w:type="spellStart"/>
+            <w:proofErr w:type="gramStart"/>
+            <w:r>
+              <w:rPr>
+                <w:b/>
+                <w:bCs/>
+              </w:rPr>
+              <w:t>WebAssembly</w:t>
+            </w:r>
+            <w:proofErr w:type="spellEnd"/>
+            <w:r>
+              <w:rPr>
+                <w:b/>
+                <w:bCs/>
+              </w:rPr>
+              <w:t>(</w:t>
+            </w:r>
+            <w:proofErr w:type="gramEnd"/>
+            <w:r>
+              <w:rPr>
+                <w:b/>
+                <w:bCs/>
+              </w:rPr>
+              <w:t>Published):</w:t>
             </w:r>
             <w:r>
               <w:t xml:space="preserve"> Works Properly</w:t>
@@ -8327,11 +10351,19 @@
             </w:tcMar>
           </w:tcPr>
           <w:p>
-            <w:r>
-              <w:rPr>
-                <w:rFonts w:cs="Calibri"/>
-              </w:rPr>
-              <w:t>Verify a timed-out worker response cannot corrupt later calls on the same client.</w:t>
+            <w:proofErr w:type="gramStart"/>
+            <w:r>
+              <w:rPr>
+                <w:rFonts w:cs="Calibri"/>
+              </w:rPr>
+              <w:t>Verify</w:t>
+            </w:r>
+            <w:proofErr w:type="gramEnd"/>
+            <w:r>
+              <w:rPr>
+                <w:rFonts w:cs="Calibri"/>
+              </w:rPr>
+              <w:t xml:space="preserve"> a timed-out worker response cannot corrupt later calls on the same client.</w:t>
             </w:r>
           </w:p>
         </w:tc>
@@ -8419,12 +10451,14 @@
               </w:rPr>
               <w:t>3. Invoke Slow and wait for </w:t>
             </w:r>
+            <w:proofErr w:type="spellStart"/>
             <w:r>
               <w:rPr>
                 <w:rFonts w:asciiTheme="minorHAnsi" w:hAnsiTheme="minorHAnsi"/>
               </w:rPr>
               <w:t>TimedOut</w:t>
             </w:r>
+            <w:proofErr w:type="spellEnd"/>
             <w:r>
               <w:rPr>
                 <w:rFonts w:asciiTheme="minorHAnsi" w:hAnsiTheme="minorHAnsi" w:cs="Calibri"/>
@@ -8444,7 +10478,21 @@
               <w:rPr>
                 <w:rFonts w:asciiTheme="minorHAnsi" w:hAnsiTheme="minorHAnsi" w:cs="Calibri"/>
               </w:rPr>
-              <w:t>4. Without replacing the client, select Fast, set timeout </w:t>
+              <w:t xml:space="preserve">4. Without replacing the client, select Fast, set </w:t>
+            </w:r>
+            <w:proofErr w:type="gramStart"/>
+            <w:r>
+              <w:rPr>
+                <w:rFonts w:asciiTheme="minorHAnsi" w:hAnsiTheme="minorHAnsi" w:cs="Calibri"/>
+              </w:rPr>
+              <w:t>timeout</w:t>
+            </w:r>
+            <w:proofErr w:type="gramEnd"/>
+            <w:r>
+              <w:rPr>
+                <w:rFonts w:asciiTheme="minorHAnsi" w:hAnsiTheme="minorHAnsi" w:cs="Calibri"/>
+              </w:rPr>
+              <w:t> </w:t>
             </w:r>
             <w:r>
               <w:rPr>
@@ -8471,7 +10519,21 @@
               <w:rPr>
                 <w:rFonts w:asciiTheme="minorHAnsi" w:hAnsiTheme="minorHAnsi" w:cs="Calibri"/>
               </w:rPr>
-              <w:t>5. Wait beyond 1000 ms for the old Slow work to finish.</w:t>
+              <w:t xml:space="preserve">5. Wait beyond 1000 </w:t>
+            </w:r>
+            <w:proofErr w:type="spellStart"/>
+            <w:r>
+              <w:rPr>
+                <w:rFonts w:asciiTheme="minorHAnsi" w:hAnsiTheme="minorHAnsi" w:cs="Calibri"/>
+              </w:rPr>
+              <w:t>ms</w:t>
+            </w:r>
+            <w:proofErr w:type="spellEnd"/>
+            <w:r>
+              <w:rPr>
+                <w:rFonts w:asciiTheme="minorHAnsi" w:hAnsiTheme="minorHAnsi" w:cs="Calibri"/>
+              </w:rPr>
+              <w:t xml:space="preserve"> for the old Slow work to finish.</w:t>
             </w:r>
           </w:p>
           <w:p>
@@ -8504,7 +10566,23 @@
                 <w:b/>
                 <w:bCs/>
               </w:rPr>
-              <w:t>Interactive WebAssembly:</w:t>
+              <w:t xml:space="preserve">Interactive </w:t>
+            </w:r>
+            <w:proofErr w:type="spellStart"/>
+            <w:r>
+              <w:rPr>
+                <w:b/>
+                <w:bCs/>
+              </w:rPr>
+              <w:t>WebAssembly</w:t>
+            </w:r>
+            <w:proofErr w:type="spellEnd"/>
+            <w:r>
+              <w:rPr>
+                <w:b/>
+                <w:bCs/>
+              </w:rPr>
+              <w:t>:</w:t>
             </w:r>
             <w:r>
               <w:t xml:space="preserve"> Works Properly</w:t>
@@ -8642,8 +10720,17 @@
                 <w:b/>
                 <w:bCs/>
               </w:rPr>
-              <w:t>Standalone WebAssembly</w:t>
-            </w:r>
+              <w:t xml:space="preserve">Standalone </w:t>
+            </w:r>
+            <w:proofErr w:type="spellStart"/>
+            <w:r>
+              <w:rPr>
+                <w:b/>
+                <w:bCs/>
+              </w:rPr>
+              <w:t>WebAssembly</w:t>
+            </w:r>
+            <w:proofErr w:type="spellEnd"/>
             <w:r>
               <w:t>: Works Properly</w:t>
             </w:r>
@@ -8769,7 +10856,32 @@
                 <w:b/>
                 <w:bCs/>
               </w:rPr>
-              <w:t>Interactive WebAssembly(Published):</w:t>
+              <w:t xml:space="preserve">Interactive </w:t>
+            </w:r>
+            <w:proofErr w:type="spellStart"/>
+            <w:proofErr w:type="gramStart"/>
+            <w:r>
+              <w:rPr>
+                <w:b/>
+                <w:bCs/>
+              </w:rPr>
+              <w:t>WebAssembly</w:t>
+            </w:r>
+            <w:proofErr w:type="spellEnd"/>
+            <w:r>
+              <w:rPr>
+                <w:b/>
+                <w:bCs/>
+              </w:rPr>
+              <w:t>(</w:t>
+            </w:r>
+            <w:proofErr w:type="gramEnd"/>
+            <w:r>
+              <w:rPr>
+                <w:b/>
+                <w:bCs/>
+              </w:rPr>
+              <w:t>Published):</w:t>
             </w:r>
             <w:r>
               <w:t xml:space="preserve"> Works Properly</w:t>
@@ -8899,7 +11011,32 @@
                 <w:b/>
                 <w:bCs/>
               </w:rPr>
-              <w:t>Standalone WebAssembly(Published):</w:t>
+              <w:t xml:space="preserve">Standalone </w:t>
+            </w:r>
+            <w:proofErr w:type="spellStart"/>
+            <w:proofErr w:type="gramStart"/>
+            <w:r>
+              <w:rPr>
+                <w:b/>
+                <w:bCs/>
+              </w:rPr>
+              <w:t>WebAssembly</w:t>
+            </w:r>
+            <w:proofErr w:type="spellEnd"/>
+            <w:r>
+              <w:rPr>
+                <w:b/>
+                <w:bCs/>
+              </w:rPr>
+              <w:t>(</w:t>
+            </w:r>
+            <w:proofErr w:type="gramEnd"/>
+            <w:r>
+              <w:rPr>
+                <w:b/>
+                <w:bCs/>
+              </w:rPr>
+              <w:t>Published):</w:t>
             </w:r>
             <w:r>
               <w:t xml:space="preserve"> Works Properly</w:t>
@@ -8981,14 +11118,7 @@
               <w:rPr>
                 <w:rFonts w:cs="Calibri"/>
               </w:rPr>
-              <w:t xml:space="preserve">Verify timing out one concurrent invocation does not lose peer </w:t>
-            </w:r>
-            <w:r>
-              <w:rPr>
-                <w:rFonts w:cs="Calibri"/>
-              </w:rPr>
-              <w:lastRenderedPageBreak/>
-              <w:t>responses.</w:t>
+              <w:t>Verify timing out one concurrent invocation does not lose peer responses.</w:t>
             </w:r>
           </w:p>
         </w:tc>
@@ -9013,7 +11143,6 @@
               <w:rPr>
                 <w:rFonts w:cs="Calibri"/>
               </w:rPr>
-              <w:lastRenderedPageBreak/>
               <w:t>1. Create a client.</w:t>
             </w:r>
             <w:r>
@@ -9087,7 +11216,23 @@
                 <w:b/>
                 <w:bCs/>
               </w:rPr>
-              <w:t>Interactive WebAssembly:</w:t>
+              <w:t xml:space="preserve">Interactive </w:t>
+            </w:r>
+            <w:proofErr w:type="spellStart"/>
+            <w:r>
+              <w:rPr>
+                <w:b/>
+                <w:bCs/>
+              </w:rPr>
+              <w:t>WebAssembly</w:t>
+            </w:r>
+            <w:proofErr w:type="spellEnd"/>
+            <w:r>
+              <w:rPr>
+                <w:b/>
+                <w:bCs/>
+              </w:rPr>
+              <w:t>:</w:t>
             </w:r>
             <w:r>
               <w:t xml:space="preserve"> </w:t>
@@ -9125,7 +11270,35 @@
               <w:rPr>
                 <w:rFonts w:cs="Calibri"/>
               </w:rPr>
-              <w:t>A: Returned, B: TimedOut, C: TimedOut. The assertion reports Failed.</w:t>
+              <w:t xml:space="preserve">A: Returned, B: </w:t>
+            </w:r>
+            <w:proofErr w:type="spellStart"/>
+            <w:r>
+              <w:rPr>
+                <w:rFonts w:cs="Calibri"/>
+              </w:rPr>
+              <w:t>TimedOut</w:t>
+            </w:r>
+            <w:proofErr w:type="spellEnd"/>
+            <w:r>
+              <w:rPr>
+                <w:rFonts w:cs="Calibri"/>
+              </w:rPr>
+              <w:t xml:space="preserve">, C: </w:t>
+            </w:r>
+            <w:proofErr w:type="spellStart"/>
+            <w:r>
+              <w:rPr>
+                <w:rFonts w:cs="Calibri"/>
+              </w:rPr>
+              <w:t>TimedOut</w:t>
+            </w:r>
+            <w:proofErr w:type="spellEnd"/>
+            <w:r>
+              <w:rPr>
+                <w:rFonts w:cs="Calibri"/>
+              </w:rPr>
+              <w:t>. The assertion reports Failed.</w:t>
             </w:r>
           </w:p>
         </w:tc>
@@ -9224,8 +11397,17 @@
                 <w:b/>
                 <w:bCs/>
               </w:rPr>
-              <w:t>Standalone WebAssembly</w:t>
-            </w:r>
+              <w:t xml:space="preserve">Standalone </w:t>
+            </w:r>
+            <w:proofErr w:type="spellStart"/>
+            <w:r>
+              <w:rPr>
+                <w:b/>
+                <w:bCs/>
+              </w:rPr>
+              <w:t>WebAssembly</w:t>
+            </w:r>
+            <w:proofErr w:type="spellEnd"/>
             <w:r>
               <w:t xml:space="preserve">: </w:t>
             </w:r>
@@ -9352,7 +11534,32 @@
                 <w:b/>
                 <w:bCs/>
               </w:rPr>
-              <w:t>Interactive WebAssembly(Published):</w:t>
+              <w:t xml:space="preserve">Interactive </w:t>
+            </w:r>
+            <w:proofErr w:type="spellStart"/>
+            <w:proofErr w:type="gramStart"/>
+            <w:r>
+              <w:rPr>
+                <w:b/>
+                <w:bCs/>
+              </w:rPr>
+              <w:t>WebAssembly</w:t>
+            </w:r>
+            <w:proofErr w:type="spellEnd"/>
+            <w:r>
+              <w:rPr>
+                <w:b/>
+                <w:bCs/>
+              </w:rPr>
+              <w:t>(</w:t>
+            </w:r>
+            <w:proofErr w:type="gramEnd"/>
+            <w:r>
+              <w:rPr>
+                <w:b/>
+                <w:bCs/>
+              </w:rPr>
+              <w:t>Published):</w:t>
             </w:r>
             <w:r>
               <w:t xml:space="preserve"> </w:t>
@@ -9483,7 +11690,32 @@
                 <w:b/>
                 <w:bCs/>
               </w:rPr>
-              <w:t>Standalone WebAssembly(Published):</w:t>
+              <w:t xml:space="preserve">Standalone </w:t>
+            </w:r>
+            <w:proofErr w:type="spellStart"/>
+            <w:proofErr w:type="gramStart"/>
+            <w:r>
+              <w:rPr>
+                <w:b/>
+                <w:bCs/>
+              </w:rPr>
+              <w:t>WebAssembly</w:t>
+            </w:r>
+            <w:proofErr w:type="spellEnd"/>
+            <w:r>
+              <w:rPr>
+                <w:b/>
+                <w:bCs/>
+              </w:rPr>
+              <w:t>(</w:t>
+            </w:r>
+            <w:proofErr w:type="gramEnd"/>
+            <w:r>
+              <w:rPr>
+                <w:b/>
+                <w:bCs/>
+              </w:rPr>
+              <w:t>Published):</w:t>
             </w:r>
             <w:r>
               <w:t xml:space="preserve"> </w:t>
@@ -9568,7 +11800,35 @@
               <w:rPr>
                 <w:rFonts w:cs="Calibri"/>
               </w:rPr>
-              <w:t>Test cancellation arriving near the timeout deadline.</w:t>
+              <w:t xml:space="preserve">Test cancellation </w:t>
+            </w:r>
+            <w:proofErr w:type="gramStart"/>
+            <w:r>
+              <w:rPr>
+                <w:rFonts w:cs="Calibri"/>
+              </w:rPr>
+              <w:t>arriving</w:t>
+            </w:r>
+            <w:proofErr w:type="gramEnd"/>
+            <w:r>
+              <w:rPr>
+                <w:rFonts w:cs="Calibri"/>
+              </w:rPr>
+              <w:t xml:space="preserve"> near </w:t>
+            </w:r>
+            <w:proofErr w:type="gramStart"/>
+            <w:r>
+              <w:rPr>
+                <w:rFonts w:cs="Calibri"/>
+              </w:rPr>
+              <w:t>the timeout</w:t>
+            </w:r>
+            <w:proofErr w:type="gramEnd"/>
+            <w:r>
+              <w:rPr>
+                <w:rFonts w:cs="Calibri"/>
+              </w:rPr>
+              <w:t xml:space="preserve"> deadline.</w:t>
             </w:r>
           </w:p>
         </w:tc>
@@ -9654,8 +11914,16 @@
               <w:rPr>
                 <w:rFonts w:asciiTheme="minorHAnsi" w:hAnsiTheme="minorHAnsi" w:cs="Calibri"/>
               </w:rPr>
-              <w:t>3. Invoke and click Cancel active around 250–300 ms.</w:t>
-            </w:r>
+              <w:t xml:space="preserve">3. Invoke and click Cancel active around 250–300 </w:t>
+            </w:r>
+            <w:proofErr w:type="spellStart"/>
+            <w:r>
+              <w:rPr>
+                <w:rFonts w:asciiTheme="minorHAnsi" w:hAnsiTheme="minorHAnsi" w:cs="Calibri"/>
+              </w:rPr>
+              <w:t>ms.</w:t>
+            </w:r>
+            <w:proofErr w:type="spellEnd"/>
           </w:p>
           <w:p>
             <w:pPr>
@@ -9677,6 +11945,7 @@
               <w:rPr>
                 <w:rFonts w:cs="Calibri"/>
               </w:rPr>
+              <w:lastRenderedPageBreak/>
               <w:t>5. Dispose the final client.</w:t>
             </w:r>
           </w:p>
@@ -9702,7 +11971,24 @@
                 <w:b/>
                 <w:bCs/>
               </w:rPr>
-              <w:t>Interactive WebAssembly:</w:t>
+              <w:lastRenderedPageBreak/>
+              <w:t xml:space="preserve">Interactive </w:t>
+            </w:r>
+            <w:proofErr w:type="spellStart"/>
+            <w:r>
+              <w:rPr>
+                <w:b/>
+                <w:bCs/>
+              </w:rPr>
+              <w:t>WebAssembly</w:t>
+            </w:r>
+            <w:proofErr w:type="spellEnd"/>
+            <w:r>
+              <w:rPr>
+                <w:b/>
+                <w:bCs/>
+              </w:rPr>
+              <w:t>:</w:t>
             </w:r>
             <w:r>
               <w:t xml:space="preserve"> Works Properly</w:t>
@@ -9741,18 +12027,22 @@
               </w:rPr>
               <w:t> or </w:t>
             </w:r>
+            <w:proofErr w:type="spellStart"/>
             <w:r>
               <w:t>TimedOut</w:t>
             </w:r>
+            <w:proofErr w:type="spellEnd"/>
             <w:r>
               <w:rPr>
                 <w:rFonts w:cs="Calibri"/>
               </w:rPr>
               <w:t>. Neither race outcome is inherently wrong, but </w:t>
             </w:r>
+            <w:proofErr w:type="gramStart"/>
             <w:r>
               <w:t>Failed</w:t>
             </w:r>
+            <w:proofErr w:type="gramEnd"/>
             <w:r>
               <w:rPr>
                 <w:rFonts w:cs="Calibri"/>
@@ -9858,8 +12148,17 @@
                 <w:b/>
                 <w:bCs/>
               </w:rPr>
-              <w:t>Standalone WebAssembly</w:t>
-            </w:r>
+              <w:t xml:space="preserve">Standalone </w:t>
+            </w:r>
+            <w:proofErr w:type="spellStart"/>
+            <w:r>
+              <w:rPr>
+                <w:b/>
+                <w:bCs/>
+              </w:rPr>
+              <w:t>WebAssembly</w:t>
+            </w:r>
+            <w:proofErr w:type="spellEnd"/>
             <w:r>
               <w:t>: Works Properly</w:t>
             </w:r>
@@ -9985,7 +12284,32 @@
                 <w:b/>
                 <w:bCs/>
               </w:rPr>
-              <w:t>Interactive WebAssembly(Published):</w:t>
+              <w:t xml:space="preserve">Interactive </w:t>
+            </w:r>
+            <w:proofErr w:type="spellStart"/>
+            <w:proofErr w:type="gramStart"/>
+            <w:r>
+              <w:rPr>
+                <w:b/>
+                <w:bCs/>
+              </w:rPr>
+              <w:t>WebAssembly</w:t>
+            </w:r>
+            <w:proofErr w:type="spellEnd"/>
+            <w:r>
+              <w:rPr>
+                <w:b/>
+                <w:bCs/>
+              </w:rPr>
+              <w:t>(</w:t>
+            </w:r>
+            <w:proofErr w:type="gramEnd"/>
+            <w:r>
+              <w:rPr>
+                <w:b/>
+                <w:bCs/>
+              </w:rPr>
+              <w:t>Published):</w:t>
             </w:r>
             <w:r>
               <w:t xml:space="preserve"> Works Properly</w:t>
@@ -10115,7 +12439,32 @@
                 <w:b/>
                 <w:bCs/>
               </w:rPr>
-              <w:t>Standalone WebAssembly(Published):</w:t>
+              <w:t xml:space="preserve">Standalone </w:t>
+            </w:r>
+            <w:proofErr w:type="spellStart"/>
+            <w:proofErr w:type="gramStart"/>
+            <w:r>
+              <w:rPr>
+                <w:b/>
+                <w:bCs/>
+              </w:rPr>
+              <w:t>WebAssembly</w:t>
+            </w:r>
+            <w:proofErr w:type="spellEnd"/>
+            <w:r>
+              <w:rPr>
+                <w:b/>
+                <w:bCs/>
+              </w:rPr>
+              <w:t>(</w:t>
+            </w:r>
+            <w:proofErr w:type="gramEnd"/>
+            <w:r>
+              <w:rPr>
+                <w:b/>
+                <w:bCs/>
+              </w:rPr>
+              <w:t>Published):</w:t>
             </w:r>
             <w:r>
               <w:t xml:space="preserve"> Works Properly</w:t>
@@ -10197,14 +12546,7 @@
               <w:rPr>
                 <w:rFonts w:cs="Calibri"/>
               </w:rPr>
-              <w:t>Verify component teardown cleans up a worker when the user navigat</w:t>
-            </w:r>
-            <w:r>
-              <w:rPr>
-                <w:rFonts w:cs="Calibri"/>
-              </w:rPr>
-              <w:lastRenderedPageBreak/>
-              <w:t>es away.</w:t>
+              <w:t>Verify component teardown cleans up a worker when the user navigates away.</w:t>
             </w:r>
           </w:p>
         </w:tc>
@@ -10236,7 +12578,6 @@
               <w:rPr>
                 <w:rFonts w:asciiTheme="minorHAnsi" w:hAnsiTheme="minorHAnsi" w:cs="Calibri"/>
               </w:rPr>
-              <w:lastRenderedPageBreak/>
               <w:t>1. Create a client.</w:t>
             </w:r>
           </w:p>
@@ -10315,7 +12656,23 @@
                 <w:b/>
                 <w:bCs/>
               </w:rPr>
-              <w:t>Interactive WebAssembly:</w:t>
+              <w:t xml:space="preserve">Interactive </w:t>
+            </w:r>
+            <w:proofErr w:type="spellStart"/>
+            <w:r>
+              <w:rPr>
+                <w:b/>
+                <w:bCs/>
+              </w:rPr>
+              <w:t>WebAssembly</w:t>
+            </w:r>
+            <w:proofErr w:type="spellEnd"/>
+            <w:r>
+              <w:rPr>
+                <w:b/>
+                <w:bCs/>
+              </w:rPr>
+              <w:t>:</w:t>
             </w:r>
             <w:r>
               <w:t xml:space="preserve"> Works Properly</w:t>
@@ -10453,8 +12810,17 @@
                 <w:b/>
                 <w:bCs/>
               </w:rPr>
-              <w:t>Standalone WebAssembly</w:t>
-            </w:r>
+              <w:t xml:space="preserve">Standalone </w:t>
+            </w:r>
+            <w:proofErr w:type="spellStart"/>
+            <w:r>
+              <w:rPr>
+                <w:b/>
+                <w:bCs/>
+              </w:rPr>
+              <w:t>WebAssembly</w:t>
+            </w:r>
+            <w:proofErr w:type="spellEnd"/>
             <w:r>
               <w:t>: Works Properly</w:t>
             </w:r>
@@ -10580,7 +12946,32 @@
                 <w:b/>
                 <w:bCs/>
               </w:rPr>
-              <w:t>Interactive WebAssembly(Published):</w:t>
+              <w:t xml:space="preserve">Interactive </w:t>
+            </w:r>
+            <w:proofErr w:type="spellStart"/>
+            <w:proofErr w:type="gramStart"/>
+            <w:r>
+              <w:rPr>
+                <w:b/>
+                <w:bCs/>
+              </w:rPr>
+              <w:t>WebAssembly</w:t>
+            </w:r>
+            <w:proofErr w:type="spellEnd"/>
+            <w:r>
+              <w:rPr>
+                <w:b/>
+                <w:bCs/>
+              </w:rPr>
+              <w:t>(</w:t>
+            </w:r>
+            <w:proofErr w:type="gramEnd"/>
+            <w:r>
+              <w:rPr>
+                <w:b/>
+                <w:bCs/>
+              </w:rPr>
+              <w:t>Published):</w:t>
             </w:r>
             <w:r>
               <w:t xml:space="preserve"> Works Properly</w:t>
@@ -10710,7 +13101,32 @@
                 <w:b/>
                 <w:bCs/>
               </w:rPr>
-              <w:t>Standalone WebAssembly(Published):</w:t>
+              <w:t xml:space="preserve">Standalone </w:t>
+            </w:r>
+            <w:proofErr w:type="spellStart"/>
+            <w:proofErr w:type="gramStart"/>
+            <w:r>
+              <w:rPr>
+                <w:b/>
+                <w:bCs/>
+              </w:rPr>
+              <w:t>WebAssembly</w:t>
+            </w:r>
+            <w:proofErr w:type="spellEnd"/>
+            <w:r>
+              <w:rPr>
+                <w:b/>
+                <w:bCs/>
+              </w:rPr>
+              <w:t>(</w:t>
+            </w:r>
+            <w:proofErr w:type="gramEnd"/>
+            <w:r>
+              <w:rPr>
+                <w:b/>
+                <w:bCs/>
+              </w:rPr>
+              <w:t>Published):</w:t>
             </w:r>
             <w:r>
               <w:t xml:space="preserve"> Works Properly</w:t>
@@ -10899,7 +13315,23 @@
                 <w:b/>
                 <w:bCs/>
               </w:rPr>
-              <w:t>Interactive WebAssembly:</w:t>
+              <w:t xml:space="preserve">Interactive </w:t>
+            </w:r>
+            <w:proofErr w:type="spellStart"/>
+            <w:r>
+              <w:rPr>
+                <w:b/>
+                <w:bCs/>
+              </w:rPr>
+              <w:t>WebAssembly</w:t>
+            </w:r>
+            <w:proofErr w:type="spellEnd"/>
+            <w:r>
+              <w:rPr>
+                <w:b/>
+                <w:bCs/>
+              </w:rPr>
+              <w:t>:</w:t>
             </w:r>
             <w:r>
               <w:t xml:space="preserve"> Works Properly</w:t>
@@ -10938,9 +13370,11 @@
               </w:rPr>
               <w:t> or </w:t>
             </w:r>
+            <w:proofErr w:type="spellStart"/>
             <w:r>
               <w:t>TimedOut</w:t>
             </w:r>
+            <w:proofErr w:type="spellEnd"/>
             <w:r>
               <w:rPr>
                 <w:rFonts w:cs="Calibri"/>
@@ -11055,8 +13489,17 @@
                 <w:b/>
                 <w:bCs/>
               </w:rPr>
-              <w:t>Standalone WebAssembly</w:t>
-            </w:r>
+              <w:t xml:space="preserve">Standalone </w:t>
+            </w:r>
+            <w:proofErr w:type="spellStart"/>
+            <w:r>
+              <w:rPr>
+                <w:b/>
+                <w:bCs/>
+              </w:rPr>
+              <w:t>WebAssembly</w:t>
+            </w:r>
+            <w:proofErr w:type="spellEnd"/>
             <w:r>
               <w:t>: Works Properly</w:t>
             </w:r>
@@ -11182,7 +13625,32 @@
                 <w:b/>
                 <w:bCs/>
               </w:rPr>
-              <w:t>Interactive WebAssembly(Published):</w:t>
+              <w:t xml:space="preserve">Interactive </w:t>
+            </w:r>
+            <w:proofErr w:type="spellStart"/>
+            <w:proofErr w:type="gramStart"/>
+            <w:r>
+              <w:rPr>
+                <w:b/>
+                <w:bCs/>
+              </w:rPr>
+              <w:t>WebAssembly</w:t>
+            </w:r>
+            <w:proofErr w:type="spellEnd"/>
+            <w:r>
+              <w:rPr>
+                <w:b/>
+                <w:bCs/>
+              </w:rPr>
+              <w:t>(</w:t>
+            </w:r>
+            <w:proofErr w:type="gramEnd"/>
+            <w:r>
+              <w:rPr>
+                <w:b/>
+                <w:bCs/>
+              </w:rPr>
+              <w:t>Published):</w:t>
             </w:r>
             <w:r>
               <w:t xml:space="preserve"> Works Properly</w:t>
@@ -11312,7 +13780,32 @@
                 <w:b/>
                 <w:bCs/>
               </w:rPr>
-              <w:t>Standalone WebAssembly(Published):</w:t>
+              <w:t xml:space="preserve">Standalone </w:t>
+            </w:r>
+            <w:proofErr w:type="spellStart"/>
+            <w:proofErr w:type="gramStart"/>
+            <w:r>
+              <w:rPr>
+                <w:b/>
+                <w:bCs/>
+              </w:rPr>
+              <w:t>WebAssembly</w:t>
+            </w:r>
+            <w:proofErr w:type="spellEnd"/>
+            <w:r>
+              <w:rPr>
+                <w:b/>
+                <w:bCs/>
+              </w:rPr>
+              <w:t>(</w:t>
+            </w:r>
+            <w:proofErr w:type="gramEnd"/>
+            <w:r>
+              <w:rPr>
+                <w:b/>
+                <w:bCs/>
+              </w:rPr>
+              <w:t>Published):</w:t>
             </w:r>
             <w:r>
               <w:t xml:space="preserve"> Works Properly</w:t>
@@ -11474,7 +13967,32 @@
                 <w:b/>
                 <w:bCs/>
               </w:rPr>
-              <w:t>Interactive WebAssembly(Published):</w:t>
+              <w:t xml:space="preserve">Interactive </w:t>
+            </w:r>
+            <w:proofErr w:type="spellStart"/>
+            <w:proofErr w:type="gramStart"/>
+            <w:r>
+              <w:rPr>
+                <w:b/>
+                <w:bCs/>
+              </w:rPr>
+              <w:t>WebAssembly</w:t>
+            </w:r>
+            <w:proofErr w:type="spellEnd"/>
+            <w:r>
+              <w:rPr>
+                <w:b/>
+                <w:bCs/>
+              </w:rPr>
+              <w:t>(</w:t>
+            </w:r>
+            <w:proofErr w:type="gramEnd"/>
+            <w:r>
+              <w:rPr>
+                <w:b/>
+                <w:bCs/>
+              </w:rPr>
+              <w:t>Published):</w:t>
             </w:r>
             <w:r>
               <w:t xml:space="preserve"> Works Properly</w:t>
@@ -11502,7 +14020,21 @@
               <w:rPr>
                 <w:rFonts w:cs="Calibri"/>
               </w:rPr>
-              <w:t>Standalone and Blazor Web App Interactive WebAssembly produce equivalent outcomes. Source and published runs both load worker assets and pass the same behavioral checks.</w:t>
+              <w:t xml:space="preserve">Standalone and Blazor Web App Interactive </w:t>
+            </w:r>
+            <w:proofErr w:type="spellStart"/>
+            <w:r>
+              <w:rPr>
+                <w:rFonts w:cs="Calibri"/>
+              </w:rPr>
+              <w:t>WebAssembly</w:t>
+            </w:r>
+            <w:proofErr w:type="spellEnd"/>
+            <w:r>
+              <w:rPr>
+                <w:rFonts w:cs="Calibri"/>
+              </w:rPr>
+              <w:t xml:space="preserve"> produce equivalent outcomes. Source and published runs both load worker assets and pass the same behavioral checks.</w:t>
             </w:r>
             <w:r>
               <w:rPr>
@@ -11520,14 +14052,21 @@
               <w:rPr>
                 <w:rFonts w:cs="Calibri"/>
               </w:rPr>
-              <w:t xml:space="preserve">TC-22 is an aggregate comparison of the configuration-specific recordings and is not a separately executed scenario. Its evidence consists of TC-01 through TC-21 </w:t>
-            </w:r>
-            <w:r>
-              <w:rPr>
-                <w:rFonts w:cs="Calibri"/>
-              </w:rPr>
-              <w:lastRenderedPageBreak/>
-              <w:t>under InteractiveWebAssembly, StandaloneWebAssembly, PublishedInteractiveWASM, and PublishedOutputStandalone.</w:t>
+              <w:t>TC-22 is an aggregate comparison of the configuration-specific recordings and is not a separately executed scenario. Its evidence consists of TC-01 through TC-21 under InteractiveWebAssembly, StandaloneWebAssembly, PublishedInteractiveWASM, and </w:t>
+            </w:r>
+            <w:proofErr w:type="spellStart"/>
+            <w:r>
+              <w:rPr>
+                <w:rFonts w:cs="Calibri"/>
+              </w:rPr>
+              <w:t>PublishedOutputStandalone</w:t>
+            </w:r>
+            <w:proofErr w:type="spellEnd"/>
+            <w:r>
+              <w:rPr>
+                <w:rFonts w:cs="Calibri"/>
+              </w:rPr>
+              <w:t>.</w:t>
             </w:r>
             <w:r>
               <w:rPr>
@@ -11643,7 +14182,32 @@
                 <w:b/>
                 <w:bCs/>
               </w:rPr>
-              <w:t>Standalone WebAssembly(Published):</w:t>
+              <w:t xml:space="preserve">Standalone </w:t>
+            </w:r>
+            <w:proofErr w:type="spellStart"/>
+            <w:proofErr w:type="gramStart"/>
+            <w:r>
+              <w:rPr>
+                <w:b/>
+                <w:bCs/>
+              </w:rPr>
+              <w:t>WebAssembly</w:t>
+            </w:r>
+            <w:proofErr w:type="spellEnd"/>
+            <w:r>
+              <w:rPr>
+                <w:b/>
+                <w:bCs/>
+              </w:rPr>
+              <w:t>(</w:t>
+            </w:r>
+            <w:proofErr w:type="gramEnd"/>
+            <w:r>
+              <w:rPr>
+                <w:b/>
+                <w:bCs/>
+              </w:rPr>
+              <w:t>Published):</w:t>
             </w:r>
             <w:r>
               <w:t xml:space="preserve"> Works Properly</w:t>
@@ -12090,6 +14654,7 @@
               <w:rPr>
                 <w:rFonts w:cs="Calibri"/>
               </w:rPr>
+              <w:lastRenderedPageBreak/>
               <w:t>Never-returning method times out</w:t>
             </w:r>
           </w:p>
@@ -12754,7 +15319,6 @@
               <w:rPr>
                 <w:rFonts w:cs="Calibri"/>
               </w:rPr>
-              <w:lastRenderedPageBreak/>
               <w:t>Disposal settles pending invocation</w:t>
             </w:r>
           </w:p>
@@ -13754,7 +16318,23 @@
           <w:b/>
           <w:bCs/>
         </w:rPr>
-        <w:t>Interactive WebAssembly:</w:t>
+        <w:t xml:space="preserve">Interactive </w:t>
+      </w:r>
+      <w:proofErr w:type="spellStart"/>
+      <w:r>
+        <w:rPr>
+          <w:b/>
+          <w:bCs/>
+        </w:rPr>
+        <w:t>WebAssembly</w:t>
+      </w:r>
+      <w:proofErr w:type="spellEnd"/>
+      <w:r>
+        <w:rPr>
+          <w:b/>
+          <w:bCs/>
+        </w:rPr>
+        <w:t>:</w:t>
       </w:r>
     </w:p>
     <w:p>
@@ -13825,8 +16405,23 @@
           <w:b/>
           <w:bCs/>
         </w:rPr>
-        <w:lastRenderedPageBreak/>
-        <w:t>Standalone WebAssembly:</w:t>
+        <w:t xml:space="preserve">Standalone </w:t>
+      </w:r>
+      <w:proofErr w:type="spellStart"/>
+      <w:r>
+        <w:rPr>
+          <w:b/>
+          <w:bCs/>
+        </w:rPr>
+        <w:t>WebAssembly</w:t>
+      </w:r>
+      <w:proofErr w:type="spellEnd"/>
+      <w:r>
+        <w:rPr>
+          <w:b/>
+          <w:bCs/>
+        </w:rPr>
+        <w:t>:</w:t>
       </w:r>
     </w:p>
     <w:p>
@@ -13897,7 +16492,32 @@
           <w:b/>
           <w:bCs/>
         </w:rPr>
-        <w:t>Interactive WebAssembly(Published):</w:t>
+        <w:t xml:space="preserve">Interactive </w:t>
+      </w:r>
+      <w:proofErr w:type="spellStart"/>
+      <w:proofErr w:type="gramStart"/>
+      <w:r>
+        <w:rPr>
+          <w:b/>
+          <w:bCs/>
+        </w:rPr>
+        <w:t>WebAssembly</w:t>
+      </w:r>
+      <w:proofErr w:type="spellEnd"/>
+      <w:r>
+        <w:rPr>
+          <w:b/>
+          <w:bCs/>
+        </w:rPr>
+        <w:t>(</w:t>
+      </w:r>
+      <w:proofErr w:type="gramEnd"/>
+      <w:r>
+        <w:rPr>
+          <w:b/>
+          <w:bCs/>
+        </w:rPr>
+        <w:t>Published):</w:t>
       </w:r>
     </w:p>
     <w:p>
@@ -13914,6 +16534,7 @@
           <w:bCs/>
           <w:noProof/>
         </w:rPr>
+        <w:lastRenderedPageBreak/>
         <w:drawing>
           <wp:inline distT="0" distB="0" distL="0" distR="0" wp14:anchorId="27ECA594" wp14:editId="4452CA61">
             <wp:extent cx="5943600" cy="4570730"/>
@@ -13977,8 +16598,32 @@
           <w:b/>
           <w:bCs/>
         </w:rPr>
-        <w:lastRenderedPageBreak/>
-        <w:t>Standalone WebAssembly(Published)</w:t>
+        <w:t xml:space="preserve">Standalone </w:t>
+      </w:r>
+      <w:proofErr w:type="spellStart"/>
+      <w:proofErr w:type="gramStart"/>
+      <w:r>
+        <w:rPr>
+          <w:b/>
+          <w:bCs/>
+        </w:rPr>
+        <w:t>WebAssembly</w:t>
+      </w:r>
+      <w:proofErr w:type="spellEnd"/>
+      <w:r>
+        <w:rPr>
+          <w:b/>
+          <w:bCs/>
+        </w:rPr>
+        <w:t>(</w:t>
+      </w:r>
+      <w:proofErr w:type="gramEnd"/>
+      <w:r>
+        <w:rPr>
+          <w:b/>
+          <w:bCs/>
+        </w:rPr>
+        <w:t>Published)</w:t>
       </w:r>
     </w:p>
     <w:p>
@@ -13994,6 +16639,7 @@
           <w:bCs/>
           <w:noProof/>
         </w:rPr>
+        <w:lastRenderedPageBreak/>
         <w:drawing>
           <wp:inline distT="0" distB="0" distL="0" distR="0" wp14:anchorId="745A3EDA" wp14:editId="45540EFD">
             <wp:extent cx="5943600" cy="4425950"/>
@@ -14063,7 +16709,23 @@
         <w:tab/>
       </w:r>
       <w:r>
-        <w:t>No Console errors were observed during the validation testing of all the testcases and also captured the console while testing for all the configurations.</w:t>
+        <w:t xml:space="preserve">No Console errors were observed during the validation testing of all the </w:t>
+      </w:r>
+      <w:proofErr w:type="gramStart"/>
+      <w:r>
+        <w:t>testcases</w:t>
+      </w:r>
+      <w:proofErr w:type="gramEnd"/>
+      <w:r>
+        <w:t xml:space="preserve"> </w:t>
+      </w:r>
+      <w:proofErr w:type="gramStart"/>
+      <w:r>
+        <w:t>and also</w:t>
+      </w:r>
+      <w:proofErr w:type="gramEnd"/>
+      <w:r>
+        <w:t xml:space="preserve"> captured the console while testing for all the configurations.</w:t>
       </w:r>
     </w:p>
     <w:p/>
@@ -14218,15 +16880,7 @@
                 <w:b/>
                 <w:bCs/>
               </w:rPr>
-              <w:t xml:space="preserve">TC-09: Cancel </w:t>
-            </w:r>
-            <w:r>
-              <w:rPr>
-                <w:b/>
-                <w:bCs/>
-              </w:rPr>
-              <w:lastRenderedPageBreak/>
-              <w:t>worker creation</w:t>
+              <w:t>TC-09: Cancel worker creation</w:t>
             </w:r>
           </w:p>
         </w:tc>
@@ -14238,12 +16892,11 @@
           </w:tcPr>
           <w:p>
             <w:r>
+              <w:t xml:space="preserve">Creation returns Cancelled, UI shows No client, and worker count </w:t>
+            </w:r>
+            <w:r>
               <w:lastRenderedPageBreak/>
-              <w:t xml:space="preserve">Creation returns Cancelled, UI shows No client, </w:t>
-            </w:r>
-            <w:r>
-              <w:lastRenderedPageBreak/>
-              <w:t>and worker count returns from 1 to baseline 0.</w:t>
+              <w:t>returns from 1 to baseline 0.</w:t>
             </w:r>
           </w:p>
         </w:tc>
@@ -14256,11 +16909,11 @@
           <w:p>
             <w:r>
               <w:lastRenderedPageBreak/>
-              <w:t xml:space="preserve">Creation returns Cancelled and UI shows No client, but </w:t>
+              <w:t xml:space="preserve">Creation returns Cancelled and UI shows No client, but worker count </w:t>
             </w:r>
             <w:r>
               <w:lastRenderedPageBreak/>
-              <w:t>worker count remains 1 after cancellation.</w:t>
+              <w:t>remains 1 after cancellation.</w:t>
             </w:r>
           </w:p>
         </w:tc>
@@ -14273,11 +16926,19 @@
           <w:p>
             <w:r>
               <w:lastRenderedPageBreak/>
-              <w:t xml:space="preserve">The managed wait is cancelled, but the JavaScript worker continues initializing. Because </w:t>
+              <w:t xml:space="preserve">The managed wait is cancelled, but the JavaScript worker continues initializing. Because no </w:t>
+            </w:r>
+            <w:proofErr w:type="spellStart"/>
+            <w:r>
+              <w:t>WebWorkerClient</w:t>
+            </w:r>
+            <w:proofErr w:type="spellEnd"/>
+            <w:r>
+              <w:t xml:space="preserve"> is returned, </w:t>
             </w:r>
             <w:r>
               <w:lastRenderedPageBreak/>
-              <w:t>no WebWorkerClient is returned, the application cannot terminate the orphaned worker.</w:t>
+              <w:t>the application cannot terminate the orphaned worker.</w:t>
             </w:r>
           </w:p>
         </w:tc>
@@ -14311,7 +16972,15 @@
           </w:tcPr>
           <w:p>
             <w:r>
-              <w:t>A: Returned, B: TimedOut, C: Returned. The assertion should pass.</w:t>
+              <w:t xml:space="preserve">A: Returned, B: </w:t>
+            </w:r>
+            <w:proofErr w:type="spellStart"/>
+            <w:r>
+              <w:t>TimedOut</w:t>
+            </w:r>
+            <w:proofErr w:type="spellEnd"/>
+            <w:r>
+              <w:t>, C: Returned. The assertion should pass.</w:t>
             </w:r>
           </w:p>
         </w:tc>
@@ -14323,7 +16992,23 @@
           </w:tcPr>
           <w:p>
             <w:r>
-              <w:t>A: Returned, B: TimedOut, C: TimedOut. The assertion reports Failed.</w:t>
+              <w:t xml:space="preserve">A: Returned, B: </w:t>
+            </w:r>
+            <w:proofErr w:type="spellStart"/>
+            <w:r>
+              <w:t>TimedOut</w:t>
+            </w:r>
+            <w:proofErr w:type="spellEnd"/>
+            <w:r>
+              <w:t xml:space="preserve">, C: </w:t>
+            </w:r>
+            <w:proofErr w:type="spellStart"/>
+            <w:r>
+              <w:t>TimedOut</w:t>
+            </w:r>
+            <w:proofErr w:type="spellEnd"/>
+            <w:r>
+              <w:t>. The assertion reports Failed.</w:t>
             </w:r>
           </w:p>
         </w:tc>
@@ -17360,7 +20045,6 @@
   <w:style w:type="character" w:default="1" w:styleId="DefaultParagraphFont">
     <w:name w:val="Default Paragraph Font"/>
     <w:uiPriority w:val="1"/>
-    <w:semiHidden/>
     <w:unhideWhenUsed/>
   </w:style>
   <w:style w:type="table" w:default="1" w:styleId="TableNormal">
